--- a/docs/8 - SCREENING & VETTING/SF 01 Application Form.docx
+++ b/docs/8 - SCREENING & VETTING/SF 01 Application Form.docx
@@ -1,5 +1,5053 @@
 
-<file path=word/document.xml><?xml version="1.0" encoding="UTF-8" standalone="yes"?><w:document mc:Ignorable="w14 w15 wp14" xmlns:wpc="http://schemas.microsoft.com/office/word/2010/wordprocessingCanvas" xmlns:mc="http://schemas.openxmlformats.org/markup-compatibility/2006" xmlns:o="urn:schemas-microsoft-com:office:office" xmlns:r="http://schemas.openxmlformats.org/officeDocument/2006/relationships" xmlns:m="http://schemas.openxmlformats.org/officeDocument/2006/math" xmlns:v="urn:schemas-microsoft-com:vml" xmlns:wp14="http://schemas.microsoft.com/office/word/2010/wordprocessingDrawing" xmlns:wp="http://schemas.openxmlformats.org/drawingml/2006/wordprocessingDrawing" xmlns:w10="urn:schemas-microsoft-com:office:word" xmlns:w="http://schemas.openxmlformats.org/wordprocessingml/2006/main" xmlns:w14="http://schemas.microsoft.com/office/word/2010/wordml" xmlns:w15="http://schemas.microsoft.com/office/word/2012/wordml" xmlns:wpg="http://schemas.microsoft.com/office/word/2010/wordprocessingGroup" xmlns:wpi="http://schemas.microsoft.com/office/word/2010/wordprocessingInk" xmlns:wne="http://schemas.microsoft.com/office/word/2006/wordml" xmlns:wps="http://schemas.microsoft.com/office/word/2010/wordprocessingShape" xmlns:cx="http://schemas.microsoft.com/office/drawing/2014/chartex" xmlns:cx1="http://schemas.microsoft.com/office/drawing/2015/9/8/chartex" xmlns:cx2="http://schemas.microsoft.com/office/drawing/2015/10/21/chartex" xmlns:cx3="http://schemas.microsoft.com/office/drawing/2016/5/9/chartex" xmlns:cx4="http://schemas.microsoft.com/office/drawing/2016/5/10/chartex" xmlns:cx5="http://schemas.microsoft.com/office/drawing/2016/5/11/chartex" xmlns:cx6="http://schemas.microsoft.com/office/drawing/2016/5/12/chartex" xmlns:cx7="http://schemas.microsoft.com/office/drawing/2016/5/13/chartex" xmlns:cx8="http://schemas.microsoft.com/office/drawing/2016/5/14/chartex" xmlns:aink="http://schemas.microsoft.com/office/drawing/2016/ink" xmlns:am3d="http://schemas.microsoft.com/office/drawing/2017/model3d" xmlns:w16cex="http://schemas.microsoft.com/office/word/2018/wordml/cex" xmlns:w16cid="http://schemas.microsoft.com/office/word/2016/wordml/cid" xmlns:w16="http://schemas.microsoft.com/office/word/2018/wordml" xmlns:w16sdtdh="http://schemas.microsoft.com/office/word/2020/wordml/sdtdatahash" xmlns:w16se="http://schemas.microsoft.com/office/word/2015/wordml/symex"><w:body><w:p><w:pPr><w:spacing w:before="120" w:after="40"/><w:jc w:val="center"/></w:pPr><w:r><w:rPr><w:b/><w:bCs/><w:color w:val="0F2942"/><w:sz w:val="32"/><w:szCs w:val="32"/><w:rFonts w:ascii="Calibri" w:cs="Calibri" w:eastAsia="Calibri" w:hAnsi="Calibri"/></w:rPr><w:t xml:space="preserve">CSTM SERVICES LTD</w:t></w:r></w:p><w:p><w:pPr><w:spacing w:after="60"/><w:jc w:val="center"/></w:pPr><w:r><w:rPr><w:b/><w:bCs/><w:color w:val="1F4E79"/><w:sz w:val="28"/><w:szCs w:val="28"/><w:rFonts w:ascii="Calibri" w:cs="Calibri" w:eastAsia="Calibri" w:hAnsi="Calibri"/></w:rPr><w:t xml:space="preserve">APPLICATION FORM</w:t></w:r></w:p><w:p><w:pPr><w:spacing w:after="160"/><w:jc w:val="center"/></w:pPr><w:r><w:rPr><w:color w:val="8B7355"/><w:sz w:val="18"/><w:szCs w:val="18"/><w:rFonts w:ascii="Calibri" w:cs="Calibri" w:eastAsia="Calibri" w:hAnsi="Calibri"/></w:rPr><w:t xml:space="preserve">Security Screening &amp; Vetting  ·  SF 01</w:t></w:r></w:p><w:tbl><w:tblPr><w:tblW w:type="dxa" w:w="9360"/><w:tblBorders><w:top w:val="single" w:color="auto" w:sz="4"/><w:left w:val="single" w:color="auto" w:sz="4"/><w:bottom w:val="single" w:color="auto" w:sz="4"/><w:right w:val="single" w:color="auto" w:sz="4"/><w:insideH w:val="single" w:color="auto" w:sz="4"/><w:insideV w:val="single" w:color="auto" w:sz="4"/></w:tblBorders></w:tblPr><w:tblGrid><w:gridCol w:w="9360"/></w:tblGrid><w:tr><w:tc><w:tcPr><w:tcW w:type="dxa" w:w="9360"/><w:tcBorders><w:top w:val="none" w:color="FFFFFF" w:sz="0"/><w:left w:val="none" w:color="FFFFFF" w:sz="0"/><w:bottom w:val="none" w:color="FFFFFF" w:sz="0"/><w:right w:val="none" w:color="FFFFFF" w:sz="0"/></w:tcBorders><w:shd w:fill="0F2942" w:val="clear"/><w:tcMar><w:top w:type="dxa" w:w="80"/><w:left w:type="dxa" w:w="140"/><w:bottom w:type="dxa" w:w="80"/><w:right w:type="dxa" w:w="140"/></w:tcMar></w:tcPr><w:p><w:pPr><w:jc w:val="center"/></w:pPr><w:r><w:rPr><w:b/><w:bCs/><w:color w:val="FFFFFF"/><w:sz w:val="18"/><w:szCs w:val="18"/><w:caps/><w:rFonts w:ascii="Calibri" w:cs="Calibri" w:eastAsia="Calibri" w:hAnsi="Calibri"/></w:rPr><w:t xml:space="preserve">CONFIDENTIAL WHEN COMPLETED</w:t></w:r></w:p></w:tc></w:tr></w:tbl><w:p><w:pPr><w:spacing w:after="140"/></w:pPr></w:p><w:tbl><w:tblPr><w:tblW w:type="dxa" w:w="9360"/><w:tblBorders><w:top w:val="single" w:color="auto" w:sz="4"/><w:left w:val="single" w:color="auto" w:sz="4"/><w:bottom w:val="single" w:color="auto" w:sz="4"/><w:right w:val="single" w:color="auto" w:sz="4"/><w:insideH w:val="single" w:color="auto" w:sz="4"/><w:insideV w:val="single" w:color="auto" w:sz="4"/></w:tblBorders></w:tblPr><w:tblGrid><w:gridCol w:w="6200"/><w:gridCol w:w="3160"/></w:tblGrid><w:tr><w:tc><w:tcPr><w:tcW w:type="dxa" w:w="6200"/><w:tcBorders><w:top w:val="single" w:color="D0D5DD" w:sz="4"/><w:left w:val="single" w:color="D0D5DD" w:sz="4"/><w:bottom w:val="single" w:color="D0D5DD" w:sz="4"/><w:right w:val="single" w:color="D0D5DD" w:sz="4"/></w:tcBorders><w:tcMar><w:top w:type="dxa" w:w="80"/><w:left w:type="dxa" w:w="100"/><w:bottom w:type="dxa" w:w="80"/><w:right w:type="dxa" w:w="100"/></w:tcMar></w:tcPr><w:p><w:pPr><w:spacing w:after="100" w:line="276"/></w:pPr><w:r><w:rPr><w:sz w:val="20"/><w:szCs w:val="20"/><w:rFonts w:ascii="Calibri" w:cs="Calibri" w:eastAsia="Calibri" w:hAnsi="Calibri"/></w:rPr><w:t xml:space="preserve">CSTM SERVICES LTD</w:t></w:r></w:p><w:p><w:pPr><w:spacing w:after="60"/></w:pPr><w:r><w:rPr><w:sz w:val="19"/><w:szCs w:val="19"/><w:rFonts w:ascii="Calibri" w:cs="Calibri" w:eastAsia="Calibri" w:hAnsi="Calibri"/></w:rPr><w:t xml:space="preserve">VETTING FROM: {{VETTING_START_DAY}} / {{VETTING_START_MONTH}} / {{VETTING_START_YEAR}}</w:t></w:r></w:p><w:p><w:pPr><w:spacing w:after="40"/></w:pPr><w:r><w:rPr><w:sz w:val="19"/><w:szCs w:val="19"/><w:rFonts w:ascii="Calibri" w:cs="Calibri" w:eastAsia="Calibri" w:hAnsi="Calibri"/></w:rPr><w:t xml:space="preserve">VETTED BY: {{HR_SIGNATORY_NAME}}</w:t></w:r></w:p><w:p><w:pPr><w:spacing w:after="80"/></w:pPr><w:r><w:rPr><w:i/><w:iCs/><w:color w:val="555555"/><w:sz w:val="18"/><w:szCs w:val="18"/><w:rFonts w:ascii="Calibri" w:cs="Calibri" w:eastAsia="Calibri" w:hAnsi="Calibri"/></w:rPr><w:t xml:space="preserve">(12/16 weeks from the above date)</w:t></w:r></w:p><w:p><w:pPr><w:spacing w:before="80" w:after="40"/></w:pPr><w:r><w:rPr><w:b/><w:bCs/><w:sz w:val="19"/><w:szCs w:val="19"/><w:rFonts w:ascii="Calibri" w:cs="Calibri" w:eastAsia="Calibri" w:hAnsi="Calibri"/></w:rPr><w:t xml:space="preserve">S.I.A. LICENCE NUMBER: {{SIA_LICENCE}}</w:t></w:r></w:p><w:p><w:r><w:rPr><w:sz w:val="19"/><w:szCs w:val="19"/><w:rFonts w:ascii="Calibri" w:cs="Calibri" w:eastAsia="Calibri" w:hAnsi="Calibri"/></w:rPr><w:t xml:space="preserve">EMPLOYMENT AS: {{OFFICER_TYPE}}</w:t></w:r></w:p></w:tc><w:tc><w:tcPr><w:tcW w:type="dxa" w:w="3160"/><w:tcBorders><w:top w:val="single" w:color="D0D5DD" w:sz="4"/><w:left w:val="single" w:color="D0D5DD" w:sz="4"/><w:bottom w:val="single" w:color="D0D5DD" w:sz="4"/><w:right w:val="single" w:color="D0D5DD" w:sz="4"/></w:tcBorders><w:shd w:fill="F4F6F8" w:val="clear"/><w:tcMar><w:top w:type="dxa" w:w="120"/><w:left w:type="dxa" w:w="80"/><w:bottom w:type="dxa" w:w="120"/><w:right w:type="dxa" w:w="80"/></w:tcMar><w:vAlign w:val="center"/></w:tcPr><w:p><w:pPr><w:jc w:val="center"/></w:pPr><w:r><w:rPr><w:b/><w:bCs/><w:color w:val="0F2942"/><w:sz w:val="16"/><w:szCs w:val="16"/><w:rFonts w:ascii="Calibri" w:cs="Calibri" w:eastAsia="Calibri" w:hAnsi="Calibri"/></w:rPr><w:t xml:space="preserve">PLEASE AFFIX</w:t></w:r></w:p><w:p><w:pPr><w:spacing w:before="40" w:after="40"/><w:jc w:val="center"/></w:pPr><w:r><w:rPr><w:b/><w:bCs/><w:color w:val="0F2942"/><w:sz w:val="16"/><w:szCs w:val="16"/><w:rFonts w:ascii="Calibri" w:cs="Calibri" w:eastAsia="Calibri" w:hAnsi="Calibri"/></w:rPr><w:t xml:space="preserve">PHOTOGRAPH</w:t></w:r></w:p><w:p><w:pPr><w:spacing w:after="80"/></w:pPr><w:r><w:rPr><w:i/><w:iCs/><w:color w:val="555555"/><w:sz w:val="18"/><w:szCs w:val="18"/><w:rFonts w:ascii="Calibri" w:cs="Calibri" w:eastAsia="Calibri" w:hAnsi="Calibri"/></w:rPr><w:t xml:space="preserve">Passport-size</w:t></w:r></w:p></w:tc></w:tr></w:tbl><w:p><w:pPr><w:spacing w:after="100"/></w:pPr></w:p><w:p><w:pPr><w:spacing w:after="80"/></w:pPr><w:r><w:rPr><w:i/><w:iCs/><w:color w:val="555555"/><w:sz w:val="18"/><w:szCs w:val="18"/><w:rFonts w:ascii="Calibri" w:cs="Calibri" w:eastAsia="Calibri" w:hAnsi="Calibri"/></w:rPr><w:t xml:space="preserve">PLEASE ANSWER ALL QUESTIONS USING BLOCK CAPITALS</w:t></w:r></w:p><w:p><w:pPr><w:pBdr><w:bottom w:val="single" w:color="1F4E79" w:sz="12" w:space="4"/></w:pBdr><w:spacing w:before="240" w:after="120"/></w:pPr><w:r><w:rPr><w:b/><w:bCs/><w:color w:val="8B7355"/><w:sz w:val="22"/><w:szCs w:val="22"/><w:rFonts w:ascii="Calibri" w:cs="Calibri" w:eastAsia="Calibri" w:hAnsi="Calibri"/></w:rPr><w:t xml:space="preserve">1.  </w:t></w:r><w:r><w:rPr><w:b/><w:bCs/><w:color w:val="0F2942"/><w:sz w:val="22"/><w:szCs w:val="22"/><w:rFonts w:ascii="Calibri" w:cs="Calibri" w:eastAsia="Calibri" w:hAnsi="Calibri"/></w:rPr><w:t xml:space="preserve">PERSONAL INFORMATION</w:t></w:r></w:p><w:tbl><w:tblPr><w:tblW w:type="dxa" w:w="9360"/><w:tblBorders><w:top w:val="single" w:color="auto" w:sz="4"/><w:left w:val="single" w:color="auto" w:sz="4"/><w:bottom w:val="single" w:color="auto" w:sz="4"/><w:right w:val="single" w:color="auto" w:sz="4"/><w:insideH w:val="single" w:color="auto" w:sz="4"/><w:insideV w:val="single" w:color="auto" w:sz="4"/></w:tblBorders></w:tblPr><w:tblGrid><w:gridCol w:w="2800"/><w:gridCol w:w="6560"/></w:tblGrid><w:tr><w:tc><w:tcPr><w:tcW w:type="dxa" w:w="2800"/><w:tcBorders><w:top w:val="single" w:color="D0D5DD" w:sz="4"/><w:left w:val="single" w:color="D0D5DD" w:sz="4"/><w:bottom w:val="single" w:color="D0D5DD" w:sz="4"/><w:right w:val="single" w:color="D0D5DD" w:sz="4"/></w:tcBorders><w:shd w:fill="F4F6F8" w:val="clear"/><w:tcMar><w:top w:type="dxa" w:w="60"/><w:left w:type="dxa" w:w="100"/><w:bottom w:type="dxa" w:w="60"/><w:right w:type="dxa" w:w="100"/></w:tcMar><w:vAlign w:val="center"/></w:tcPr><w:p><w:r><w:rPr><w:b/><w:bCs/><w:color w:val="0F2942"/><w:sz w:val="18"/><w:szCs w:val="18"/><w:rFonts w:ascii="Calibri" w:cs="Calibri" w:eastAsia="Calibri" w:hAnsi="Calibri"/></w:rPr><w:t xml:space="preserve">SURNAME:</w:t></w:r></w:p></w:tc><w:tc><w:tcPr><w:tcW w:type="dxa" w:w="6560"/><w:tcBorders><w:top w:val="single" w:color="D0D5DD" w:sz="4"/><w:left w:val="single" w:color="D0D5DD" w:sz="4"/><w:bottom w:val="single" w:color="D0D5DD" w:sz="4"/><w:right w:val="single" w:color="D0D5DD" w:sz="4"/></w:tcBorders><w:tcMar><w:top w:type="dxa" w:w="60"/><w:left w:type="dxa" w:w="100"/><w:bottom w:type="dxa" w:w="60"/><w:right w:type="dxa" w:w="100"/></w:tcMar><w:vAlign w:val="center"/></w:tcPr><w:p><w:r><w:rPr><w:sz w:val="20"/><w:szCs w:val="20"/><w:rFonts w:ascii="Calibri" w:cs="Calibri" w:eastAsia="Calibri" w:hAnsi="Calibri"/></w:rPr><w:t xml:space="preserve">{{EMPLOYEE_SURNAME}}</w:t></w:r></w:p></w:tc></w:tr><w:tr><w:tc><w:tcPr><w:tcW w:type="dxa" w:w="2800"/><w:tcBorders><w:top w:val="single" w:color="D0D5DD" w:sz="4"/><w:left w:val="single" w:color="D0D5DD" w:sz="4"/><w:bottom w:val="single" w:color="D0D5DD" w:sz="4"/><w:right w:val="single" w:color="D0D5DD" w:sz="4"/></w:tcBorders><w:shd w:fill="F4F6F8" w:val="clear"/><w:tcMar><w:top w:type="dxa" w:w="60"/><w:left w:type="dxa" w:w="100"/><w:bottom w:type="dxa" w:w="60"/><w:right w:type="dxa" w:w="100"/></w:tcMar><w:vAlign w:val="center"/></w:tcPr><w:p><w:r><w:rPr><w:b/><w:bCs/><w:color w:val="0F2942"/><w:sz w:val="18"/><w:szCs w:val="18"/><w:rFonts w:ascii="Calibri" w:cs="Calibri" w:eastAsia="Calibri" w:hAnsi="Calibri"/></w:rPr><w:t xml:space="preserve">FIRST NAMES:</w:t></w:r></w:p></w:tc><w:tc><w:tcPr><w:tcW w:type="dxa" w:w="6560"/><w:tcBorders><w:top w:val="single" w:color="D0D5DD" w:sz="4"/><w:left w:val="single" w:color="D0D5DD" w:sz="4"/><w:bottom w:val="single" w:color="D0D5DD" w:sz="4"/><w:right w:val="single" w:color="D0D5DD" w:sz="4"/></w:tcBorders><w:tcMar><w:top w:type="dxa" w:w="60"/><w:left w:type="dxa" w:w="100"/><w:bottom w:type="dxa" w:w="60"/><w:right w:type="dxa" w:w="100"/></w:tcMar><w:vAlign w:val="center"/></w:tcPr><w:p><w:r><w:rPr><w:sz w:val="20"/><w:szCs w:val="20"/><w:rFonts w:ascii="Calibri" w:cs="Calibri" w:eastAsia="Calibri" w:hAnsi="Calibri"/></w:rPr><w:t xml:space="preserve">{{EMPLOYEE_FIRST_NAMES}}</w:t></w:r></w:p></w:tc></w:tr><w:tr><w:tc><w:tcPr><w:tcW w:type="dxa" w:w="2800"/><w:tcBorders><w:top w:val="single" w:color="D0D5DD" w:sz="4"/><w:left w:val="single" w:color="D0D5DD" w:sz="4"/><w:bottom w:val="single" w:color="D0D5DD" w:sz="4"/><w:right w:val="single" w:color="D0D5DD" w:sz="4"/></w:tcBorders><w:shd w:fill="F4F6F8" w:val="clear"/><w:tcMar><w:top w:type="dxa" w:w="60"/><w:left w:type="dxa" w:w="100"/><w:bottom w:type="dxa" w:w="60"/><w:right w:type="dxa" w:w="100"/></w:tcMar><w:vAlign w:val="center"/></w:tcPr><w:p><w:r><w:rPr><w:b/><w:bCs/><w:color w:val="0F2942"/><w:sz w:val="18"/><w:szCs w:val="18"/><w:rFonts w:ascii="Calibri" w:cs="Calibri" w:eastAsia="Calibri" w:hAnsi="Calibri"/></w:rPr><w:t xml:space="preserve">CURRENT ADDRESS:</w:t></w:r></w:p></w:tc><w:tc><w:tcPr><w:tcW w:type="dxa" w:w="6560"/><w:tcBorders><w:top w:val="single" w:color="D0D5DD" w:sz="4"/><w:left w:val="single" w:color="D0D5DD" w:sz="4"/><w:bottom w:val="single" w:color="D0D5DD" w:sz="4"/><w:right w:val="single" w:color="D0D5DD" w:sz="4"/></w:tcBorders><w:tcMar><w:top w:type="dxa" w:w="60"/><w:left w:type="dxa" w:w="100"/><w:bottom w:type="dxa" w:w="60"/><w:right w:type="dxa" w:w="100"/></w:tcMar><w:vAlign w:val="center"/></w:tcPr><w:p><w:r><w:rPr><w:sz w:val="20"/><w:szCs w:val="20"/><w:rFonts w:ascii="Calibri" w:cs="Calibri" w:eastAsia="Calibri" w:hAnsi="Calibri"/></w:rPr><w:t xml:space="preserve">{{EMPLOYEE_ADDRESS}}</w:t></w:r></w:p></w:tc></w:tr><w:tr><w:tc><w:tcPr><w:tcW w:type="dxa" w:w="2800"/><w:tcBorders><w:top w:val="single" w:color="D0D5DD" w:sz="4"/><w:left w:val="single" w:color="D0D5DD" w:sz="4"/><w:bottom w:val="single" w:color="D0D5DD" w:sz="4"/><w:right w:val="single" w:color="D0D5DD" w:sz="4"/></w:tcBorders><w:shd w:fill="F4F6F8" w:val="clear"/><w:tcMar><w:top w:type="dxa" w:w="60"/><w:left w:type="dxa" w:w="100"/><w:bottom w:type="dxa" w:w="60"/><w:right w:type="dxa" w:w="100"/></w:tcMar><w:vAlign w:val="center"/></w:tcPr><w:p><w:r><w:rPr><w:b/><w:bCs/><w:color w:val="0F2942"/><w:sz w:val="18"/><w:szCs w:val="18"/><w:rFonts w:ascii="Calibri" w:cs="Calibri" w:eastAsia="Calibri" w:hAnsi="Calibri"/></w:rPr><w:t xml:space="preserve">TELEPHONE:</w:t></w:r></w:p></w:tc><w:tc><w:tcPr><w:tcW w:type="dxa" w:w="6560"/><w:tcBorders><w:top w:val="single" w:color="D0D5DD" w:sz="4"/><w:left w:val="single" w:color="D0D5DD" w:sz="4"/><w:bottom w:val="single" w:color="D0D5DD" w:sz="4"/><w:right w:val="single" w:color="D0D5DD" w:sz="4"/></w:tcBorders><w:tcMar><w:top w:type="dxa" w:w="60"/><w:left w:type="dxa" w:w="100"/><w:bottom w:type="dxa" w:w="60"/><w:right w:type="dxa" w:w="100"/></w:tcMar><w:vAlign w:val="center"/></w:tcPr><w:p><w:r><w:rPr><w:sz w:val="20"/><w:szCs w:val="20"/><w:rFonts w:ascii="Calibri" w:cs="Calibri" w:eastAsia="Calibri" w:hAnsi="Calibri"/></w:rPr><w:t xml:space="preserve">{{EMPLOYEE_PHONE}}</w:t></w:r></w:p></w:tc></w:tr><w:tr><w:tc><w:tcPr><w:tcW w:type="dxa" w:w="2800"/><w:tcBorders><w:top w:val="single" w:color="D0D5DD" w:sz="4"/><w:left w:val="single" w:color="D0D5DD" w:sz="4"/><w:bottom w:val="single" w:color="D0D5DD" w:sz="4"/><w:right w:val="single" w:color="D0D5DD" w:sz="4"/></w:tcBorders><w:shd w:fill="F4F6F8" w:val="clear"/><w:tcMar><w:top w:type="dxa" w:w="60"/><w:left w:type="dxa" w:w="100"/><w:bottom w:type="dxa" w:w="60"/><w:right w:type="dxa" w:w="100"/></w:tcMar><w:vAlign w:val="center"/></w:tcPr><w:p><w:r><w:rPr><w:b/><w:bCs/><w:color w:val="0F2942"/><w:sz w:val="18"/><w:szCs w:val="18"/><w:rFonts w:ascii="Calibri" w:cs="Calibri" w:eastAsia="Calibri" w:hAnsi="Calibri"/></w:rPr><w:t xml:space="preserve">MOBILE NO:</w:t></w:r></w:p></w:tc><w:tc><w:tcPr><w:tcW w:type="dxa" w:w="6560"/><w:tcBorders><w:top w:val="single" w:color="D0D5DD" w:sz="4"/><w:left w:val="single" w:color="D0D5DD" w:sz="4"/><w:bottom w:val="single" w:color="D0D5DD" w:sz="4"/><w:right w:val="single" w:color="D0D5DD" w:sz="4"/></w:tcBorders><w:tcMar><w:top w:type="dxa" w:w="60"/><w:left w:type="dxa" w:w="100"/><w:bottom w:type="dxa" w:w="60"/><w:right w:type="dxa" w:w="100"/></w:tcMar><w:vAlign w:val="center"/></w:tcPr><w:p><w:r><w:rPr><w:sz w:val="20"/><w:szCs w:val="20"/><w:rFonts w:ascii="Calibri" w:cs="Calibri" w:eastAsia="Calibri" w:hAnsi="Calibri"/></w:rPr><w:t xml:space="preserve">{{EMPLOYEE_MOBILE}}</w:t></w:r></w:p></w:tc></w:tr><w:tr><w:tc><w:tcPr><w:tcW w:type="dxa" w:w="2800"/><w:tcBorders><w:top w:val="single" w:color="D0D5DD" w:sz="4"/><w:left w:val="single" w:color="D0D5DD" w:sz="4"/><w:bottom w:val="single" w:color="D0D5DD" w:sz="4"/><w:right w:val="single" w:color="D0D5DD" w:sz="4"/></w:tcBorders><w:shd w:fill="F4F6F8" w:val="clear"/><w:tcMar><w:top w:type="dxa" w:w="60"/><w:left w:type="dxa" w:w="100"/><w:bottom w:type="dxa" w:w="60"/><w:right w:type="dxa" w:w="100"/></w:tcMar><w:vAlign w:val="center"/></w:tcPr><w:p><w:r><w:rPr><w:b/><w:bCs/><w:color w:val="0F2942"/><w:sz w:val="18"/><w:szCs w:val="18"/><w:rFonts w:ascii="Calibri" w:cs="Calibri" w:eastAsia="Calibri" w:hAnsi="Calibri"/></w:rPr><w:t xml:space="preserve">PREVIOUS ADDRESS (if less than 3 years at above):</w:t></w:r></w:p></w:tc><w:tc><w:tcPr><w:tcW w:type="dxa" w:w="6560"/><w:tcBorders><w:top w:val="single" w:color="D0D5DD" w:sz="4"/><w:left w:val="single" w:color="D0D5DD" w:sz="4"/><w:bottom w:val="single" w:color="D0D5DD" w:sz="4"/><w:right w:val="single" w:color="D0D5DD" w:sz="4"/></w:tcBorders><w:tcMar><w:top w:type="dxa" w:w="60"/><w:left w:type="dxa" w:w="100"/><w:bottom w:type="dxa" w:w="60"/><w:right w:type="dxa" w:w="100"/></w:tcMar><w:vAlign w:val="center"/></w:tcPr><w:p><w:r><w:rPr><w:sz w:val="20"/><w:szCs w:val="20"/><w:rFonts w:ascii="Calibri" w:cs="Calibri" w:eastAsia="Calibri" w:hAnsi="Calibri"/></w:rPr><w:t xml:space="preserve">{{PREVIOUS_ADDRESS}}</w:t></w:r></w:p></w:tc></w:tr><w:tr><w:tc><w:tcPr><w:tcW w:type="dxa" w:w="2800"/><w:tcBorders><w:top w:val="single" w:color="D0D5DD" w:sz="4"/><w:left w:val="single" w:color="D0D5DD" w:sz="4"/><w:bottom w:val="single" w:color="D0D5DD" w:sz="4"/><w:right w:val="single" w:color="D0D5DD" w:sz="4"/></w:tcBorders><w:shd w:fill="F4F6F8" w:val="clear"/><w:tcMar><w:top w:type="dxa" w:w="60"/><w:left w:type="dxa" w:w="100"/><w:bottom w:type="dxa" w:w="60"/><w:right w:type="dxa" w:w="100"/></w:tcMar><w:vAlign w:val="center"/></w:tcPr><w:p><w:r><w:rPr><w:b/><w:bCs/><w:color w:val="0F2942"/><w:sz w:val="18"/><w:szCs w:val="18"/><w:rFonts w:ascii="Calibri" w:cs="Calibri" w:eastAsia="Calibri" w:hAnsi="Calibri"/></w:rPr><w:t xml:space="preserve">DRIVING LICENCE:</w:t></w:r></w:p></w:tc><w:tc><w:tcPr><w:tcW w:type="dxa" w:w="6560"/><w:tcBorders><w:top w:val="single" w:color="D0D5DD" w:sz="4"/><w:left w:val="single" w:color="D0D5DD" w:sz="4"/><w:bottom w:val="single" w:color="D0D5DD" w:sz="4"/><w:right w:val="single" w:color="D0D5DD" w:sz="4"/></w:tcBorders><w:tcMar><w:top w:type="dxa" w:w="60"/><w:left w:type="dxa" w:w="100"/><w:bottom w:type="dxa" w:w="60"/><w:right w:type="dxa" w:w="100"/></w:tcMar><w:vAlign w:val="center"/></w:tcPr><w:p><w:r><w:rPr><w:sz w:val="20"/><w:szCs w:val="20"/><w:rFonts w:ascii="Calibri" w:cs="Calibri" w:eastAsia="Calibri" w:hAnsi="Calibri"/></w:rPr><w:t xml:space="preserve">{{DRIVING_LICENCE}}</w:t></w:r></w:p></w:tc></w:tr><w:tr><w:tc><w:tcPr><w:tcW w:type="dxa" w:w="2800"/><w:tcBorders><w:top w:val="single" w:color="D0D5DD" w:sz="4"/><w:left w:val="single" w:color="D0D5DD" w:sz="4"/><w:bottom w:val="single" w:color="D0D5DD" w:sz="4"/><w:right w:val="single" w:color="D0D5DD" w:sz="4"/></w:tcBorders><w:shd w:fill="F4F6F8" w:val="clear"/><w:tcMar><w:top w:type="dxa" w:w="60"/><w:left w:type="dxa" w:w="100"/><w:bottom w:type="dxa" w:w="60"/><w:right w:type="dxa" w:w="100"/></w:tcMar><w:vAlign w:val="center"/></w:tcPr><w:p><w:r><w:rPr><w:b/><w:bCs/><w:color w:val="0F2942"/><w:sz w:val="18"/><w:szCs w:val="18"/><w:rFonts w:ascii="Calibri" w:cs="Calibri" w:eastAsia="Calibri" w:hAnsi="Calibri"/></w:rPr><w:t xml:space="preserve">CAR OWNER:</w:t></w:r></w:p></w:tc><w:tc><w:tcPr><w:tcW w:type="dxa" w:w="6560"/><w:tcBorders><w:top w:val="single" w:color="D0D5DD" w:sz="4"/><w:left w:val="single" w:color="D0D5DD" w:sz="4"/><w:bottom w:val="single" w:color="D0D5DD" w:sz="4"/><w:right w:val="single" w:color="D0D5DD" w:sz="4"/></w:tcBorders><w:tcMar><w:top w:type="dxa" w:w="60"/><w:left w:type="dxa" w:w="100"/><w:bottom w:type="dxa" w:w="60"/><w:right w:type="dxa" w:w="100"/></w:tcMar><w:vAlign w:val="center"/></w:tcPr><w:p><w:r><w:rPr><w:sz w:val="20"/><w:szCs w:val="20"/><w:rFonts w:ascii="Calibri" w:cs="Calibri" w:eastAsia="Calibri" w:hAnsi="Calibri"/></w:rPr><w:t xml:space="preserve">{{CAR_OWNER}}</w:t></w:r></w:p></w:tc></w:tr><w:tr><w:tc><w:tcPr><w:tcW w:type="dxa" w:w="2800"/><w:tcBorders><w:top w:val="single" w:color="D0D5DD" w:sz="4"/><w:left w:val="single" w:color="D0D5DD" w:sz="4"/><w:bottom w:val="single" w:color="D0D5DD" w:sz="4"/><w:right w:val="single" w:color="D0D5DD" w:sz="4"/></w:tcBorders><w:shd w:fill="F4F6F8" w:val="clear"/><w:tcMar><w:top w:type="dxa" w:w="60"/><w:left w:type="dxa" w:w="100"/><w:bottom w:type="dxa" w:w="60"/><w:right w:type="dxa" w:w="100"/></w:tcMar><w:vAlign w:val="center"/></w:tcPr><w:p><w:r><w:rPr><w:b/><w:bCs/><w:color w:val="0F2942"/><w:sz w:val="18"/><w:szCs w:val="18"/><w:rFonts w:ascii="Calibri" w:cs="Calibri" w:eastAsia="Calibri" w:hAnsi="Calibri"/></w:rPr><w:t xml:space="preserve">NATIONAL INSURANCE No:</w:t></w:r></w:p></w:tc><w:tc><w:tcPr><w:tcW w:type="dxa" w:w="6560"/><w:tcBorders><w:top w:val="single" w:color="D0D5DD" w:sz="4"/><w:left w:val="single" w:color="D0D5DD" w:sz="4"/><w:bottom w:val="single" w:color="D0D5DD" w:sz="4"/><w:right w:val="single" w:color="D0D5DD" w:sz="4"/></w:tcBorders><w:tcMar><w:top w:type="dxa" w:w="60"/><w:left w:type="dxa" w:w="100"/><w:bottom w:type="dxa" w:w="60"/><w:right w:type="dxa" w:w="100"/></w:tcMar><w:vAlign w:val="center"/></w:tcPr><w:p><w:r><w:rPr><w:sz w:val="20"/><w:szCs w:val="20"/><w:rFonts w:ascii="Calibri" w:cs="Calibri" w:eastAsia="Calibri" w:hAnsi="Calibri"/></w:rPr><w:t xml:space="preserve">{{NI_NUMBER}}</w:t></w:r></w:p></w:tc></w:tr><w:tr><w:tc><w:tcPr><w:tcW w:type="dxa" w:w="2800"/><w:tcBorders><w:top w:val="single" w:color="D0D5DD" w:sz="4"/><w:left w:val="single" w:color="D0D5DD" w:sz="4"/><w:bottom w:val="single" w:color="D0D5DD" w:sz="4"/><w:right w:val="single" w:color="D0D5DD" w:sz="4"/></w:tcBorders><w:shd w:fill="F4F6F8" w:val="clear"/><w:tcMar><w:top w:type="dxa" w:w="60"/><w:left w:type="dxa" w:w="100"/><w:bottom w:type="dxa" w:w="60"/><w:right w:type="dxa" w:w="100"/></w:tcMar><w:vAlign w:val="center"/></w:tcPr><w:p><w:r><w:rPr><w:b/><w:bCs/><w:color w:val="0F2942"/><w:sz w:val="18"/><w:szCs w:val="18"/><w:rFonts w:ascii="Calibri" w:cs="Calibri" w:eastAsia="Calibri" w:hAnsi="Calibri"/></w:rPr><w:t xml:space="preserve">Place of birth:</w:t></w:r></w:p></w:tc><w:tc><w:tcPr><w:tcW w:type="dxa" w:w="6560"/><w:tcBorders><w:top w:val="single" w:color="D0D5DD" w:sz="4"/><w:left w:val="single" w:color="D0D5DD" w:sz="4"/><w:bottom w:val="single" w:color="D0D5DD" w:sz="4"/><w:right w:val="single" w:color="D0D5DD" w:sz="4"/></w:tcBorders><w:tcMar><w:top w:type="dxa" w:w="60"/><w:left w:type="dxa" w:w="100"/><w:bottom w:type="dxa" w:w="60"/><w:right w:type="dxa" w:w="100"/></w:tcMar><w:vAlign w:val="center"/></w:tcPr><w:p><w:r><w:rPr><w:sz w:val="20"/><w:szCs w:val="20"/><w:rFonts w:ascii="Calibri" w:cs="Calibri" w:eastAsia="Calibri" w:hAnsi="Calibri"/></w:rPr><w:t xml:space="preserve">{{PLACE_OF_BIRTH}}</w:t></w:r></w:p></w:tc></w:tr><w:tr><w:tc><w:tcPr><w:tcW w:type="dxa" w:w="2800"/><w:tcBorders><w:top w:val="single" w:color="D0D5DD" w:sz="4"/><w:left w:val="single" w:color="D0D5DD" w:sz="4"/><w:bottom w:val="single" w:color="D0D5DD" w:sz="4"/><w:right w:val="single" w:color="D0D5DD" w:sz="4"/></w:tcBorders><w:shd w:fill="F4F6F8" w:val="clear"/><w:tcMar><w:top w:type="dxa" w:w="60"/><w:left w:type="dxa" w:w="100"/><w:bottom w:type="dxa" w:w="60"/><w:right w:type="dxa" w:w="100"/></w:tcMar><w:vAlign w:val="center"/></w:tcPr><w:p><w:r><w:rPr><w:b/><w:bCs/><w:color w:val="0F2942"/><w:sz w:val="18"/><w:szCs w:val="18"/><w:rFonts w:ascii="Calibri" w:cs="Calibri" w:eastAsia="Calibri" w:hAnsi="Calibri"/></w:rPr><w:t xml:space="preserve">MARITAL STATUS:</w:t></w:r></w:p></w:tc><w:tc><w:tcPr><w:tcW w:type="dxa" w:w="6560"/><w:tcBorders><w:top w:val="single" w:color="D0D5DD" w:sz="4"/><w:left w:val="single" w:color="D0D5DD" w:sz="4"/><w:bottom w:val="single" w:color="D0D5DD" w:sz="4"/><w:right w:val="single" w:color="D0D5DD" w:sz="4"/></w:tcBorders><w:tcMar><w:top w:type="dxa" w:w="60"/><w:left w:type="dxa" w:w="100"/><w:bottom w:type="dxa" w:w="60"/><w:right w:type="dxa" w:w="100"/></w:tcMar><w:vAlign w:val="center"/></w:tcPr><w:p><w:r><w:rPr><w:sz w:val="20"/><w:szCs w:val="20"/><w:rFonts w:ascii="Calibri" w:cs="Calibri" w:eastAsia="Calibri" w:hAnsi="Calibri"/></w:rPr><w:t xml:space="preserve">{{MARITAL_STATUS}}</w:t></w:r></w:p></w:tc></w:tr><w:tr><w:tc><w:tcPr><w:tcW w:type="dxa" w:w="2800"/><w:tcBorders><w:top w:val="single" w:color="D0D5DD" w:sz="4"/><w:left w:val="single" w:color="D0D5DD" w:sz="4"/><w:bottom w:val="single" w:color="D0D5DD" w:sz="4"/><w:right w:val="single" w:color="D0D5DD" w:sz="4"/></w:tcBorders><w:shd w:fill="F4F6F8" w:val="clear"/><w:tcMar><w:top w:type="dxa" w:w="60"/><w:left w:type="dxa" w:w="100"/><w:bottom w:type="dxa" w:w="60"/><w:right w:type="dxa" w:w="100"/></w:tcMar><w:vAlign w:val="center"/></w:tcPr><w:p><w:r><w:rPr><w:b/><w:bCs/><w:color w:val="0F2942"/><w:sz w:val="18"/><w:szCs w:val="18"/><w:rFonts w:ascii="Calibri" w:cs="Calibri" w:eastAsia="Calibri" w:hAnsi="Calibri"/></w:rPr><w:t xml:space="preserve">HOW DID YOU HEAR ABOUT THE ROLE:</w:t></w:r></w:p></w:tc><w:tc><w:tcPr><w:tcW w:type="dxa" w:w="6560"/><w:tcBorders><w:top w:val="single" w:color="D0D5DD" w:sz="4"/><w:left w:val="single" w:color="D0D5DD" w:sz="4"/><w:bottom w:val="single" w:color="D0D5DD" w:sz="4"/><w:right w:val="single" w:color="D0D5DD" w:sz="4"/></w:tcBorders><w:tcMar><w:top w:type="dxa" w:w="60"/><w:left w:type="dxa" w:w="100"/><w:bottom w:type="dxa" w:w="60"/><w:right w:type="dxa" w:w="100"/></w:tcMar><w:vAlign w:val="center"/></w:tcPr><w:p><w:r><w:rPr><w:sz w:val="20"/><w:szCs w:val="20"/><w:rFonts w:ascii="Calibri" w:cs="Calibri" w:eastAsia="Calibri" w:hAnsi="Calibri"/></w:rPr><w:t xml:space="preserve">{{HEARD_ABOUT_ROLE}}</w:t></w:r></w:p></w:tc></w:tr></w:tbl><w:p><w:pPr><w:pBdr><w:bottom w:val="single" w:color="1F4E79" w:sz="12" w:space="4"/></w:pBdr><w:spacing w:before="240" w:after="120"/></w:pPr><w:r><w:rPr><w:b/><w:bCs/><w:color w:val="8B7355"/><w:sz w:val="22"/><w:szCs w:val="22"/><w:rFonts w:ascii="Calibri" w:cs="Calibri" w:eastAsia="Calibri" w:hAnsi="Calibri"/></w:rPr><w:t xml:space="preserve">2.  </w:t></w:r><w:r><w:rPr><w:b/><w:bCs/><w:color w:val="0F2942"/><w:sz w:val="22"/><w:szCs w:val="22"/><w:rFonts w:ascii="Calibri" w:cs="Calibri" w:eastAsia="Calibri" w:hAnsi="Calibri"/></w:rPr><w:t xml:space="preserve">BANK DETAILS (complete at interview)</w:t></w:r></w:p><w:tbl><w:tblPr><w:tblW w:type="dxa" w:w="9360"/><w:tblBorders><w:top w:val="single" w:color="auto" w:sz="4"/><w:left w:val="single" w:color="auto" w:sz="4"/><w:bottom w:val="single" w:color="auto" w:sz="4"/><w:right w:val="single" w:color="auto" w:sz="4"/><w:insideH w:val="single" w:color="auto" w:sz="4"/><w:insideV w:val="single" w:color="auto" w:sz="4"/></w:tblBorders></w:tblPr><w:tblGrid><w:gridCol w:w="2340"/><w:gridCol w:w="2340"/><w:gridCol w:w="2340"/><w:gridCol w:w="2340"/></w:tblGrid><w:tr><w:tc><w:tcPr><w:tcW w:type="dxa" w:w="1800"/><w:tcBorders><w:top w:val="single" w:color="D0D5DD" w:sz="4"/><w:left w:val="single" w:color="D0D5DD" w:sz="4"/><w:bottom w:val="single" w:color="D0D5DD" w:sz="4"/><w:right w:val="single" w:color="D0D5DD" w:sz="4"/></w:tcBorders><w:shd w:fill="F4F6F8" w:val="clear"/><w:tcMar><w:top w:type="dxa" w:w="50"/><w:left w:type="dxa" w:w="80"/><w:bottom w:type="dxa" w:w="50"/><w:right w:type="dxa" w:w="80"/></w:tcMar><w:vAlign w:val="center"/></w:tcPr><w:p><w:r><w:rPr><w:b/><w:bCs/><w:color w:val="0F2942"/><w:sz w:val="17"/><w:szCs w:val="17"/><w:rFonts w:ascii="Calibri" w:cs="Calibri" w:eastAsia="Calibri" w:hAnsi="Calibri"/></w:rPr><w:t xml:space="preserve">BANK ACCOUNT NUMBER</w:t></w:r></w:p></w:tc><w:tc><w:tcPr><w:tcW w:type="dxa" w:w="2880"/><w:tcBorders><w:top w:val="single" w:color="D0D5DD" w:sz="4"/><w:left w:val="single" w:color="D0D5DD" w:sz="4"/><w:bottom w:val="single" w:color="D0D5DD" w:sz="4"/><w:right w:val="single" w:color="D0D5DD" w:sz="4"/></w:tcBorders><w:tcMar><w:top w:type="dxa" w:w="50"/><w:left w:type="dxa" w:w="80"/><w:bottom w:type="dxa" w:w="50"/><w:right w:type="dxa" w:w="80"/></w:tcMar><w:vAlign w:val="center"/></w:tcPr><w:p><w:r><w:rPr><w:sz w:val="19"/><w:szCs w:val="19"/><w:rFonts w:ascii="Calibri" w:cs="Calibri" w:eastAsia="Calibri" w:hAnsi="Calibri"/></w:rPr><w:t xml:space="preserve">{{BANK_ACCOUNT_NUMBER}}</w:t></w:r></w:p></w:tc><w:tc><w:tcPr><w:tcW w:type="dxa" w:w="1800"/><w:tcBorders><w:top w:val="single" w:color="D0D5DD" w:sz="4"/><w:left w:val="single" w:color="D0D5DD" w:sz="4"/><w:bottom w:val="single" w:color="D0D5DD" w:sz="4"/><w:right w:val="single" w:color="D0D5DD" w:sz="4"/></w:tcBorders><w:shd w:fill="F4F6F8" w:val="clear"/><w:tcMar><w:top w:type="dxa" w:w="50"/><w:left w:type="dxa" w:w="80"/><w:bottom w:type="dxa" w:w="50"/><w:right w:type="dxa" w:w="80"/></w:tcMar><w:vAlign w:val="center"/></w:tcPr><w:p><w:r><w:rPr><w:b/><w:bCs/><w:color w:val="0F2942"/><w:sz w:val="17"/><w:szCs w:val="17"/><w:rFonts w:ascii="Calibri" w:cs="Calibri" w:eastAsia="Calibri" w:hAnsi="Calibri"/></w:rPr><w:t xml:space="preserve">SORT CODE</w:t></w:r></w:p></w:tc><w:tc><w:tcPr><w:tcW w:type="dxa" w:w="2880"/><w:tcBorders><w:top w:val="single" w:color="D0D5DD" w:sz="4"/><w:left w:val="single" w:color="D0D5DD" w:sz="4"/><w:bottom w:val="single" w:color="D0D5DD" w:sz="4"/><w:right w:val="single" w:color="D0D5DD" w:sz="4"/></w:tcBorders><w:tcMar><w:top w:type="dxa" w:w="50"/><w:left w:type="dxa" w:w="80"/><w:bottom w:type="dxa" w:w="50"/><w:right w:type="dxa" w:w="80"/></w:tcMar><w:vAlign w:val="center"/></w:tcPr><w:p><w:r><w:rPr><w:sz w:val="19"/><w:szCs w:val="19"/><w:rFonts w:ascii="Calibri" w:cs="Calibri" w:eastAsia="Calibri" w:hAnsi="Calibri"/></w:rPr><w:t xml:space="preserve">{{BANK_SORT_CODE}}</w:t></w:r></w:p></w:tc></w:tr><w:tr><w:tc><w:tcPr><w:tcW w:type="dxa" w:w="1800"/><w:tcBorders><w:top w:val="single" w:color="D0D5DD" w:sz="4"/><w:left w:val="single" w:color="D0D5DD" w:sz="4"/><w:bottom w:val="single" w:color="D0D5DD" w:sz="4"/><w:right w:val="single" w:color="D0D5DD" w:sz="4"/></w:tcBorders><w:shd w:fill="F4F6F8" w:val="clear"/><w:tcMar><w:top w:type="dxa" w:w="50"/><w:left w:type="dxa" w:w="80"/><w:bottom w:type="dxa" w:w="50"/><w:right w:type="dxa" w:w="80"/></w:tcMar><w:vAlign w:val="center"/></w:tcPr><w:p><w:r><w:rPr><w:b/><w:bCs/><w:color w:val="0F2942"/><w:sz w:val="17"/><w:szCs w:val="17"/><w:rFonts w:ascii="Calibri" w:cs="Calibri" w:eastAsia="Calibri" w:hAnsi="Calibri"/></w:rPr><w:t xml:space="preserve">NAME OF BANK</w:t></w:r></w:p></w:tc><w:tc><w:tcPr><w:tcW w:type="dxa" w:w="2880"/><w:tcBorders><w:top w:val="single" w:color="D0D5DD" w:sz="4"/><w:left w:val="single" w:color="D0D5DD" w:sz="4"/><w:bottom w:val="single" w:color="D0D5DD" w:sz="4"/><w:right w:val="single" w:color="D0D5DD" w:sz="4"/></w:tcBorders><w:tcMar><w:top w:type="dxa" w:w="50"/><w:left w:type="dxa" w:w="80"/><w:bottom w:type="dxa" w:w="50"/><w:right w:type="dxa" w:w="80"/></w:tcMar><w:vAlign w:val="center"/></w:tcPr><w:p><w:r><w:rPr><w:sz w:val="19"/><w:szCs w:val="19"/><w:rFonts w:ascii="Calibri" w:cs="Calibri" w:eastAsia="Calibri" w:hAnsi="Calibri"/></w:rPr><w:t xml:space="preserve">{{BANK_NAME}}</w:t></w:r></w:p></w:tc><w:tc><w:tcPr><w:tcW w:type="dxa" w:w="1800"/><w:tcBorders><w:top w:val="single" w:color="D0D5DD" w:sz="4"/><w:left w:val="single" w:color="D0D5DD" w:sz="4"/><w:bottom w:val="single" w:color="D0D5DD" w:sz="4"/><w:right w:val="single" w:color="D0D5DD" w:sz="4"/></w:tcBorders><w:shd w:fill="F4F6F8" w:val="clear"/><w:tcMar><w:top w:type="dxa" w:w="50"/><w:left w:type="dxa" w:w="80"/><w:bottom w:type="dxa" w:w="50"/><w:right w:type="dxa" w:w="80"/></w:tcMar><w:vAlign w:val="center"/></w:tcPr><w:p><w:r><w:rPr><w:b/><w:bCs/><w:color w:val="0F2942"/><w:sz w:val="17"/><w:szCs w:val="17"/><w:rFonts w:ascii="Calibri" w:cs="Calibri" w:eastAsia="Calibri" w:hAnsi="Calibri"/></w:rPr><w:t xml:space="preserve">NAME OF ACCOUNT HOLDER</w:t></w:r></w:p></w:tc><w:tc><w:tcPr><w:tcW w:type="dxa" w:w="2880"/><w:tcBorders><w:top w:val="single" w:color="D0D5DD" w:sz="4"/><w:left w:val="single" w:color="D0D5DD" w:sz="4"/><w:bottom w:val="single" w:color="D0D5DD" w:sz="4"/><w:right w:val="single" w:color="D0D5DD" w:sz="4"/></w:tcBorders><w:tcMar><w:top w:type="dxa" w:w="50"/><w:left w:type="dxa" w:w="80"/><w:bottom w:type="dxa" w:w="50"/><w:right w:type="dxa" w:w="80"/></w:tcMar><w:vAlign w:val="center"/></w:tcPr><w:p><w:r><w:rPr><w:sz w:val="19"/><w:szCs w:val="19"/><w:rFonts w:ascii="Calibri" w:cs="Calibri" w:eastAsia="Calibri" w:hAnsi="Calibri"/></w:rPr><w:t xml:space="preserve">{{BANK_ACCOUNT_NAME}}</w:t></w:r></w:p></w:tc></w:tr></w:tbl><w:p><w:pPr><w:pBdr><w:bottom w:val="single" w:color="1F4E79" w:sz="12" w:space="4"/></w:pBdr><w:spacing w:before="240" w:after="120"/></w:pPr><w:r><w:rPr><w:b/><w:bCs/><w:color w:val="8B7355"/><w:sz w:val="22"/><w:szCs w:val="22"/><w:rFonts w:ascii="Calibri" w:cs="Calibri" w:eastAsia="Calibri" w:hAnsi="Calibri"/></w:rPr><w:t xml:space="preserve">3.  </w:t></w:r><w:r><w:rPr><w:b/><w:bCs/><w:color w:val="0F2942"/><w:sz w:val="22"/><w:szCs w:val="22"/><w:rFonts w:ascii="Calibri" w:cs="Calibri" w:eastAsia="Calibri" w:hAnsi="Calibri"/></w:rPr><w:t xml:space="preserve">PERSON/NEXT OF KIN TO BE CONTACTED IN ANY EMERGENCY</w:t></w:r></w:p><w:tbl><w:tblPr><w:tblW w:type="dxa" w:w="9360"/><w:tblBorders><w:top w:val="single" w:color="auto" w:sz="4"/><w:left w:val="single" w:color="auto" w:sz="4"/><w:bottom w:val="single" w:color="auto" w:sz="4"/><w:right w:val="single" w:color="auto" w:sz="4"/><w:insideH w:val="single" w:color="auto" w:sz="4"/><w:insideV w:val="single" w:color="auto" w:sz="4"/></w:tblBorders></w:tblPr><w:tblGrid><w:gridCol w:w="2800"/><w:gridCol w:w="6560"/></w:tblGrid><w:tr><w:tc><w:tcPr><w:tcW w:type="dxa" w:w="2800"/><w:tcBorders><w:top w:val="single" w:color="D0D5DD" w:sz="4"/><w:left w:val="single" w:color="D0D5DD" w:sz="4"/><w:bottom w:val="single" w:color="D0D5DD" w:sz="4"/><w:right w:val="single" w:color="D0D5DD" w:sz="4"/></w:tcBorders><w:shd w:fill="F4F6F8" w:val="clear"/><w:tcMar><w:top w:type="dxa" w:w="60"/><w:left w:type="dxa" w:w="100"/><w:bottom w:type="dxa" w:w="60"/><w:right w:type="dxa" w:w="100"/></w:tcMar><w:vAlign w:val="center"/></w:tcPr><w:p><w:r><w:rPr><w:b/><w:bCs/><w:color w:val="0F2942"/><w:sz w:val="18"/><w:szCs w:val="18"/><w:rFonts w:ascii="Calibri" w:cs="Calibri" w:eastAsia="Calibri" w:hAnsi="Calibri"/></w:rPr><w:t xml:space="preserve">NAME:</w:t></w:r></w:p></w:tc><w:tc><w:tcPr><w:tcW w:type="dxa" w:w="6560"/><w:tcBorders><w:top w:val="single" w:color="D0D5DD" w:sz="4"/><w:left w:val="single" w:color="D0D5DD" w:sz="4"/><w:bottom w:val="single" w:color="D0D5DD" w:sz="4"/><w:right w:val="single" w:color="D0D5DD" w:sz="4"/></w:tcBorders><w:tcMar><w:top w:type="dxa" w:w="60"/><w:left w:type="dxa" w:w="100"/><w:bottom w:type="dxa" w:w="60"/><w:right w:type="dxa" w:w="100"/></w:tcMar><w:vAlign w:val="center"/></w:tcPr><w:p><w:r><w:rPr><w:sz w:val="20"/><w:szCs w:val="20"/><w:rFonts w:ascii="Calibri" w:cs="Calibri" w:eastAsia="Calibri" w:hAnsi="Calibri"/></w:rPr><w:t xml:space="preserve">{{EMERGENCY_CONTACT_NAME}}</w:t></w:r></w:p></w:tc></w:tr><w:tr><w:tc><w:tcPr><w:tcW w:type="dxa" w:w="2800"/><w:tcBorders><w:top w:val="single" w:color="D0D5DD" w:sz="4"/><w:left w:val="single" w:color="D0D5DD" w:sz="4"/><w:bottom w:val="single" w:color="D0D5DD" w:sz="4"/><w:right w:val="single" w:color="D0D5DD" w:sz="4"/></w:tcBorders><w:shd w:fill="F4F6F8" w:val="clear"/><w:tcMar><w:top w:type="dxa" w:w="60"/><w:left w:type="dxa" w:w="100"/><w:bottom w:type="dxa" w:w="60"/><w:right w:type="dxa" w:w="100"/></w:tcMar><w:vAlign w:val="center"/></w:tcPr><w:p><w:r><w:rPr><w:b/><w:bCs/><w:color w:val="0F2942"/><w:sz w:val="18"/><w:szCs w:val="18"/><w:rFonts w:ascii="Calibri" w:cs="Calibri" w:eastAsia="Calibri" w:hAnsi="Calibri"/></w:rPr><w:t xml:space="preserve">ADDRESS:</w:t></w:r></w:p></w:tc><w:tc><w:tcPr><w:tcW w:type="dxa" w:w="6560"/><w:tcBorders><w:top w:val="single" w:color="D0D5DD" w:sz="4"/><w:left w:val="single" w:color="D0D5DD" w:sz="4"/><w:bottom w:val="single" w:color="D0D5DD" w:sz="4"/><w:right w:val="single" w:color="D0D5DD" w:sz="4"/></w:tcBorders><w:tcMar><w:top w:type="dxa" w:w="60"/><w:left w:type="dxa" w:w="100"/><w:bottom w:type="dxa" w:w="60"/><w:right w:type="dxa" w:w="100"/></w:tcMar><w:vAlign w:val="center"/></w:tcPr><w:p><w:r><w:rPr><w:sz w:val="20"/><w:szCs w:val="20"/><w:rFonts w:ascii="Calibri" w:cs="Calibri" w:eastAsia="Calibri" w:hAnsi="Calibri"/></w:rPr><w:t xml:space="preserve">{{EMERGENCY_CONTACT_ADDRESS}}</w:t></w:r></w:p></w:tc></w:tr><w:tr><w:tc><w:tcPr><w:tcW w:type="dxa" w:w="2800"/><w:tcBorders><w:top w:val="single" w:color="D0D5DD" w:sz="4"/><w:left w:val="single" w:color="D0D5DD" w:sz="4"/><w:bottom w:val="single" w:color="D0D5DD" w:sz="4"/><w:right w:val="single" w:color="D0D5DD" w:sz="4"/></w:tcBorders><w:shd w:fill="F4F6F8" w:val="clear"/><w:tcMar><w:top w:type="dxa" w:w="60"/><w:left w:type="dxa" w:w="100"/><w:bottom w:type="dxa" w:w="60"/><w:right w:type="dxa" w:w="100"/></w:tcMar><w:vAlign w:val="center"/></w:tcPr><w:p><w:r><w:rPr><w:b/><w:bCs/><w:color w:val="0F2942"/><w:sz w:val="18"/><w:szCs w:val="18"/><w:rFonts w:ascii="Calibri" w:cs="Calibri" w:eastAsia="Calibri" w:hAnsi="Calibri"/></w:rPr><w:t xml:space="preserve">RELATIONSHIP:</w:t></w:r></w:p></w:tc><w:tc><w:tcPr><w:tcW w:type="dxa" w:w="6560"/><w:tcBorders><w:top w:val="single" w:color="D0D5DD" w:sz="4"/><w:left w:val="single" w:color="D0D5DD" w:sz="4"/><w:bottom w:val="single" w:color="D0D5DD" w:sz="4"/><w:right w:val="single" w:color="D0D5DD" w:sz="4"/></w:tcBorders><w:tcMar><w:top w:type="dxa" w:w="60"/><w:left w:type="dxa" w:w="100"/><w:bottom w:type="dxa" w:w="60"/><w:right w:type="dxa" w:w="100"/></w:tcMar><w:vAlign w:val="center"/></w:tcPr><w:p><w:r><w:rPr><w:sz w:val="20"/><w:szCs w:val="20"/><w:rFonts w:ascii="Calibri" w:cs="Calibri" w:eastAsia="Calibri" w:hAnsi="Calibri"/></w:rPr><w:t xml:space="preserve">{{EMERGENCY_CONTACT_RELATIONSHIP}}</w:t></w:r></w:p></w:tc></w:tr><w:tr><w:tc><w:tcPr><w:tcW w:type="dxa" w:w="2800"/><w:tcBorders><w:top w:val="single" w:color="D0D5DD" w:sz="4"/><w:left w:val="single" w:color="D0D5DD" w:sz="4"/><w:bottom w:val="single" w:color="D0D5DD" w:sz="4"/><w:right w:val="single" w:color="D0D5DD" w:sz="4"/></w:tcBorders><w:shd w:fill="F4F6F8" w:val="clear"/><w:tcMar><w:top w:type="dxa" w:w="60"/><w:left w:type="dxa" w:w="100"/><w:bottom w:type="dxa" w:w="60"/><w:right w:type="dxa" w:w="100"/></w:tcMar><w:vAlign w:val="center"/></w:tcPr><w:p><w:r><w:rPr><w:b/><w:bCs/><w:color w:val="0F2942"/><w:sz w:val="18"/><w:szCs w:val="18"/><w:rFonts w:ascii="Calibri" w:cs="Calibri" w:eastAsia="Calibri" w:hAnsi="Calibri"/></w:rPr><w:t xml:space="preserve">TELEPHONE NUMBER:</w:t></w:r></w:p></w:tc><w:tc><w:tcPr><w:tcW w:type="dxa" w:w="6560"/><w:tcBorders><w:top w:val="single" w:color="D0D5DD" w:sz="4"/><w:left w:val="single" w:color="D0D5DD" w:sz="4"/><w:bottom w:val="single" w:color="D0D5DD" w:sz="4"/><w:right w:val="single" w:color="D0D5DD" w:sz="4"/></w:tcBorders><w:tcMar><w:top w:type="dxa" w:w="60"/><w:left w:type="dxa" w:w="100"/><w:bottom w:type="dxa" w:w="60"/><w:right w:type="dxa" w:w="100"/></w:tcMar><w:vAlign w:val="center"/></w:tcPr><w:p><w:r><w:rPr><w:sz w:val="20"/><w:szCs w:val="20"/><w:rFonts w:ascii="Calibri" w:cs="Calibri" w:eastAsia="Calibri" w:hAnsi="Calibri"/></w:rPr><w:t xml:space="preserve">{{EMERGENCY_CONTACT_PHONE}}</w:t></w:r></w:p></w:tc></w:tr></w:tbl><w:p><w:pPr><w:spacing w:after="80"/></w:pPr></w:p><w:tbl><w:tblPr><w:tblW w:type="dxa" w:w="9360"/><w:tblBorders><w:top w:val="single" w:color="auto" w:sz="4"/><w:left w:val="single" w:color="auto" w:sz="4"/><w:bottom w:val="single" w:color="auto" w:sz="4"/><w:right w:val="single" w:color="auto" w:sz="4"/><w:insideH w:val="single" w:color="auto" w:sz="4"/><w:insideV w:val="single" w:color="auto" w:sz="4"/></w:tblBorders></w:tblPr><w:tblGrid><w:gridCol w:w="3120"/><w:gridCol w:w="3120"/><w:gridCol w:w="3120"/></w:tblGrid><w:tr><0/></w:tr></w:tbl><w:p><w:pPr><w:pBdr><w:bottom w:val="single" w:color="1F4E79" w:sz="12" w:space="4"/></w:pBdr><w:spacing w:before="240" w:after="120"/></w:pPr><w:r><w:rPr><w:b/><w:bCs/><w:color w:val="8B7355"/><w:sz w:val="22"/><w:szCs w:val="22"/><w:rFonts w:ascii="Calibri" w:cs="Calibri" w:eastAsia="Calibri" w:hAnsi="Calibri"/></w:rPr><w:t xml:space="preserve">4.  </w:t></w:r><w:r><w:rPr><w:b/><w:bCs/><w:color w:val="0F2942"/><w:sz w:val="22"/><w:szCs w:val="22"/><w:rFonts w:ascii="Calibri" w:cs="Calibri" w:eastAsia="Calibri" w:hAnsi="Calibri"/></w:rPr><w:t xml:space="preserve">COURT APPEARANCES / CONVICTIONS / OUTSTANDING OFFENCES</w:t></w:r></w:p><w:p><w:pPr><w:spacing w:after="80"/></w:pPr><w:r><w:rPr><w:i/><w:iCs/><w:color w:val="555555"/><w:sz w:val="18"/><w:szCs w:val="18"/><w:rFonts w:ascii="Calibri" w:cs="Calibri" w:eastAsia="Calibri" w:hAnsi="Calibri"/></w:rPr><w:t xml:space="preserve">Have you ever appeared before a court charged with a criminal, civil or military offence and been convicted including any motoring offences? Have you any alleged offences outstanding?</w:t></w:r></w:p><w:p><w:pPr><w:spacing w:after="80"/></w:pPr><w:r><w:rPr><w:sz w:val="19"/><w:szCs w:val="19"/><w:rFonts w:ascii="Calibri" w:cs="Calibri" w:eastAsia="Calibri" w:hAnsi="Calibri"/></w:rPr><w:t xml:space="preserve">4. HAVE YOU EVER APPEARED BEFORE A COURT — YES/NO</w:t></w:r></w:p><w:p><w:pPr><w:spacing w:after="120"/></w:pPr><w:r><w:rPr><w:sz w:val="19"/><w:szCs w:val="19"/><w:rFonts w:ascii="Calibri" w:cs="Calibri" w:eastAsia="Calibri" w:hAnsi="Calibri"/></w:rPr><w:t xml:space="preserve">IF YES, GIVE DETAILS: {{CRIMINAL_CONVICTION_DETAILS}}</w:t></w:r></w:p><w:p><w:pPr><w:pBdr><w:bottom w:val="single" w:color="1F4E79" w:sz="12" w:space="4"/></w:pBdr><w:spacing w:before="240" w:after="120"/></w:pPr><w:r><w:rPr><w:b/><w:bCs/><w:color w:val="8B7355"/><w:sz w:val="22"/><w:szCs w:val="22"/><w:rFonts w:ascii="Calibri" w:cs="Calibri" w:eastAsia="Calibri" w:hAnsi="Calibri"/></w:rPr><w:t xml:space="preserve">5.  </w:t></w:r><w:r><w:rPr><w:b/><w:bCs/><w:color w:val="0F2942"/><w:sz w:val="22"/><w:szCs w:val="22"/><w:rFonts w:ascii="Calibri" w:cs="Calibri" w:eastAsia="Calibri" w:hAnsi="Calibri"/></w:rPr><w:t xml:space="preserve">PERSONAL HISTORY (PART A)</w:t></w:r></w:p><w:p><w:pPr><w:spacing w:after="100" w:line="276"/></w:pPr><w:r><w:rPr><w:sz w:val="18"/><w:szCs w:val="18"/><w:rFonts w:ascii="Calibri" w:cs="Calibri" w:eastAsia="Calibri" w:hAnsi="Calibri"/></w:rPr><w:t xml:space="preserve">The security screening process requires that we are able to verify your personal history for a period of ten OR FIVE years or to date of leaving school. Please give details of your personal history, identify in the space provided all periods of EMPLOYMENT, self-employment, registered or unregistered unemployment (state the unemployment office which you reported to), military service. Be sure to give full addresses including telephone numbers and dates.</w:t></w:r></w:p><w:tbl><w:tblPr><w:tblW w:type="dxa" w:w="9360"/><w:tblBorders><w:top w:val="single" w:color="auto" w:sz="4"/><w:left w:val="single" w:color="auto" w:sz="4"/><w:bottom w:val="single" w:color="auto" w:sz="4"/><w:right w:val="single" w:color="auto" w:sz="4"/><w:insideH w:val="single" w:color="auto" w:sz="4"/><w:insideV w:val="single" w:color="auto" w:sz="4"/></w:tblBorders></w:tblPr><w:tblGrid><w:gridCol w:w="500"/><w:gridCol w:w="3200"/><w:gridCol w:w="1600"/><w:gridCol w:w="1200"/><w:gridCol w:w="1000"/><w:gridCol w:w="1000"/><w:gridCol w:w="860"/></w:tblGrid><w:tr><w:tc><w:tcPr><w:tcW w:type="dxa" w:w="500"/><w:tcBorders><w:top w:val="single" w:color="D0D5DD" w:sz="4"/><w:left w:val="single" w:color="D0D5DD" w:sz="4"/><w:bottom w:val="single" w:color="D0D5DD" w:sz="4"/><w:right w:val="single" w:color="D0D5DD" w:sz="4"/></w:tcBorders><w:shd w:fill="1F4E79" w:val="clear"/><w:tcMar><w:top w:type="dxa" w:w="40"/><w:left w:type="dxa" w:w="40"/><w:bottom w:type="dxa" w:w="40"/><w:right w:type="dxa" w:w="40"/></w:tcMar></w:tcPr><w:p><w:r><w:rPr><w:b/><w:bCs/><w:color w:val="FFFFFF"/><w:sz w:val="15"/><w:szCs w:val="15"/><w:rFonts w:ascii="Calibri" w:cs="Calibri" w:eastAsia="Calibri" w:hAnsi="Calibri"/></w:rPr><w:t xml:space="preserve">#</w:t></w:r></w:p></w:tc><w:tc><w:tcPr><w:tcW w:type="dxa" w:w="3200"/><w:tcBorders><w:top w:val="single" w:color="D0D5DD" w:sz="4"/><w:left w:val="single" w:color="D0D5DD" w:sz="4"/><w:bottom w:val="single" w:color="D0D5DD" w:sz="4"/><w:right w:val="single" w:color="D0D5DD" w:sz="4"/></w:tcBorders><w:shd w:fill="1F4E79" w:val="clear"/><w:tcMar><w:top w:type="dxa" w:w="40"/><w:left w:type="dxa" w:w="40"/><w:bottom w:type="dxa" w:w="40"/><w:right w:type="dxa" w:w="40"/></w:tcMar></w:tcPr><w:p><w:r><w:rPr><w:b/><w:bCs/><w:color w:val="FFFFFF"/><w:sz w:val="15"/><w:szCs w:val="15"/><w:rFonts w:ascii="Calibri" w:cs="Calibri" w:eastAsia="Calibri" w:hAnsi="Calibri"/></w:rPr><w:t xml:space="preserve">Employer name, address &amp; person reported to</w:t></w:r></w:p></w:tc><w:tc><w:tcPr><w:tcW w:type="dxa" w:w="1600"/><w:tcBorders><w:top w:val="single" w:color="D0D5DD" w:sz="4"/><w:left w:val="single" w:color="D0D5DD" w:sz="4"/><w:bottom w:val="single" w:color="D0D5DD" w:sz="4"/><w:right w:val="single" w:color="D0D5DD" w:sz="4"/></w:tcBorders><w:shd w:fill="1F4E79" w:val="clear"/><w:tcMar><w:top w:type="dxa" w:w="40"/><w:left w:type="dxa" w:w="40"/><w:bottom w:type="dxa" w:w="40"/><w:right w:type="dxa" w:w="40"/></w:tcMar></w:tcPr><w:p><w:r><w:rPr><w:b/><w:bCs/><w:color w:val="FFFFFF"/><w:sz w:val="15"/><w:szCs w:val="15"/><w:rFonts w:ascii="Calibri" w:cs="Calibri" w:eastAsia="Calibri" w:hAnsi="Calibri"/></w:rPr><w:t xml:space="preserve">Position held</w:t></w:r></w:p></w:tc><w:tc><w:tcPr><w:tcW w:type="dxa" w:w="1200"/><w:tcBorders><w:top w:val="single" w:color="D0D5DD" w:sz="4"/><w:left w:val="single" w:color="D0D5DD" w:sz="4"/><w:bottom w:val="single" w:color="D0D5DD" w:sz="4"/><w:right w:val="single" w:color="D0D5DD" w:sz="4"/></w:tcBorders><w:shd w:fill="1F4E79" w:val="clear"/><w:tcMar><w:top w:type="dxa" w:w="40"/><w:left w:type="dxa" w:w="40"/><w:bottom w:type="dxa" w:w="40"/><w:right w:type="dxa" w:w="40"/></w:tcMar></w:tcPr><w:p><w:r><w:rPr><w:b/><w:bCs/><w:color w:val="FFFFFF"/><w:sz w:val="15"/><w:szCs w:val="15"/><w:rFonts w:ascii="Calibri" w:cs="Calibri" w:eastAsia="Calibri" w:hAnsi="Calibri"/></w:rPr><w:t xml:space="preserve">Tele No.</w:t></w:r></w:p></w:tc><w:tc><w:tcPr><w:tcW w:type="dxa" w:w="1000"/><w:tcBorders><w:top w:val="single" w:color="D0D5DD" w:sz="4"/><w:left w:val="single" w:color="D0D5DD" w:sz="4"/><w:bottom w:val="single" w:color="D0D5DD" w:sz="4"/><w:right w:val="single" w:color="D0D5DD" w:sz="4"/></w:tcBorders><w:shd w:fill="1F4E79" w:val="clear"/><w:tcMar><w:top w:type="dxa" w:w="40"/><w:left w:type="dxa" w:w="40"/><w:bottom w:type="dxa" w:w="40"/><w:right w:type="dxa" w:w="40"/></w:tcMar></w:tcPr><w:p><w:r><w:rPr><w:b/><w:bCs/><w:color w:val="FFFFFF"/><w:sz w:val="15"/><w:szCs w:val="15"/><w:rFonts w:ascii="Calibri" w:cs="Calibri" w:eastAsia="Calibri" w:hAnsi="Calibri"/></w:rPr><w:t xml:space="preserve">Start</w:t></w:r></w:p></w:tc><w:tc><w:tcPr><w:tcW w:type="dxa" w:w="1000"/><w:tcBorders><w:top w:val="single" w:color="D0D5DD" w:sz="4"/><w:left w:val="single" w:color="D0D5DD" w:sz="4"/><w:bottom w:val="single" w:color="D0D5DD" w:sz="4"/><w:right w:val="single" w:color="D0D5DD" w:sz="4"/></w:tcBorders><w:shd w:fill="1F4E79" w:val="clear"/><w:tcMar><w:top w:type="dxa" w:w="40"/><w:left w:type="dxa" w:w="40"/><w:bottom w:type="dxa" w:w="40"/><w:right w:type="dxa" w:w="40"/></w:tcMar></w:tcPr><w:p><w:r><w:rPr><w:b/><w:bCs/><w:color w:val="FFFFFF"/><w:sz w:val="15"/><w:szCs w:val="15"/><w:rFonts w:ascii="Calibri" w:cs="Calibri" w:eastAsia="Calibri" w:hAnsi="Calibri"/></w:rPr><w:t xml:space="preserve">End</w:t></w:r></w:p></w:tc><w:tc><w:tcPr><w:tcW w:type="dxa" w:w="860"/><w:tcBorders><w:top w:val="single" w:color="D0D5DD" w:sz="4"/><w:left w:val="single" w:color="D0D5DD" w:sz="4"/><w:bottom w:val="single" w:color="D0D5DD" w:sz="4"/><w:right w:val="single" w:color="D0D5DD" w:sz="4"/></w:tcBorders><w:shd w:fill="1F4E79" w:val="clear"/><w:tcMar><w:top w:type="dxa" w:w="40"/><w:left w:type="dxa" w:w="40"/><w:bottom w:type="dxa" w:w="40"/><w:right w:type="dxa" w:w="40"/></w:tcMar></w:tcPr><w:p><w:r><w:rPr><w:b/><w:bCs/><w:color w:val="FFFFFF"/><w:sz w:val="15"/><w:szCs w:val="15"/><w:rFonts w:ascii="Calibri" w:cs="Calibri" w:eastAsia="Calibri" w:hAnsi="Calibri"/></w:rPr><w:t xml:space="preserve">Reason for leaving</w:t></w:r></w:p></w:tc></w:tr><w:tr><w:tc><w:tcPr><w:tcW w:type="dxa" w:w="500"/><w:tcBorders><w:top w:val="single" w:color="D0D5DD" w:sz="4"/><w:left w:val="single" w:color="D0D5DD" w:sz="4"/><w:bottom w:val="single" w:color="D0D5DD" w:sz="4"/><w:right w:val="single" w:color="D0D5DD" w:sz="4"/></w:tcBorders><w:tcMar><w:top w:type="dxa" w:w="50"/><w:left w:type="dxa" w:w="40"/><w:bottom w:type="dxa" w:w="50"/><w:right w:type="dxa" w:w="40"/></w:tcMar></w:tcPr><w:p><w:pPr><w:spacing w:after="20"/></w:pPr><w:r><w:rPr><w:sz w:val="16"/><w:szCs w:val="16"/><w:rFonts w:ascii="Calibri" w:cs="Calibri" w:eastAsia="Calibri" w:hAnsi="Calibri"/></w:rPr><w:t xml:space="preserve">1</w:t></w:r></w:p></w:tc><w:tc><w:tcPr><w:tcW w:type="dxa" w:w="3200"/><w:tcBorders><w:top w:val="single" w:color="D0D5DD" w:sz="4"/><w:left w:val="single" w:color="D0D5DD" w:sz="4"/><w:bottom w:val="single" w:color="D0D5DD" w:sz="4"/><w:right w:val="single" w:color="D0D5DD" w:sz="4"/></w:tcBorders><w:tcMar><w:top w:type="dxa" w:w="50"/><w:left w:type="dxa" w:w="40"/><w:bottom w:type="dxa" w:w="50"/><w:right w:type="dxa" w:w="40"/></w:tcMar></w:tcPr><w:p><w:pPr><w:spacing w:after="20"/></w:pPr><w:r><w:rPr><w:sz w:val="16"/><w:szCs w:val="16"/><w:rFonts w:ascii="Calibri" w:cs="Calibri" w:eastAsia="Calibri" w:hAnsi="Calibri"/></w:rPr><w:t xml:space="preserve">{{EMPLOYMENT_1_NAME}}</w:t></w:r></w:p><w:p><w:pPr><w:spacing w:after="20"/></w:pPr><w:r><w:rPr><w:sz w:val="16"/><w:szCs w:val="16"/><w:rFonts w:ascii="Calibri" w:cs="Calibri" w:eastAsia="Calibri" w:hAnsi="Calibri"/></w:rPr><w:t xml:space="preserve">{{EMPLOYMENT_1_ADDRESS}}</w:t></w:r></w:p><w:p><w:pPr><w:spacing w:after="20"/></w:pPr><w:r><w:rPr><w:sz w:val="16"/><w:szCs w:val="16"/><w:rFonts w:ascii="Calibri" w:cs="Calibri" w:eastAsia="Calibri" w:hAnsi="Calibri"/></w:rPr><w:t xml:space="preserve">{{EMPLOYMENT_1_REFEREE}}</w:t></w:r></w:p></w:tc><w:tc><w:tcPr><w:tcW w:type="dxa" w:w="1600"/><w:tcBorders><w:top w:val="single" w:color="D0D5DD" w:sz="4"/><w:left w:val="single" w:color="D0D5DD" w:sz="4"/><w:bottom w:val="single" w:color="D0D5DD" w:sz="4"/><w:right w:val="single" w:color="D0D5DD" w:sz="4"/></w:tcBorders><w:tcMar><w:top w:type="dxa" w:w="50"/><w:left w:type="dxa" w:w="40"/><w:bottom w:type="dxa" w:w="50"/><w:right w:type="dxa" w:w="40"/></w:tcMar></w:tcPr><w:p><w:pPr><w:spacing w:after="20"/></w:pPr><w:r><w:rPr><w:sz w:val="16"/><w:szCs w:val="16"/><w:rFonts w:ascii="Calibri" w:cs="Calibri" w:eastAsia="Calibri" w:hAnsi="Calibri"/></w:rPr><w:t xml:space="preserve">{{EMPLOYMENT_1_TITLE}}</w:t></w:r></w:p></w:tc><w:tc><w:tcPr><w:tcW w:type="dxa" w:w="1200"/><w:tcBorders><w:top w:val="single" w:color="D0D5DD" w:sz="4"/><w:left w:val="single" w:color="D0D5DD" w:sz="4"/><w:bottom w:val="single" w:color="D0D5DD" w:sz="4"/><w:right w:val="single" w:color="D0D5DD" w:sz="4"/></w:tcBorders><w:tcMar><w:top w:type="dxa" w:w="50"/><w:left w:type="dxa" w:w="40"/><w:bottom w:type="dxa" w:w="50"/><w:right w:type="dxa" w:w="40"/></w:tcMar></w:tcPr><w:p><w:pPr><w:spacing w:after="20"/></w:pPr><w:r><w:rPr><w:sz w:val="16"/><w:szCs w:val="16"/><w:rFonts w:ascii="Calibri" w:cs="Calibri" w:eastAsia="Calibri" w:hAnsi="Calibri"/></w:rPr><w:t xml:space="preserve">{{EMPLOYMENT_1_PHONE}}</w:t></w:r></w:p></w:tc><w:tc><w:tcPr><w:tcW w:type="dxa" w:w="1000"/><w:tcBorders><w:top w:val="single" w:color="D0D5DD" w:sz="4"/><w:left w:val="single" w:color="D0D5DD" w:sz="4"/><w:bottom w:val="single" w:color="D0D5DD" w:sz="4"/><w:right w:val="single" w:color="D0D5DD" w:sz="4"/></w:tcBorders><w:tcMar><w:top w:type="dxa" w:w="50"/><w:left w:type="dxa" w:w="40"/><w:bottom w:type="dxa" w:w="50"/><w:right w:type="dxa" w:w="40"/></w:tcMar></w:tcPr><w:p><w:pPr><w:spacing w:after="20"/></w:pPr><w:r><w:rPr><w:sz w:val="16"/><w:szCs w:val="16"/><w:rFonts w:ascii="Calibri" w:cs="Calibri" w:eastAsia="Calibri" w:hAnsi="Calibri"/></w:rPr><w:t xml:space="preserve">{{EMPLOYMENT_1_START}}</w:t></w:r></w:p></w:tc><w:tc><w:tcPr><w:tcW w:type="dxa" w:w="1000"/><w:tcBorders><w:top w:val="single" w:color="D0D5DD" w:sz="4"/><w:left w:val="single" w:color="D0D5DD" w:sz="4"/><w:bottom w:val="single" w:color="D0D5DD" w:sz="4"/><w:right w:val="single" w:color="D0D5DD" w:sz="4"/></w:tcBorders><w:tcMar><w:top w:type="dxa" w:w="50"/><w:left w:type="dxa" w:w="40"/><w:bottom w:type="dxa" w:w="50"/><w:right w:type="dxa" w:w="40"/></w:tcMar></w:tcPr><w:p><w:pPr><w:spacing w:after="20"/></w:pPr><w:r><w:rPr><w:sz w:val="16"/><w:szCs w:val="16"/><w:rFonts w:ascii="Calibri" w:cs="Calibri" w:eastAsia="Calibri" w:hAnsi="Calibri"/></w:rPr><w:t xml:space="preserve">{{EMPLOYMENT_1_END}}</w:t></w:r></w:p></w:tc><w:tc><w:tcPr><w:tcW w:type="dxa" w:w="860"/><w:tcBorders><w:top w:val="single" w:color="D0D5DD" w:sz="4"/><w:left w:val="single" w:color="D0D5DD" w:sz="4"/><w:bottom w:val="single" w:color="D0D5DD" w:sz="4"/><w:right w:val="single" w:color="D0D5DD" w:sz="4"/></w:tcBorders><w:tcMar><w:top w:type="dxa" w:w="50"/><w:left w:type="dxa" w:w="40"/><w:bottom w:type="dxa" w:w="50"/><w:right w:type="dxa" w:w="40"/></w:tcMar></w:tcPr><w:p><w:pPr><w:spacing w:after="20"/></w:pPr><w:r><w:rPr><w:sz w:val="16"/><w:szCs w:val="16"/><w:rFonts w:ascii="Calibri" w:cs="Calibri" w:eastAsia="Calibri" w:hAnsi="Calibri"/></w:rPr><w:t xml:space="preserve">{{EMPLOYMENT_1_REASON}}</w:t></w:r></w:p></w:tc></w:tr><w:tr><w:tc><w:tcPr><w:tcW w:type="dxa" w:w="500"/><w:tcBorders><w:top w:val="single" w:color="D0D5DD" w:sz="4"/><w:left w:val="single" w:color="D0D5DD" w:sz="4"/><w:bottom w:val="single" w:color="D0D5DD" w:sz="4"/><w:right w:val="single" w:color="D0D5DD" w:sz="4"/></w:tcBorders><w:tcMar><w:top w:type="dxa" w:w="50"/><w:left w:type="dxa" w:w="40"/><w:bottom w:type="dxa" w:w="50"/><w:right w:type="dxa" w:w="40"/></w:tcMar></w:tcPr><w:p><w:pPr><w:spacing w:after="20"/></w:pPr><w:r><w:rPr><w:sz w:val="16"/><w:szCs w:val="16"/><w:rFonts w:ascii="Calibri" w:cs="Calibri" w:eastAsia="Calibri" w:hAnsi="Calibri"/></w:rPr><w:t xml:space="preserve">2</w:t></w:r></w:p></w:tc><w:tc><w:tcPr><w:tcW w:type="dxa" w:w="3200"/><w:tcBorders><w:top w:val="single" w:color="D0D5DD" w:sz="4"/><w:left w:val="single" w:color="D0D5DD" w:sz="4"/><w:bottom w:val="single" w:color="D0D5DD" w:sz="4"/><w:right w:val="single" w:color="D0D5DD" w:sz="4"/></w:tcBorders><w:tcMar><w:top w:type="dxa" w:w="50"/><w:left w:type="dxa" w:w="40"/><w:bottom w:type="dxa" w:w="50"/><w:right w:type="dxa" w:w="40"/></w:tcMar></w:tcPr><w:p><w:pPr><w:spacing w:after="20"/></w:pPr><w:r><w:rPr><w:sz w:val="16"/><w:szCs w:val="16"/><w:rFonts w:ascii="Calibri" w:cs="Calibri" w:eastAsia="Calibri" w:hAnsi="Calibri"/></w:rPr><w:t xml:space="preserve">{{EMPLOYMENT_2_NAME}}</w:t></w:r></w:p><w:p><w:pPr><w:spacing w:after="20"/></w:pPr><w:r><w:rPr><w:sz w:val="16"/><w:szCs w:val="16"/><w:rFonts w:ascii="Calibri" w:cs="Calibri" w:eastAsia="Calibri" w:hAnsi="Calibri"/></w:rPr><w:t xml:space="preserve">{{EMPLOYMENT_2_ADDRESS}}</w:t></w:r></w:p><w:p><w:pPr><w:spacing w:after="20"/></w:pPr><w:r><w:rPr><w:sz w:val="16"/><w:szCs w:val="16"/><w:rFonts w:ascii="Calibri" w:cs="Calibri" w:eastAsia="Calibri" w:hAnsi="Calibri"/></w:rPr><w:t xml:space="preserve">{{EMPLOYMENT_2_REFEREE}}</w:t></w:r></w:p></w:tc><w:tc><w:tcPr><w:tcW w:type="dxa" w:w="1600"/><w:tcBorders><w:top w:val="single" w:color="D0D5DD" w:sz="4"/><w:left w:val="single" w:color="D0D5DD" w:sz="4"/><w:bottom w:val="single" w:color="D0D5DD" w:sz="4"/><w:right w:val="single" w:color="D0D5DD" w:sz="4"/></w:tcBorders><w:tcMar><w:top w:type="dxa" w:w="50"/><w:left w:type="dxa" w:w="40"/><w:bottom w:type="dxa" w:w="50"/><w:right w:type="dxa" w:w="40"/></w:tcMar></w:tcPr><w:p><w:pPr><w:spacing w:after="20"/></w:pPr><w:r><w:rPr><w:sz w:val="16"/><w:szCs w:val="16"/><w:rFonts w:ascii="Calibri" w:cs="Calibri" w:eastAsia="Calibri" w:hAnsi="Calibri"/></w:rPr><w:t xml:space="preserve">{{EMPLOYMENT_2_TITLE}}</w:t></w:r></w:p></w:tc><w:tc><w:tcPr><w:tcW w:type="dxa" w:w="1200"/><w:tcBorders><w:top w:val="single" w:color="D0D5DD" w:sz="4"/><w:left w:val="single" w:color="D0D5DD" w:sz="4"/><w:bottom w:val="single" w:color="D0D5DD" w:sz="4"/><w:right w:val="single" w:color="D0D5DD" w:sz="4"/></w:tcBorders><w:tcMar><w:top w:type="dxa" w:w="50"/><w:left w:type="dxa" w:w="40"/><w:bottom w:type="dxa" w:w="50"/><w:right w:type="dxa" w:w="40"/></w:tcMar></w:tcPr><w:p><w:pPr><w:spacing w:after="20"/></w:pPr><w:r><w:rPr><w:sz w:val="16"/><w:szCs w:val="16"/><w:rFonts w:ascii="Calibri" w:cs="Calibri" w:eastAsia="Calibri" w:hAnsi="Calibri"/></w:rPr><w:t xml:space="preserve">{{EMPLOYMENT_2_PHONE}}</w:t></w:r></w:p></w:tc><w:tc><w:tcPr><w:tcW w:type="dxa" w:w="1000"/><w:tcBorders><w:top w:val="single" w:color="D0D5DD" w:sz="4"/><w:left w:val="single" w:color="D0D5DD" w:sz="4"/><w:bottom w:val="single" w:color="D0D5DD" w:sz="4"/><w:right w:val="single" w:color="D0D5DD" w:sz="4"/></w:tcBorders><w:tcMar><w:top w:type="dxa" w:w="50"/><w:left w:type="dxa" w:w="40"/><w:bottom w:type="dxa" w:w="50"/><w:right w:type="dxa" w:w="40"/></w:tcMar></w:tcPr><w:p><w:pPr><w:spacing w:after="20"/></w:pPr><w:r><w:rPr><w:sz w:val="16"/><w:szCs w:val="16"/><w:rFonts w:ascii="Calibri" w:cs="Calibri" w:eastAsia="Calibri" w:hAnsi="Calibri"/></w:rPr><w:t xml:space="preserve">{{EMPLOYMENT_2_START}}</w:t></w:r></w:p></w:tc><w:tc><w:tcPr><w:tcW w:type="dxa" w:w="1000"/><w:tcBorders><w:top w:val="single" w:color="D0D5DD" w:sz="4"/><w:left w:val="single" w:color="D0D5DD" w:sz="4"/><w:bottom w:val="single" w:color="D0D5DD" w:sz="4"/><w:right w:val="single" w:color="D0D5DD" w:sz="4"/></w:tcBorders><w:tcMar><w:top w:type="dxa" w:w="50"/><w:left w:type="dxa" w:w="40"/><w:bottom w:type="dxa" w:w="50"/><w:right w:type="dxa" w:w="40"/></w:tcMar></w:tcPr><w:p><w:pPr><w:spacing w:after="20"/></w:pPr><w:r><w:rPr><w:sz w:val="16"/><w:szCs w:val="16"/><w:rFonts w:ascii="Calibri" w:cs="Calibri" w:eastAsia="Calibri" w:hAnsi="Calibri"/></w:rPr><w:t xml:space="preserve">{{EMPLOYMENT_2_END}}</w:t></w:r></w:p></w:tc><w:tc><w:tcPr><w:tcW w:type="dxa" w:w="860"/><w:tcBorders><w:top w:val="single" w:color="D0D5DD" w:sz="4"/><w:left w:val="single" w:color="D0D5DD" w:sz="4"/><w:bottom w:val="single" w:color="D0D5DD" w:sz="4"/><w:right w:val="single" w:color="D0D5DD" w:sz="4"/></w:tcBorders><w:tcMar><w:top w:type="dxa" w:w="50"/><w:left w:type="dxa" w:w="40"/><w:bottom w:type="dxa" w:w="50"/><w:right w:type="dxa" w:w="40"/></w:tcMar></w:tcPr><w:p><w:pPr><w:spacing w:after="20"/></w:pPr><w:r><w:rPr><w:sz w:val="16"/><w:szCs w:val="16"/><w:rFonts w:ascii="Calibri" w:cs="Calibri" w:eastAsia="Calibri" w:hAnsi="Calibri"/></w:rPr><w:t xml:space="preserve">{{EMPLOYMENT_2_REASON}}</w:t></w:r></w:p></w:tc></w:tr><w:tr><w:tc><w:tcPr><w:tcW w:type="dxa" w:w="500"/><w:tcBorders><w:top w:val="single" w:color="D0D5DD" w:sz="4"/><w:left w:val="single" w:color="D0D5DD" w:sz="4"/><w:bottom w:val="single" w:color="D0D5DD" w:sz="4"/><w:right w:val="single" w:color="D0D5DD" w:sz="4"/></w:tcBorders><w:tcMar><w:top w:type="dxa" w:w="50"/><w:left w:type="dxa" w:w="40"/><w:bottom w:type="dxa" w:w="50"/><w:right w:type="dxa" w:w="40"/></w:tcMar></w:tcPr><w:p><w:pPr><w:spacing w:after="20"/></w:pPr><w:r><w:rPr><w:sz w:val="16"/><w:szCs w:val="16"/><w:rFonts w:ascii="Calibri" w:cs="Calibri" w:eastAsia="Calibri" w:hAnsi="Calibri"/></w:rPr><w:t xml:space="preserve">3</w:t></w:r></w:p></w:tc><w:tc><w:tcPr><w:tcW w:type="dxa" w:w="3200"/><w:tcBorders><w:top w:val="single" w:color="D0D5DD" w:sz="4"/><w:left w:val="single" w:color="D0D5DD" w:sz="4"/><w:bottom w:val="single" w:color="D0D5DD" w:sz="4"/><w:right w:val="single" w:color="D0D5DD" w:sz="4"/></w:tcBorders><w:tcMar><w:top w:type="dxa" w:w="50"/><w:left w:type="dxa" w:w="40"/><w:bottom w:type="dxa" w:w="50"/><w:right w:type="dxa" w:w="40"/></w:tcMar></w:tcPr><w:p><w:pPr><w:spacing w:after="20"/></w:pPr><w:r><w:rPr><w:sz w:val="16"/><w:szCs w:val="16"/><w:rFonts w:ascii="Calibri" w:cs="Calibri" w:eastAsia="Calibri" w:hAnsi="Calibri"/></w:rPr><w:t xml:space="preserve">{{EMPLOYMENT_3_NAME}}</w:t></w:r></w:p><w:p><w:pPr><w:spacing w:after="20"/></w:pPr><w:r><w:rPr><w:sz w:val="16"/><w:szCs w:val="16"/><w:rFonts w:ascii="Calibri" w:cs="Calibri" w:eastAsia="Calibri" w:hAnsi="Calibri"/></w:rPr><w:t xml:space="preserve">{{EMPLOYMENT_3_ADDRESS}}</w:t></w:r></w:p><w:p><w:pPr><w:spacing w:after="20"/></w:pPr><w:r><w:rPr><w:sz w:val="16"/><w:szCs w:val="16"/><w:rFonts w:ascii="Calibri" w:cs="Calibri" w:eastAsia="Calibri" w:hAnsi="Calibri"/></w:rPr><w:t xml:space="preserve">{{EMPLOYMENT_3_REFEREE}}</w:t></w:r></w:p></w:tc><w:tc><w:tcPr><w:tcW w:type="dxa" w:w="1600"/><w:tcBorders><w:top w:val="single" w:color="D0D5DD" w:sz="4"/><w:left w:val="single" w:color="D0D5DD" w:sz="4"/><w:bottom w:val="single" w:color="D0D5DD" w:sz="4"/><w:right w:val="single" w:color="D0D5DD" w:sz="4"/></w:tcBorders><w:tcMar><w:top w:type="dxa" w:w="50"/><w:left w:type="dxa" w:w="40"/><w:bottom w:type="dxa" w:w="50"/><w:right w:type="dxa" w:w="40"/></w:tcMar></w:tcPr><w:p><w:pPr><w:spacing w:after="20"/></w:pPr><w:r><w:rPr><w:sz w:val="16"/><w:szCs w:val="16"/><w:rFonts w:ascii="Calibri" w:cs="Calibri" w:eastAsia="Calibri" w:hAnsi="Calibri"/></w:rPr><w:t xml:space="preserve">{{EMPLOYMENT_3_TITLE}}</w:t></w:r></w:p></w:tc><w:tc><w:tcPr><w:tcW w:type="dxa" w:w="1200"/><w:tcBorders><w:top w:val="single" w:color="D0D5DD" w:sz="4"/><w:left w:val="single" w:color="D0D5DD" w:sz="4"/><w:bottom w:val="single" w:color="D0D5DD" w:sz="4"/><w:right w:val="single" w:color="D0D5DD" w:sz="4"/></w:tcBorders><w:tcMar><w:top w:type="dxa" w:w="50"/><w:left w:type="dxa" w:w="40"/><w:bottom w:type="dxa" w:w="50"/><w:right w:type="dxa" w:w="40"/></w:tcMar></w:tcPr><w:p><w:pPr><w:spacing w:after="20"/></w:pPr><w:r><w:rPr><w:sz w:val="16"/><w:szCs w:val="16"/><w:rFonts w:ascii="Calibri" w:cs="Calibri" w:eastAsia="Calibri" w:hAnsi="Calibri"/></w:rPr><w:t xml:space="preserve">{{EMPLOYMENT_3_PHONE}}</w:t></w:r></w:p></w:tc><w:tc><w:tcPr><w:tcW w:type="dxa" w:w="1000"/><w:tcBorders><w:top w:val="single" w:color="D0D5DD" w:sz="4"/><w:left w:val="single" w:color="D0D5DD" w:sz="4"/><w:bottom w:val="single" w:color="D0D5DD" w:sz="4"/><w:right w:val="single" w:color="D0D5DD" w:sz="4"/></w:tcBorders><w:tcMar><w:top w:type="dxa" w:w="50"/><w:left w:type="dxa" w:w="40"/><w:bottom w:type="dxa" w:w="50"/><w:right w:type="dxa" w:w="40"/></w:tcMar></w:tcPr><w:p><w:pPr><w:spacing w:after="20"/></w:pPr><w:r><w:rPr><w:sz w:val="16"/><w:szCs w:val="16"/><w:rFonts w:ascii="Calibri" w:cs="Calibri" w:eastAsia="Calibri" w:hAnsi="Calibri"/></w:rPr><w:t xml:space="preserve">{{EMPLOYMENT_3_START}}</w:t></w:r></w:p></w:tc><w:tc><w:tcPr><w:tcW w:type="dxa" w:w="1000"/><w:tcBorders><w:top w:val="single" w:color="D0D5DD" w:sz="4"/><w:left w:val="single" w:color="D0D5DD" w:sz="4"/><w:bottom w:val="single" w:color="D0D5DD" w:sz="4"/><w:right w:val="single" w:color="D0D5DD" w:sz="4"/></w:tcBorders><w:tcMar><w:top w:type="dxa" w:w="50"/><w:left w:type="dxa" w:w="40"/><w:bottom w:type="dxa" w:w="50"/><w:right w:type="dxa" w:w="40"/></w:tcMar></w:tcPr><w:p><w:pPr><w:spacing w:after="20"/></w:pPr><w:r><w:rPr><w:sz w:val="16"/><w:szCs w:val="16"/><w:rFonts w:ascii="Calibri" w:cs="Calibri" w:eastAsia="Calibri" w:hAnsi="Calibri"/></w:rPr><w:t xml:space="preserve">{{EMPLOYMENT_3_END}}</w:t></w:r></w:p></w:tc><w:tc><w:tcPr><w:tcW w:type="dxa" w:w="860"/><w:tcBorders><w:top w:val="single" w:color="D0D5DD" w:sz="4"/><w:left w:val="single" w:color="D0D5DD" w:sz="4"/><w:bottom w:val="single" w:color="D0D5DD" w:sz="4"/><w:right w:val="single" w:color="D0D5DD" w:sz="4"/></w:tcBorders><w:tcMar><w:top w:type="dxa" w:w="50"/><w:left w:type="dxa" w:w="40"/><w:bottom w:type="dxa" w:w="50"/><w:right w:type="dxa" w:w="40"/></w:tcMar></w:tcPr><w:p><w:pPr><w:spacing w:after="20"/></w:pPr><w:r><w:rPr><w:sz w:val="16"/><w:szCs w:val="16"/><w:rFonts w:ascii="Calibri" w:cs="Calibri" w:eastAsia="Calibri" w:hAnsi="Calibri"/></w:rPr><w:t xml:space="preserve">{{EMPLOYMENT_3_REASON}}</w:t></w:r></w:p></w:tc></w:tr><w:tr><w:tc><w:tcPr><w:tcW w:type="dxa" w:w="500"/><w:tcBorders><w:top w:val="single" w:color="D0D5DD" w:sz="4"/><w:left w:val="single" w:color="D0D5DD" w:sz="4"/><w:bottom w:val="single" w:color="D0D5DD" w:sz="4"/><w:right w:val="single" w:color="D0D5DD" w:sz="4"/></w:tcBorders><w:tcMar><w:top w:type="dxa" w:w="50"/><w:left w:type="dxa" w:w="40"/><w:bottom w:type="dxa" w:w="50"/><w:right w:type="dxa" w:w="40"/></w:tcMar></w:tcPr><w:p><w:pPr><w:spacing w:after="20"/></w:pPr><w:r><w:rPr><w:sz w:val="16"/><w:szCs w:val="16"/><w:rFonts w:ascii="Calibri" w:cs="Calibri" w:eastAsia="Calibri" w:hAnsi="Calibri"/></w:rPr><w:t xml:space="preserve">4</w:t></w:r></w:p></w:tc><w:tc><w:tcPr><w:tcW w:type="dxa" w:w="3200"/><w:tcBorders><w:top w:val="single" w:color="D0D5DD" w:sz="4"/><w:left w:val="single" w:color="D0D5DD" w:sz="4"/><w:bottom w:val="single" w:color="D0D5DD" w:sz="4"/><w:right w:val="single" w:color="D0D5DD" w:sz="4"/></w:tcBorders><w:tcMar><w:top w:type="dxa" w:w="50"/><w:left w:type="dxa" w:w="40"/><w:bottom w:type="dxa" w:w="50"/><w:right w:type="dxa" w:w="40"/></w:tcMar></w:tcPr><w:p><w:pPr><w:spacing w:after="20"/></w:pPr><w:r><w:rPr><w:sz w:val="16"/><w:szCs w:val="16"/><w:rFonts w:ascii="Calibri" w:cs="Calibri" w:eastAsia="Calibri" w:hAnsi="Calibri"/></w:rPr><w:t xml:space="preserve">{{EMPLOYMENT_4_NAME}}</w:t></w:r></w:p><w:p><w:pPr><w:spacing w:after="20"/></w:pPr><w:r><w:rPr><w:sz w:val="16"/><w:szCs w:val="16"/><w:rFonts w:ascii="Calibri" w:cs="Calibri" w:eastAsia="Calibri" w:hAnsi="Calibri"/></w:rPr><w:t xml:space="preserve">{{EMPLOYMENT_4_ADDRESS}}</w:t></w:r></w:p><w:p><w:pPr><w:spacing w:after="20"/></w:pPr><w:r><w:rPr><w:sz w:val="16"/><w:szCs w:val="16"/><w:rFonts w:ascii="Calibri" w:cs="Calibri" w:eastAsia="Calibri" w:hAnsi="Calibri"/></w:rPr><w:t xml:space="preserve">{{EMPLOYMENT_4_REFEREE}}</w:t></w:r></w:p></w:tc><w:tc><w:tcPr><w:tcW w:type="dxa" w:w="1600"/><w:tcBorders><w:top w:val="single" w:color="D0D5DD" w:sz="4"/><w:left w:val="single" w:color="D0D5DD" w:sz="4"/><w:bottom w:val="single" w:color="D0D5DD" w:sz="4"/><w:right w:val="single" w:color="D0D5DD" w:sz="4"/></w:tcBorders><w:tcMar><w:top w:type="dxa" w:w="50"/><w:left w:type="dxa" w:w="40"/><w:bottom w:type="dxa" w:w="50"/><w:right w:type="dxa" w:w="40"/></w:tcMar></w:tcPr><w:p><w:pPr><w:spacing w:after="20"/></w:pPr><w:r><w:rPr><w:sz w:val="16"/><w:szCs w:val="16"/><w:rFonts w:ascii="Calibri" w:cs="Calibri" w:eastAsia="Calibri" w:hAnsi="Calibri"/></w:rPr><w:t xml:space="preserve">{{EMPLOYMENT_4_TITLE}}</w:t></w:r></w:p></w:tc><w:tc><w:tcPr><w:tcW w:type="dxa" w:w="1200"/><w:tcBorders><w:top w:val="single" w:color="D0D5DD" w:sz="4"/><w:left w:val="single" w:color="D0D5DD" w:sz="4"/><w:bottom w:val="single" w:color="D0D5DD" w:sz="4"/><w:right w:val="single" w:color="D0D5DD" w:sz="4"/></w:tcBorders><w:tcMar><w:top w:type="dxa" w:w="50"/><w:left w:type="dxa" w:w="40"/><w:bottom w:type="dxa" w:w="50"/><w:right w:type="dxa" w:w="40"/></w:tcMar></w:tcPr><w:p><w:pPr><w:spacing w:after="20"/></w:pPr><w:r><w:rPr><w:sz w:val="16"/><w:szCs w:val="16"/><w:rFonts w:ascii="Calibri" w:cs="Calibri" w:eastAsia="Calibri" w:hAnsi="Calibri"/></w:rPr><w:t xml:space="preserve">{{EMPLOYMENT_4_PHONE}}</w:t></w:r></w:p></w:tc><w:tc><w:tcPr><w:tcW w:type="dxa" w:w="1000"/><w:tcBorders><w:top w:val="single" w:color="D0D5DD" w:sz="4"/><w:left w:val="single" w:color="D0D5DD" w:sz="4"/><w:bottom w:val="single" w:color="D0D5DD" w:sz="4"/><w:right w:val="single" w:color="D0D5DD" w:sz="4"/></w:tcBorders><w:tcMar><w:top w:type="dxa" w:w="50"/><w:left w:type="dxa" w:w="40"/><w:bottom w:type="dxa" w:w="50"/><w:right w:type="dxa" w:w="40"/></w:tcMar></w:tcPr><w:p><w:pPr><w:spacing w:after="20"/></w:pPr><w:r><w:rPr><w:sz w:val="16"/><w:szCs w:val="16"/><w:rFonts w:ascii="Calibri" w:cs="Calibri" w:eastAsia="Calibri" w:hAnsi="Calibri"/></w:rPr><w:t xml:space="preserve">{{EMPLOYMENT_4_START}}</w:t></w:r></w:p></w:tc><w:tc><w:tcPr><w:tcW w:type="dxa" w:w="1000"/><w:tcBorders><w:top w:val="single" w:color="D0D5DD" w:sz="4"/><w:left w:val="single" w:color="D0D5DD" w:sz="4"/><w:bottom w:val="single" w:color="D0D5DD" w:sz="4"/><w:right w:val="single" w:color="D0D5DD" w:sz="4"/></w:tcBorders><w:tcMar><w:top w:type="dxa" w:w="50"/><w:left w:type="dxa" w:w="40"/><w:bottom w:type="dxa" w:w="50"/><w:right w:type="dxa" w:w="40"/></w:tcMar></w:tcPr><w:p><w:pPr><w:spacing w:after="20"/></w:pPr><w:r><w:rPr><w:sz w:val="16"/><w:szCs w:val="16"/><w:rFonts w:ascii="Calibri" w:cs="Calibri" w:eastAsia="Calibri" w:hAnsi="Calibri"/></w:rPr><w:t xml:space="preserve">{{EMPLOYMENT_4_END}}</w:t></w:r></w:p></w:tc><w:tc><w:tcPr><w:tcW w:type="dxa" w:w="860"/><w:tcBorders><w:top w:val="single" w:color="D0D5DD" w:sz="4"/><w:left w:val="single" w:color="D0D5DD" w:sz="4"/><w:bottom w:val="single" w:color="D0D5DD" w:sz="4"/><w:right w:val="single" w:color="D0D5DD" w:sz="4"/></w:tcBorders><w:tcMar><w:top w:type="dxa" w:w="50"/><w:left w:type="dxa" w:w="40"/><w:bottom w:type="dxa" w:w="50"/><w:right w:type="dxa" w:w="40"/></w:tcMar></w:tcPr><w:p><w:pPr><w:spacing w:after="20"/></w:pPr><w:r><w:rPr><w:sz w:val="16"/><w:szCs w:val="16"/><w:rFonts w:ascii="Calibri" w:cs="Calibri" w:eastAsia="Calibri" w:hAnsi="Calibri"/></w:rPr><w:t xml:space="preserve">{{EMPLOYMENT_4_REASON}}</w:t></w:r></w:p></w:tc></w:tr><w:tr><w:tc><w:tcPr><w:tcW w:type="dxa" w:w="500"/><w:tcBorders><w:top w:val="single" w:color="D0D5DD" w:sz="4"/><w:left w:val="single" w:color="D0D5DD" w:sz="4"/><w:bottom w:val="single" w:color="D0D5DD" w:sz="4"/><w:right w:val="single" w:color="D0D5DD" w:sz="4"/></w:tcBorders><w:tcMar><w:top w:type="dxa" w:w="50"/><w:left w:type="dxa" w:w="40"/><w:bottom w:type="dxa" w:w="50"/><w:right w:type="dxa" w:w="40"/></w:tcMar></w:tcPr><w:p><w:pPr><w:spacing w:after="20"/></w:pPr><w:r><w:rPr><w:sz w:val="16"/><w:szCs w:val="16"/><w:rFonts w:ascii="Calibri" w:cs="Calibri" w:eastAsia="Calibri" w:hAnsi="Calibri"/></w:rPr><w:t xml:space="preserve">5</w:t></w:r></w:p></w:tc><w:tc><w:tcPr><w:tcW w:type="dxa" w:w="3200"/><w:tcBorders><w:top w:val="single" w:color="D0D5DD" w:sz="4"/><w:left w:val="single" w:color="D0D5DD" w:sz="4"/><w:bottom w:val="single" w:color="D0D5DD" w:sz="4"/><w:right w:val="single" w:color="D0D5DD" w:sz="4"/></w:tcBorders><w:tcMar><w:top w:type="dxa" w:w="50"/><w:left w:type="dxa" w:w="40"/><w:bottom w:type="dxa" w:w="50"/><w:right w:type="dxa" w:w="40"/></w:tcMar></w:tcPr><w:p><w:pPr><w:spacing w:after="20"/></w:pPr><w:r><w:rPr><w:sz w:val="16"/><w:szCs w:val="16"/><w:rFonts w:ascii="Calibri" w:cs="Calibri" w:eastAsia="Calibri" w:hAnsi="Calibri"/></w:rPr><w:t xml:space="preserve">{{EMPLOYMENT_5_NAME}}</w:t></w:r></w:p><w:p><w:pPr><w:spacing w:after="20"/></w:pPr><w:r><w:rPr><w:sz w:val="16"/><w:szCs w:val="16"/><w:rFonts w:ascii="Calibri" w:cs="Calibri" w:eastAsia="Calibri" w:hAnsi="Calibri"/></w:rPr><w:t xml:space="preserve">{{EMPLOYMENT_5_ADDRESS}}</w:t></w:r></w:p><w:p><w:pPr><w:spacing w:after="20"/></w:pPr><w:r><w:rPr><w:sz w:val="16"/><w:szCs w:val="16"/><w:rFonts w:ascii="Calibri" w:cs="Calibri" w:eastAsia="Calibri" w:hAnsi="Calibri"/></w:rPr><w:t xml:space="preserve">{{EMPLOYMENT_5_REFEREE}}</w:t></w:r></w:p></w:tc><w:tc><w:tcPr><w:tcW w:type="dxa" w:w="1600"/><w:tcBorders><w:top w:val="single" w:color="D0D5DD" w:sz="4"/><w:left w:val="single" w:color="D0D5DD" w:sz="4"/><w:bottom w:val="single" w:color="D0D5DD" w:sz="4"/><w:right w:val="single" w:color="D0D5DD" w:sz="4"/></w:tcBorders><w:tcMar><w:top w:type="dxa" w:w="50"/><w:left w:type="dxa" w:w="40"/><w:bottom w:type="dxa" w:w="50"/><w:right w:type="dxa" w:w="40"/></w:tcMar></w:tcPr><w:p><w:pPr><w:spacing w:after="20"/></w:pPr><w:r><w:rPr><w:sz w:val="16"/><w:szCs w:val="16"/><w:rFonts w:ascii="Calibri" w:cs="Calibri" w:eastAsia="Calibri" w:hAnsi="Calibri"/></w:rPr><w:t xml:space="preserve">{{EMPLOYMENT_5_TITLE}}</w:t></w:r></w:p></w:tc><w:tc><w:tcPr><w:tcW w:type="dxa" w:w="1200"/><w:tcBorders><w:top w:val="single" w:color="D0D5DD" w:sz="4"/><w:left w:val="single" w:color="D0D5DD" w:sz="4"/><w:bottom w:val="single" w:color="D0D5DD" w:sz="4"/><w:right w:val="single" w:color="D0D5DD" w:sz="4"/></w:tcBorders><w:tcMar><w:top w:type="dxa" w:w="50"/><w:left w:type="dxa" w:w="40"/><w:bottom w:type="dxa" w:w="50"/><w:right w:type="dxa" w:w="40"/></w:tcMar></w:tcPr><w:p><w:pPr><w:spacing w:after="20"/></w:pPr><w:r><w:rPr><w:sz w:val="16"/><w:szCs w:val="16"/><w:rFonts w:ascii="Calibri" w:cs="Calibri" w:eastAsia="Calibri" w:hAnsi="Calibri"/></w:rPr><w:t xml:space="preserve">{{EMPLOYMENT_5_PHONE}}</w:t></w:r></w:p></w:tc><w:tc><w:tcPr><w:tcW w:type="dxa" w:w="1000"/><w:tcBorders><w:top w:val="single" w:color="D0D5DD" w:sz="4"/><w:left w:val="single" w:color="D0D5DD" w:sz="4"/><w:bottom w:val="single" w:color="D0D5DD" w:sz="4"/><w:right w:val="single" w:color="D0D5DD" w:sz="4"/></w:tcBorders><w:tcMar><w:top w:type="dxa" w:w="50"/><w:left w:type="dxa" w:w="40"/><w:bottom w:type="dxa" w:w="50"/><w:right w:type="dxa" w:w="40"/></w:tcMar></w:tcPr><w:p><w:pPr><w:spacing w:after="20"/></w:pPr><w:r><w:rPr><w:sz w:val="16"/><w:szCs w:val="16"/><w:rFonts w:ascii="Calibri" w:cs="Calibri" w:eastAsia="Calibri" w:hAnsi="Calibri"/></w:rPr><w:t xml:space="preserve">{{EMPLOYMENT_5_START}}</w:t></w:r></w:p></w:tc><w:tc><w:tcPr><w:tcW w:type="dxa" w:w="1000"/><w:tcBorders><w:top w:val="single" w:color="D0D5DD" w:sz="4"/><w:left w:val="single" w:color="D0D5DD" w:sz="4"/><w:bottom w:val="single" w:color="D0D5DD" w:sz="4"/><w:right w:val="single" w:color="D0D5DD" w:sz="4"/></w:tcBorders><w:tcMar><w:top w:type="dxa" w:w="50"/><w:left w:type="dxa" w:w="40"/><w:bottom w:type="dxa" w:w="50"/><w:right w:type="dxa" w:w="40"/></w:tcMar></w:tcPr><w:p><w:pPr><w:spacing w:after="20"/></w:pPr><w:r><w:rPr><w:sz w:val="16"/><w:szCs w:val="16"/><w:rFonts w:ascii="Calibri" w:cs="Calibri" w:eastAsia="Calibri" w:hAnsi="Calibri"/></w:rPr><w:t xml:space="preserve">{{EMPLOYMENT_5_END}}</w:t></w:r></w:p></w:tc><w:tc><w:tcPr><w:tcW w:type="dxa" w:w="860"/><w:tcBorders><w:top w:val="single" w:color="D0D5DD" w:sz="4"/><w:left w:val="single" w:color="D0D5DD" w:sz="4"/><w:bottom w:val="single" w:color="D0D5DD" w:sz="4"/><w:right w:val="single" w:color="D0D5DD" w:sz="4"/></w:tcBorders><w:tcMar><w:top w:type="dxa" w:w="50"/><w:left w:type="dxa" w:w="40"/><w:bottom w:type="dxa" w:w="50"/><w:right w:type="dxa" w:w="40"/></w:tcMar></w:tcPr><w:p><w:pPr><w:spacing w:after="20"/></w:pPr><w:r><w:rPr><w:sz w:val="16"/><w:szCs w:val="16"/><w:rFonts w:ascii="Calibri" w:cs="Calibri" w:eastAsia="Calibri" w:hAnsi="Calibri"/></w:rPr><w:t xml:space="preserve">{{EMPLOYMENT_5_REASON}}</w:t></w:r></w:p></w:tc></w:tr><w:tr><w:tc><w:tcPr><w:tcW w:type="dxa" w:w="500"/><w:tcBorders><w:top w:val="single" w:color="D0D5DD" w:sz="4"/><w:left w:val="single" w:color="D0D5DD" w:sz="4"/><w:bottom w:val="single" w:color="D0D5DD" w:sz="4"/><w:right w:val="single" w:color="D0D5DD" w:sz="4"/></w:tcBorders><w:tcMar><w:top w:type="dxa" w:w="50"/><w:left w:type="dxa" w:w="40"/><w:bottom w:type="dxa" w:w="50"/><w:right w:type="dxa" w:w="40"/></w:tcMar></w:tcPr><w:p><w:pPr><w:spacing w:after="20"/></w:pPr><w:r><w:rPr><w:sz w:val="16"/><w:szCs w:val="16"/><w:rFonts w:ascii="Calibri" w:cs="Calibri" w:eastAsia="Calibri" w:hAnsi="Calibri"/></w:rPr><w:t xml:space="preserve">6</w:t></w:r></w:p></w:tc><w:tc><w:tcPr><w:tcW w:type="dxa" w:w="3200"/><w:tcBorders><w:top w:val="single" w:color="D0D5DD" w:sz="4"/><w:left w:val="single" w:color="D0D5DD" w:sz="4"/><w:bottom w:val="single" w:color="D0D5DD" w:sz="4"/><w:right w:val="single" w:color="D0D5DD" w:sz="4"/></w:tcBorders><w:tcMar><w:top w:type="dxa" w:w="50"/><w:left w:type="dxa" w:w="40"/><w:bottom w:type="dxa" w:w="50"/><w:right w:type="dxa" w:w="40"/></w:tcMar></w:tcPr><w:p><w:pPr><w:spacing w:after="20"/></w:pPr><w:r><w:rPr><w:sz w:val="16"/><w:szCs w:val="16"/><w:rFonts w:ascii="Calibri" w:cs="Calibri" w:eastAsia="Calibri" w:hAnsi="Calibri"/></w:rPr><w:t xml:space="preserve">{{EMPLOYMENT_6_NAME}}</w:t></w:r></w:p><w:p><w:pPr><w:spacing w:after="20"/></w:pPr><w:r><w:rPr><w:sz w:val="16"/><w:szCs w:val="16"/><w:rFonts w:ascii="Calibri" w:cs="Calibri" w:eastAsia="Calibri" w:hAnsi="Calibri"/></w:rPr><w:t xml:space="preserve">{{EMPLOYMENT_6_ADDRESS}}</w:t></w:r></w:p><w:p><w:pPr><w:spacing w:after="20"/></w:pPr><w:r><w:rPr><w:sz w:val="16"/><w:szCs w:val="16"/><w:rFonts w:ascii="Calibri" w:cs="Calibri" w:eastAsia="Calibri" w:hAnsi="Calibri"/></w:rPr><w:t xml:space="preserve">{{EMPLOYMENT_6_REFEREE}}</w:t></w:r></w:p></w:tc><w:tc><w:tcPr><w:tcW w:type="dxa" w:w="1600"/><w:tcBorders><w:top w:val="single" w:color="D0D5DD" w:sz="4"/><w:left w:val="single" w:color="D0D5DD" w:sz="4"/><w:bottom w:val="single" w:color="D0D5DD" w:sz="4"/><w:right w:val="single" w:color="D0D5DD" w:sz="4"/></w:tcBorders><w:tcMar><w:top w:type="dxa" w:w="50"/><w:left w:type="dxa" w:w="40"/><w:bottom w:type="dxa" w:w="50"/><w:right w:type="dxa" w:w="40"/></w:tcMar></w:tcPr><w:p><w:pPr><w:spacing w:after="20"/></w:pPr><w:r><w:rPr><w:sz w:val="16"/><w:szCs w:val="16"/><w:rFonts w:ascii="Calibri" w:cs="Calibri" w:eastAsia="Calibri" w:hAnsi="Calibri"/></w:rPr><w:t xml:space="preserve">{{EMPLOYMENT_6_TITLE}}</w:t></w:r></w:p></w:tc><w:tc><w:tcPr><w:tcW w:type="dxa" w:w="1200"/><w:tcBorders><w:top w:val="single" w:color="D0D5DD" w:sz="4"/><w:left w:val="single" w:color="D0D5DD" w:sz="4"/><w:bottom w:val="single" w:color="D0D5DD" w:sz="4"/><w:right w:val="single" w:color="D0D5DD" w:sz="4"/></w:tcBorders><w:tcMar><w:top w:type="dxa" w:w="50"/><w:left w:type="dxa" w:w="40"/><w:bottom w:type="dxa" w:w="50"/><w:right w:type="dxa" w:w="40"/></w:tcMar></w:tcPr><w:p><w:pPr><w:spacing w:after="20"/></w:pPr><w:r><w:rPr><w:sz w:val="16"/><w:szCs w:val="16"/><w:rFonts w:ascii="Calibri" w:cs="Calibri" w:eastAsia="Calibri" w:hAnsi="Calibri"/></w:rPr><w:t xml:space="preserve">{{EMPLOYMENT_6_PHONE}}</w:t></w:r></w:p></w:tc><w:tc><w:tcPr><w:tcW w:type="dxa" w:w="1000"/><w:tcBorders><w:top w:val="single" w:color="D0D5DD" w:sz="4"/><w:left w:val="single" w:color="D0D5DD" w:sz="4"/><w:bottom w:val="single" w:color="D0D5DD" w:sz="4"/><w:right w:val="single" w:color="D0D5DD" w:sz="4"/></w:tcBorders><w:tcMar><w:top w:type="dxa" w:w="50"/><w:left w:type="dxa" w:w="40"/><w:bottom w:type="dxa" w:w="50"/><w:right w:type="dxa" w:w="40"/></w:tcMar></w:tcPr><w:p><w:pPr><w:spacing w:after="20"/></w:pPr><w:r><w:rPr><w:sz w:val="16"/><w:szCs w:val="16"/><w:rFonts w:ascii="Calibri" w:cs="Calibri" w:eastAsia="Calibri" w:hAnsi="Calibri"/></w:rPr><w:t xml:space="preserve">{{EMPLOYMENT_6_START}}</w:t></w:r></w:p></w:tc><w:tc><w:tcPr><w:tcW w:type="dxa" w:w="1000"/><w:tcBorders><w:top w:val="single" w:color="D0D5DD" w:sz="4"/><w:left w:val="single" w:color="D0D5DD" w:sz="4"/><w:bottom w:val="single" w:color="D0D5DD" w:sz="4"/><w:right w:val="single" w:color="D0D5DD" w:sz="4"/></w:tcBorders><w:tcMar><w:top w:type="dxa" w:w="50"/><w:left w:type="dxa" w:w="40"/><w:bottom w:type="dxa" w:w="50"/><w:right w:type="dxa" w:w="40"/></w:tcMar></w:tcPr><w:p><w:pPr><w:spacing w:after="20"/></w:pPr><w:r><w:rPr><w:sz w:val="16"/><w:szCs w:val="16"/><w:rFonts w:ascii="Calibri" w:cs="Calibri" w:eastAsia="Calibri" w:hAnsi="Calibri"/></w:rPr><w:t xml:space="preserve">{{EMPLOYMENT_6_END}}</w:t></w:r></w:p></w:tc><w:tc><w:tcPr><w:tcW w:type="dxa" w:w="860"/><w:tcBorders><w:top w:val="single" w:color="D0D5DD" w:sz="4"/><w:left w:val="single" w:color="D0D5DD" w:sz="4"/><w:bottom w:val="single" w:color="D0D5DD" w:sz="4"/><w:right w:val="single" w:color="D0D5DD" w:sz="4"/></w:tcBorders><w:tcMar><w:top w:type="dxa" w:w="50"/><w:left w:type="dxa" w:w="40"/><w:bottom w:type="dxa" w:w="50"/><w:right w:type="dxa" w:w="40"/></w:tcMar></w:tcPr><w:p><w:pPr><w:spacing w:after="20"/></w:pPr><w:r><w:rPr><w:sz w:val="16"/><w:szCs w:val="16"/><w:rFonts w:ascii="Calibri" w:cs="Calibri" w:eastAsia="Calibri" w:hAnsi="Calibri"/></w:rPr><w:t xml:space="preserve">{{EMPLOYMENT_6_REASON}}</w:t></w:r></w:p></w:tc></w:tr><w:tr><w:tc><w:tcPr><w:tcW w:type="dxa" w:w="500"/><w:tcBorders><w:top w:val="single" w:color="D0D5DD" w:sz="4"/><w:left w:val="single" w:color="D0D5DD" w:sz="4"/><w:bottom w:val="single" w:color="D0D5DD" w:sz="4"/><w:right w:val="single" w:color="D0D5DD" w:sz="4"/></w:tcBorders><w:tcMar><w:top w:type="dxa" w:w="50"/><w:left w:type="dxa" w:w="40"/><w:bottom w:type="dxa" w:w="50"/><w:right w:type="dxa" w:w="40"/></w:tcMar></w:tcPr><w:p><w:pPr><w:spacing w:after="20"/></w:pPr><w:r><w:rPr><w:sz w:val="16"/><w:szCs w:val="16"/><w:rFonts w:ascii="Calibri" w:cs="Calibri" w:eastAsia="Calibri" w:hAnsi="Calibri"/></w:rPr><w:t xml:space="preserve">7</w:t></w:r></w:p></w:tc><w:tc><w:tcPr><w:tcW w:type="dxa" w:w="3200"/><w:tcBorders><w:top w:val="single" w:color="D0D5DD" w:sz="4"/><w:left w:val="single" w:color="D0D5DD" w:sz="4"/><w:bottom w:val="single" w:color="D0D5DD" w:sz="4"/><w:right w:val="single" w:color="D0D5DD" w:sz="4"/></w:tcBorders><w:tcMar><w:top w:type="dxa" w:w="50"/><w:left w:type="dxa" w:w="40"/><w:bottom w:type="dxa" w:w="50"/><w:right w:type="dxa" w:w="40"/></w:tcMar></w:tcPr><w:p><w:pPr><w:spacing w:after="20"/></w:pPr><w:r><w:rPr><w:sz w:val="16"/><w:szCs w:val="16"/><w:rFonts w:ascii="Calibri" w:cs="Calibri" w:eastAsia="Calibri" w:hAnsi="Calibri"/></w:rPr><w:t xml:space="preserve">{{EMPLOYMENT_7_NAME}}</w:t></w:r></w:p><w:p><w:pPr><w:spacing w:after="20"/></w:pPr><w:r><w:rPr><w:sz w:val="16"/><w:szCs w:val="16"/><w:rFonts w:ascii="Calibri" w:cs="Calibri" w:eastAsia="Calibri" w:hAnsi="Calibri"/></w:rPr><w:t xml:space="preserve">{{EMPLOYMENT_7_ADDRESS}}</w:t></w:r></w:p><w:p><w:pPr><w:spacing w:after="20"/></w:pPr><w:r><w:rPr><w:sz w:val="16"/><w:szCs w:val="16"/><w:rFonts w:ascii="Calibri" w:cs="Calibri" w:eastAsia="Calibri" w:hAnsi="Calibri"/></w:rPr><w:t xml:space="preserve">{{EMPLOYMENT_7_REFEREE}}</w:t></w:r></w:p></w:tc><w:tc><w:tcPr><w:tcW w:type="dxa" w:w="1600"/><w:tcBorders><w:top w:val="single" w:color="D0D5DD" w:sz="4"/><w:left w:val="single" w:color="D0D5DD" w:sz="4"/><w:bottom w:val="single" w:color="D0D5DD" w:sz="4"/><w:right w:val="single" w:color="D0D5DD" w:sz="4"/></w:tcBorders><w:tcMar><w:top w:type="dxa" w:w="50"/><w:left w:type="dxa" w:w="40"/><w:bottom w:type="dxa" w:w="50"/><w:right w:type="dxa" w:w="40"/></w:tcMar></w:tcPr><w:p><w:pPr><w:spacing w:after="20"/></w:pPr><w:r><w:rPr><w:sz w:val="16"/><w:szCs w:val="16"/><w:rFonts w:ascii="Calibri" w:cs="Calibri" w:eastAsia="Calibri" w:hAnsi="Calibri"/></w:rPr><w:t xml:space="preserve">{{EMPLOYMENT_7_TITLE}}</w:t></w:r></w:p></w:tc><w:tc><w:tcPr><w:tcW w:type="dxa" w:w="1200"/><w:tcBorders><w:top w:val="single" w:color="D0D5DD" w:sz="4"/><w:left w:val="single" w:color="D0D5DD" w:sz="4"/><w:bottom w:val="single" w:color="D0D5DD" w:sz="4"/><w:right w:val="single" w:color="D0D5DD" w:sz="4"/></w:tcBorders><w:tcMar><w:top w:type="dxa" w:w="50"/><w:left w:type="dxa" w:w="40"/><w:bottom w:type="dxa" w:w="50"/><w:right w:type="dxa" w:w="40"/></w:tcMar></w:tcPr><w:p><w:pPr><w:spacing w:after="20"/></w:pPr><w:r><w:rPr><w:sz w:val="16"/><w:szCs w:val="16"/><w:rFonts w:ascii="Calibri" w:cs="Calibri" w:eastAsia="Calibri" w:hAnsi="Calibri"/></w:rPr><w:t xml:space="preserve">{{EMPLOYMENT_7_PHONE}}</w:t></w:r></w:p></w:tc><w:tc><w:tcPr><w:tcW w:type="dxa" w:w="1000"/><w:tcBorders><w:top w:val="single" w:color="D0D5DD" w:sz="4"/><w:left w:val="single" w:color="D0D5DD" w:sz="4"/><w:bottom w:val="single" w:color="D0D5DD" w:sz="4"/><w:right w:val="single" w:color="D0D5DD" w:sz="4"/></w:tcBorders><w:tcMar><w:top w:type="dxa" w:w="50"/><w:left w:type="dxa" w:w="40"/><w:bottom w:type="dxa" w:w="50"/><w:right w:type="dxa" w:w="40"/></w:tcMar></w:tcPr><w:p><w:pPr><w:spacing w:after="20"/></w:pPr><w:r><w:rPr><w:sz w:val="16"/><w:szCs w:val="16"/><w:rFonts w:ascii="Calibri" w:cs="Calibri" w:eastAsia="Calibri" w:hAnsi="Calibri"/></w:rPr><w:t xml:space="preserve">{{EMPLOYMENT_7_START}}</w:t></w:r></w:p></w:tc><w:tc><w:tcPr><w:tcW w:type="dxa" w:w="1000"/><w:tcBorders><w:top w:val="single" w:color="D0D5DD" w:sz="4"/><w:left w:val="single" w:color="D0D5DD" w:sz="4"/><w:bottom w:val="single" w:color="D0D5DD" w:sz="4"/><w:right w:val="single" w:color="D0D5DD" w:sz="4"/></w:tcBorders><w:tcMar><w:top w:type="dxa" w:w="50"/><w:left w:type="dxa" w:w="40"/><w:bottom w:type="dxa" w:w="50"/><w:right w:type="dxa" w:w="40"/></w:tcMar></w:tcPr><w:p><w:pPr><w:spacing w:after="20"/></w:pPr><w:r><w:rPr><w:sz w:val="16"/><w:szCs w:val="16"/><w:rFonts w:ascii="Calibri" w:cs="Calibri" w:eastAsia="Calibri" w:hAnsi="Calibri"/></w:rPr><w:t xml:space="preserve">{{EMPLOYMENT_7_END}}</w:t></w:r></w:p></w:tc><w:tc><w:tcPr><w:tcW w:type="dxa" w:w="860"/><w:tcBorders><w:top w:val="single" w:color="D0D5DD" w:sz="4"/><w:left w:val="single" w:color="D0D5DD" w:sz="4"/><w:bottom w:val="single" w:color="D0D5DD" w:sz="4"/><w:right w:val="single" w:color="D0D5DD" w:sz="4"/></w:tcBorders><w:tcMar><w:top w:type="dxa" w:w="50"/><w:left w:type="dxa" w:w="40"/><w:bottom w:type="dxa" w:w="50"/><w:right w:type="dxa" w:w="40"/></w:tcMar></w:tcPr><w:p><w:pPr><w:spacing w:after="20"/></w:pPr><w:r><w:rPr><w:sz w:val="16"/><w:szCs w:val="16"/><w:rFonts w:ascii="Calibri" w:cs="Calibri" w:eastAsia="Calibri" w:hAnsi="Calibri"/></w:rPr><w:t xml:space="preserve">{{EMPLOYMENT_7_REASON}}</w:t></w:r></w:p></w:tc></w:tr></w:tbl><w:p><w:pPr><w:spacing w:after="160"/></w:pPr></w:p><w:p><w:pPr><w:spacing w:after="80"/></w:pPr><w:r><w:rPr><w:b/><w:bCs/><w:color w:val="0F2942"/><w:sz w:val="20"/><w:szCs w:val="20"/><w:rFonts w:ascii="Calibri" w:cs="Calibri" w:eastAsia="Calibri" w:hAnsi="Calibri"/></w:rPr><w:t xml:space="preserve">PERSONAL HISTORY (PART B)</w:t></w:r></w:p><w:p><w:pPr><w:spacing w:after="100" w:line="276"/></w:pPr><w:r><w:rPr><w:sz w:val="18"/><w:szCs w:val="18"/><w:rFonts w:ascii="Calibri" w:cs="Calibri" w:eastAsia="Calibri" w:hAnsi="Calibri"/></w:rPr><w:t xml:space="preserve">IN THE CASE OF PERIODS OF SELF-EMPLOYMENT PLEASE GIVE NAMES AND ADDRESSES OF SOMEONE WHO CAN CONFIRM YOUR DETAILS (i.e., BOOKKEEPER, ACCOUNTANT, and OR SOLICITOR).</w:t></w:r></w:p><w:p><w:pPr><w:spacing w:after="80"/></w:pPr><w:r><w:rPr><w:sz w:val="18"/><w:szCs w:val="18"/><w:rFonts w:ascii="Calibri" w:cs="Calibri" w:eastAsia="Calibri" w:hAnsi="Calibri"/></w:rPr><w:t xml:space="preserve">HAVE YOU BEEN MADE BANKRUPT? YES/NO                          DO YOU HAVE ANY COUNTY COURT JUDGEMENTS? YES/NO</w:t></w:r></w:p><w:p><w:pPr><w:spacing w:after="120"/></w:pPr><w:r><w:rPr><w:sz w:val="18"/><w:szCs w:val="18"/><w:rFonts w:ascii="Calibri" w:cs="Calibri" w:eastAsia="Calibri" w:hAnsi="Calibri"/></w:rPr><w:t xml:space="preserve">DO YOU OBJECT TO THE COMPANY CONTACTING A CREDIT AGENCY WITH REFERENCE TO YOURSELF? YES/NO</w:t></w:r></w:p><w:p><w:pPr><w:pBdr><w:bottom w:val="single" w:color="1F4E79" w:sz="12" w:space="4"/></w:pBdr><w:spacing w:before="240" w:after="120"/></w:pPr><w:r><w:rPr><w:b/><w:bCs/><w:color w:val="8B7355"/><w:sz w:val="22"/><w:szCs w:val="22"/><w:rFonts w:ascii="Calibri" w:cs="Calibri" w:eastAsia="Calibri" w:hAnsi="Calibri"/></w:rPr><w:t xml:space="preserve">7.  </w:t></w:r><w:r><w:rPr><w:b/><w:bCs/><w:color w:val="0F2942"/><w:sz w:val="22"/><w:szCs w:val="22"/><w:rFonts w:ascii="Calibri" w:cs="Calibri" w:eastAsia="Calibri" w:hAnsi="Calibri"/></w:rPr><w:t xml:space="preserve">DETAILS OF WHEN YOU LEFT SCHOOL &amp; IF YOU ATTENDED COLLEGE IN THE LAST 10 YEARS</w:t></w:r></w:p><w:tbl><w:tblPr><w:tblW w:type="dxa" w:w="9360"/><w:tblBorders><w:top w:val="single" w:color="auto" w:sz="4"/><w:left w:val="single" w:color="auto" w:sz="4"/><w:bottom w:val="single" w:color="auto" w:sz="4"/><w:right w:val="single" w:color="auto" w:sz="4"/><w:insideH w:val="single" w:color="auto" w:sz="4"/><w:insideV w:val="single" w:color="auto" w:sz="4"/></w:tblBorders></w:tblPr><w:tblGrid><w:gridCol w:w="2800"/><w:gridCol w:w="6560"/></w:tblGrid><w:tr><w:tc><w:tcPr><w:tcW w:type="dxa" w:w="2800"/><w:tcBorders><w:top w:val="single" w:color="D0D5DD" w:sz="4"/><w:left w:val="single" w:color="D0D5DD" w:sz="4"/><w:bottom w:val="single" w:color="D0D5DD" w:sz="4"/><w:right w:val="single" w:color="D0D5DD" w:sz="4"/></w:tcBorders><w:shd w:fill="F4F6F8" w:val="clear"/><w:tcMar><w:top w:type="dxa" w:w="60"/><w:left w:type="dxa" w:w="100"/><w:bottom w:type="dxa" w:w="60"/><w:right w:type="dxa" w:w="100"/></w:tcMar><w:vAlign w:val="center"/></w:tcPr><w:p><w:r><w:rPr><w:b/><w:bCs/><w:color w:val="0F2942"/><w:sz w:val="18"/><w:szCs w:val="18"/><w:rFonts w:ascii="Calibri" w:cs="Calibri" w:eastAsia="Calibri" w:hAnsi="Calibri"/></w:rPr><w:t xml:space="preserve">School name (secondary only):</w:t></w:r></w:p></w:tc><w:tc><w:tcPr><w:tcW w:type="dxa" w:w="6560"/><w:tcBorders><w:top w:val="single" w:color="D0D5DD" w:sz="4"/><w:left w:val="single" w:color="D0D5DD" w:sz="4"/><w:bottom w:val="single" w:color="D0D5DD" w:sz="4"/><w:right w:val="single" w:color="D0D5DD" w:sz="4"/></w:tcBorders><w:tcMar><w:top w:type="dxa" w:w="60"/><w:left w:type="dxa" w:w="100"/><w:bottom w:type="dxa" w:w="60"/><w:right w:type="dxa" w:w="100"/></w:tcMar><w:vAlign w:val="center"/></w:tcPr><w:p><w:r><w:rPr><w:sz w:val="20"/><w:szCs w:val="20"/><w:rFonts w:ascii="Calibri" w:cs="Calibri" w:eastAsia="Calibri" w:hAnsi="Calibri"/></w:rPr><w:t xml:space="preserve">{{SCHOOL_NAME}}</w:t></w:r></w:p></w:tc></w:tr><w:tr><w:tc><w:tcPr><w:tcW w:type="dxa" w:w="2800"/><w:tcBorders><w:top w:val="single" w:color="D0D5DD" w:sz="4"/><w:left w:val="single" w:color="D0D5DD" w:sz="4"/><w:bottom w:val="single" w:color="D0D5DD" w:sz="4"/><w:right w:val="single" w:color="D0D5DD" w:sz="4"/></w:tcBorders><w:shd w:fill="F4F6F8" w:val="clear"/><w:tcMar><w:top w:type="dxa" w:w="60"/><w:left w:type="dxa" w:w="100"/><w:bottom w:type="dxa" w:w="60"/><w:right w:type="dxa" w:w="100"/></w:tcMar><w:vAlign w:val="center"/></w:tcPr><w:p><w:r><w:rPr><w:b/><w:bCs/><w:color w:val="0F2942"/><w:sz w:val="18"/><w:szCs w:val="18"/><w:rFonts w:ascii="Calibri" w:cs="Calibri" w:eastAsia="Calibri" w:hAnsi="Calibri"/></w:rPr><w:t xml:space="preserve">Town / city:</w:t></w:r></w:p></w:tc><w:tc><w:tcPr><w:tcW w:type="dxa" w:w="6560"/><w:tcBorders><w:top w:val="single" w:color="D0D5DD" w:sz="4"/><w:left w:val="single" w:color="D0D5DD" w:sz="4"/><w:bottom w:val="single" w:color="D0D5DD" w:sz="4"/><w:right w:val="single" w:color="D0D5DD" w:sz="4"/></w:tcBorders><w:tcMar><w:top w:type="dxa" w:w="60"/><w:left w:type="dxa" w:w="100"/><w:bottom w:type="dxa" w:w="60"/><w:right w:type="dxa" w:w="100"/></w:tcMar><w:vAlign w:val="center"/></w:tcPr><w:p><w:r><w:rPr><w:sz w:val="20"/><w:szCs w:val="20"/><w:rFonts w:ascii="Calibri" w:cs="Calibri" w:eastAsia="Calibri" w:hAnsi="Calibri"/></w:rPr><w:t xml:space="preserve">{{SCHOOL_TOWN}}</w:t></w:r></w:p></w:tc></w:tr><w:tr><w:tc><w:tcPr><w:tcW w:type="dxa" w:w="2800"/><w:tcBorders><w:top w:val="single" w:color="D0D5DD" w:sz="4"/><w:left w:val="single" w:color="D0D5DD" w:sz="4"/><w:bottom w:val="single" w:color="D0D5DD" w:sz="4"/><w:right w:val="single" w:color="D0D5DD" w:sz="4"/></w:tcBorders><w:shd w:fill="F4F6F8" w:val="clear"/><w:tcMar><w:top w:type="dxa" w:w="60"/><w:left w:type="dxa" w:w="100"/><w:bottom w:type="dxa" w:w="60"/><w:right w:type="dxa" w:w="100"/></w:tcMar><w:vAlign w:val="center"/></w:tcPr><w:p><w:r><w:rPr><w:b/><w:bCs/><w:color w:val="0F2942"/><w:sz w:val="18"/><w:szCs w:val="18"/><w:rFonts w:ascii="Calibri" w:cs="Calibri" w:eastAsia="Calibri" w:hAnsi="Calibri"/></w:rPr><w:t xml:space="preserve">Date left school:</w:t></w:r></w:p></w:tc><w:tc><w:tcPr><w:tcW w:type="dxa" w:w="6560"/><w:tcBorders><w:top w:val="single" w:color="D0D5DD" w:sz="4"/><w:left w:val="single" w:color="D0D5DD" w:sz="4"/><w:bottom w:val="single" w:color="D0D5DD" w:sz="4"/><w:right w:val="single" w:color="D0D5DD" w:sz="4"/></w:tcBorders><w:tcMar><w:top w:type="dxa" w:w="60"/><w:left w:type="dxa" w:w="100"/><w:bottom w:type="dxa" w:w="60"/><w:right w:type="dxa" w:w="100"/></w:tcMar><w:vAlign w:val="center"/></w:tcPr><w:p><w:r><w:rPr><w:sz w:val="20"/><w:szCs w:val="20"/><w:rFonts w:ascii="Calibri" w:cs="Calibri" w:eastAsia="Calibri" w:hAnsi="Calibri"/></w:rPr><w:t xml:space="preserve">{{SCHOOL_LEFT}}</w:t></w:r></w:p></w:tc></w:tr><w:tr><w:tc><w:tcPr><w:tcW w:type="dxa" w:w="2800"/><w:tcBorders><w:top w:val="single" w:color="D0D5DD" w:sz="4"/><w:left w:val="single" w:color="D0D5DD" w:sz="4"/><w:bottom w:val="single" w:color="D0D5DD" w:sz="4"/><w:right w:val="single" w:color="D0D5DD" w:sz="4"/></w:tcBorders><w:shd w:fill="F4F6F8" w:val="clear"/><w:tcMar><w:top w:type="dxa" w:w="60"/><w:left w:type="dxa" w:w="100"/><w:bottom w:type="dxa" w:w="60"/><w:right w:type="dxa" w:w="100"/></w:tcMar><w:vAlign w:val="center"/></w:tcPr><w:p><w:r><w:rPr><w:b/><w:bCs/><w:color w:val="0F2942"/><w:sz w:val="18"/><w:szCs w:val="18"/><w:rFonts w:ascii="Calibri" w:cs="Calibri" w:eastAsia="Calibri" w:hAnsi="Calibri"/></w:rPr><w:t xml:space="preserve">College &amp; dates:</w:t></w:r></w:p></w:tc><w:tc><w:tcPr><w:tcW w:type="dxa" w:w="6560"/><w:tcBorders><w:top w:val="single" w:color="D0D5DD" w:sz="4"/><w:left w:val="single" w:color="D0D5DD" w:sz="4"/><w:bottom w:val="single" w:color="D0D5DD" w:sz="4"/><w:right w:val="single" w:color="D0D5DD" w:sz="4"/></w:tcBorders><w:tcMar><w:top w:type="dxa" w:w="60"/><w:left w:type="dxa" w:w="100"/><w:bottom w:type="dxa" w:w="60"/><w:right w:type="dxa" w:w="100"/></w:tcMar><w:vAlign w:val="center"/></w:tcPr><w:p><w:r><w:rPr><w:sz w:val="20"/><w:szCs w:val="20"/><w:rFonts w:ascii="Calibri" w:cs="Calibri" w:eastAsia="Calibri" w:hAnsi="Calibri"/></w:rPr><w:t xml:space="preserve">{{COLLEGE_DETAILS}}</w:t></w:r></w:p></w:tc></w:tr></w:tbl><w:p><w:pPr><w:spacing w:after="80"/></w:pPr><w:r><w:rPr><w:i/><w:iCs/><w:color w:val="555555"/><w:sz w:val="18"/><w:szCs w:val="18"/><w:rFonts w:ascii="Calibri" w:cs="Calibri" w:eastAsia="Calibri" w:hAnsi="Calibri"/></w:rPr><w:t xml:space="preserve">Employees working on night duties may be required to undertake a medical, for further information contact head office</w:t></w:r></w:p><w:p><w:pPr><w:pBdr><w:bottom w:val="single" w:color="1F4E79" w:sz="12" w:space="4"/></w:pBdr><w:spacing w:before="240" w:after="120"/></w:pPr><w:r><w:rPr><w:b/><w:bCs/><w:color w:val="8B7355"/><w:sz w:val="22"/><w:szCs w:val="22"/><w:rFonts w:ascii="Calibri" w:cs="Calibri" w:eastAsia="Calibri" w:hAnsi="Calibri"/></w:rPr><w:t xml:space="preserve">  </w:t></w:r><w:r><w:rPr><w:b/><w:bCs/><w:color w:val="0F2942"/><w:sz w:val="22"/><w:szCs w:val="22"/><w:rFonts w:ascii="Calibri" w:cs="Calibri" w:eastAsia="Calibri" w:hAnsi="Calibri"/></w:rPr><w:t xml:space="preserve">READ THIS SECTION CAREFULLY BEFORE YOU SIGN THE STATEMENT</w:t></w:r></w:p><w:p><w:pPr><w:spacing w:after="100" w:line="276"/></w:pPr><w:r><w:rPr><w:sz w:val="18"/><w:szCs w:val="18"/><w:rFonts w:ascii="Calibri" w:cs="Calibri" w:eastAsia="Calibri" w:hAnsi="Calibri"/></w:rPr><w:t xml:space="preserve">1. IF OFFERED EMPLOYMENT IT WILL BE INITIALLY FOR A PROBATIONARY PERIOD OF 16 WEEKS. AFTER A PERIOD OF 12 WEEKS FROM START DATE FOR SCREENING:</w:t></w:r></w:p><w:p><w:pPr><w:spacing w:after="100" w:line="276"/></w:pPr><w:r><w:rPr><w:sz w:val="18"/><w:szCs w:val="18"/><w:rFonts w:ascii="Calibri" w:cs="Calibri" w:eastAsia="Calibri" w:hAnsi="Calibri"/></w:rPr><w:t xml:space="preserve">2. DURING THE PROBATIONARY PERIOD YOUR CONTRACT OF EMPLOYMENT MAY BE TERMINABLE BY THE &quot;COMPANY&quot; BY NO LESS THAN 24 HOURS NOTICE IN WRITING. THIS APPLIES TO SCREENING PERIOD ALSO.</w:t></w:r></w:p><w:p><w:pPr><w:spacing w:after="100" w:line="276"/></w:pPr><w:r><w:rPr><w:sz w:val="18"/><w:szCs w:val="18"/><w:rFonts w:ascii="Calibri" w:cs="Calibri" w:eastAsia="Calibri" w:hAnsi="Calibri"/></w:rPr><w:t xml:space="preserve">CONTINUED EMPLOYMENT IS CONDITIONAL UPON SATISFACTORY SCREENING.</w:t></w:r></w:p><w:p><w:pPr><w:spacing w:after="100" w:line="276"/></w:pPr><w:r><w:rPr><w:sz w:val="18"/><w:szCs w:val="18"/><w:rFonts w:ascii="Calibri" w:cs="Calibri" w:eastAsia="Calibri" w:hAnsi="Calibri"/></w:rPr><w:t xml:space="preserve">WE COMPLETE SOCIAL MEDIA AND INTERNET SEARCHES ON ALL APPLICANTS TO IDENTIFY ILLEGAL ACTIVITY INCLUDING BUT NOT EXCLUSIVELY HATE CRIME</w:t></w:r></w:p><w:p><w:pPr><w:spacing w:after="80"/></w:pPr></w:p><w:tbl><w:tblPr><w:tblW w:type="dxa" w:w="9360"/><w:tblBorders><w:top w:val="single" w:color="auto" w:sz="4"/><w:left w:val="single" w:color="auto" w:sz="4"/><w:bottom w:val="single" w:color="auto" w:sz="4"/><w:right w:val="single" w:color="auto" w:sz="4"/><w:insideH w:val="single" w:color="auto" w:sz="4"/><w:insideV w:val="single" w:color="auto" w:sz="4"/></w:tblBorders></w:tblPr><w:tblGrid><w:gridCol w:w="9360"/></w:tblGrid><w:tr><w:tc><w:tcPr><w:tcW w:type="dxa" w:w="9360"/><w:tcBorders><w:top w:val="none" w:color="FFFFFF" w:sz="0"/><w:left w:val="none" w:color="FFFFFF" w:sz="0"/><w:bottom w:val="none" w:color="FFFFFF" w:sz="0"/><w:right w:val="none" w:color="FFFFFF" w:sz="0"/></w:tcBorders><w:shd w:fill="1F4E79" w:val="clear"/><w:tcMar><w:top w:type="dxa" w:w="80"/><w:left w:type="dxa" w:w="140"/><w:bottom w:type="dxa" w:w="80"/><w:right w:type="dxa" w:w="140"/></w:tcMar></w:tcPr><w:p><w:pPr><w:jc w:val="center"/></w:pPr><w:r><w:rPr><w:b/><w:bCs/><w:color w:val="FFFFFF"/><w:sz w:val="18"/><w:szCs w:val="18"/><w:caps/><w:rFonts w:ascii="Calibri" w:cs="Calibri" w:eastAsia="Calibri" w:hAnsi="Calibri"/></w:rPr><w:t xml:space="preserve">STATEMENT TO BE SIGNED BY APPLICANT</w:t></w:r></w:p></w:tc></w:tr></w:tbl><w:p><w:pPr><w:spacing w:after="100"/></w:pPr></w:p><w:p><w:pPr><w:spacing w:after="80"/></w:pPr><w:r><w:rPr><w:sz w:val="18"/><w:szCs w:val="18"/><w:rFonts w:ascii="Calibri" w:cs="Calibri" w:eastAsia="Calibri" w:hAnsi="Calibri"/></w:rPr><w:t xml:space="preserve">I _________________________CERTIFY THAT TO THE BEST OF MY KNOWLEDGE, THE INFORMATION I HAVE GIVEN IS COMPLETE AND CORRECT, AND I UNDERSTAND THAT MISREPRESENTATION OF FACTS IS GROUNDS FOR IMMEDIATE DISMISSAL AND RENDERS ME LIABLE FOR PROSECUTION.</w:t></w:r></w:p><w:p><w:pPr><w:spacing w:after="100" w:line="276"/></w:pPr><w:r><w:rPr><w:sz w:val="18"/><w:szCs w:val="18"/><w:rFonts w:ascii="Calibri" w:cs="Calibri" w:eastAsia="Calibri" w:hAnsi="Calibri"/></w:rPr><w:t xml:space="preserve">I AUTHORISE THE COMPANY TO APPROACH ANY GOVERNMENT AGENCIES, FORMER EMPLOYERS, CREDIT AGENCIES AND PERSONAL REFEREES TO VERIFY THE INFORMATION GIVEN AND WILL SUPPLY A STATUTORY DECLARATION IF REQUIRED (I GIVE PERMISSION FOR MY PRESENT EMPLOYER TO BE APPROACHED). I CONFIRM IF SUCCESSFUL</w:t></w:r></w:p><w:p><w:pPr><w:spacing w:before="120" w:after="80"/></w:pPr><w:r><w:rPr><w:b/><w:bCs/><w:sz w:val="19"/><w:szCs w:val="19"/><w:rFonts w:ascii="Calibri" w:cs="Calibri" w:eastAsia="Calibri" w:hAnsi="Calibri"/></w:rPr><w:t xml:space="preserve">APPLICANTS SIGNATURE: _______________________________________DATE:_______________________</w:t></w:r></w:p><w:p><w:pPr><w:spacing w:after="120"/></w:pPr></w:p><w:p><w:pPr><w:spacing w:after="60"/></w:pPr><w:r><w:rPr><w:b/><w:bCs/><w:color w:val="0F2942"/><w:sz w:val="20"/><w:szCs w:val="20"/><w:rFonts w:ascii="Calibri" w:cs="Calibri" w:eastAsia="Calibri" w:hAnsi="Calibri"/></w:rPr><w:t xml:space="preserve">ADDITIONAL INFORMATION</w:t></w:r></w:p><w:p><w:pPr><w:spacing w:after="80"/></w:pPr><w:r><w:rPr><w:i/><w:iCs/><w:color w:val="555555"/><w:sz w:val="18"/><w:szCs w:val="18"/><w:rFonts w:ascii="Calibri" w:cs="Calibri" w:eastAsia="Calibri" w:hAnsi="Calibri"/></w:rPr><w:t xml:space="preserve">(PLEASE USE THIS SECTION TO SUPPLY ANY OTHER RELEVANT INFORMATION)</w:t></w:r></w:p><w:p><w:pPr><w:pBdr><w:bottom w:val="single" w:color="D0D5DD" w:sz="4" w:space="1"/></w:pBdr><w:spacing w:after="40"/></w:pPr></w:p><w:p><w:pPr><w:pBdr><w:bottom w:val="single" w:color="D0D5DD" w:sz="4" w:space="1"/></w:pBdr><w:spacing w:after="40"/></w:pPr></w:p><w:p><w:pPr><w:pBdr><w:bottom w:val="single" w:color="D0D5DD" w:sz="4" w:space="1"/></w:pBdr><w:spacing w:after="40"/></w:pPr></w:p><w:p><w:pPr><w:pBdr><w:bottom w:val="single" w:color="D0D5DD" w:sz="4" w:space="1"/></w:pBdr><w:spacing w:after="40"/></w:pPr></w:p><w:p><w:pPr><w:pBdr><w:bottom w:val="single" w:color="D0D5DD" w:sz="4" w:space="1"/></w:pBdr><w:spacing w:after="40"/></w:pPr></w:p><w:p><w:pPr><w:pBdr><w:bottom w:val="single" w:color="D0D5DD" w:sz="4" w:space="1"/></w:pBdr><w:spacing w:after="40"/></w:pPr></w:p><w:p><w:pPr><w:spacing w:after="160"/></w:pPr></w:p><w:tbl><w:tblPr><w:tblW w:type="dxa" w:w="9360"/><w:tblBorders><w:top w:val="single" w:color="auto" w:sz="4"/><w:left w:val="single" w:color="auto" w:sz="4"/><w:bottom w:val="single" w:color="auto" w:sz="4"/><w:right w:val="single" w:color="auto" w:sz="4"/><w:insideH w:val="single" w:color="auto" w:sz="4"/><w:insideV w:val="single" w:color="auto" w:sz="4"/></w:tblBorders></w:tblPr><w:tblGrid><w:gridCol w:w="9360"/></w:tblGrid><w:tr><w:tc><w:tcPr><w:tcW w:type="dxa" w:w="9360"/><w:tcBorders><w:top w:val="none" w:color="FFFFFF" w:sz="0"/><w:left w:val="none" w:color="FFFFFF" w:sz="0"/><w:bottom w:val="none" w:color="FFFFFF" w:sz="0"/><w:right w:val="none" w:color="FFFFFF" w:sz="0"/></w:tcBorders><w:shd w:fill="0F2942" w:val="clear"/><w:tcMar><w:top w:type="dxa" w:w="80"/><w:left w:type="dxa" w:w="140"/><w:bottom w:type="dxa" w:w="80"/><w:right w:type="dxa" w:w="140"/></w:tcMar></w:tcPr><w:p><w:pPr><w:jc w:val="center"/></w:pPr><w:r><w:rPr><w:b/><w:bCs/><w:color w:val="FFFFFF"/><w:sz w:val="18"/><w:szCs w:val="18"/><w:caps/><w:rFonts w:ascii="Calibri" w:cs="Calibri" w:eastAsia="Calibri" w:hAnsi="Calibri"/></w:rPr><w:t xml:space="preserve">Notice to all Applicants</w:t></w:r></w:p></w:tc></w:tr></w:tbl><w:p><w:pPr><w:spacing w:after="100"/></w:pPr></w:p><w:p><w:pPr><w:spacing w:after="100" w:line="276"/></w:pPr><w:r><w:rPr><w:sz w:val="18"/><w:szCs w:val="18"/><w:rFonts w:ascii="Calibri" w:cs="Calibri" w:eastAsia="Calibri" w:hAnsi="Calibri"/></w:rPr><w:t xml:space="preserve">CSTM SERVICES LTD Conforms to the Standard of BS 7858:2019 and as such all applicants must undergo a security screening process.</w:t></w:r></w:p><w:p><w:pPr><w:spacing w:after="100" w:line="276"/></w:pPr><w:r><w:rPr><w:sz w:val="18"/><w:szCs w:val="18"/><w:rFonts w:ascii="Calibri" w:cs="Calibri" w:eastAsia="Calibri" w:hAnsi="Calibri"/></w:rPr><w:t xml:space="preserve">The application must be completed in full.</w:t></w:r></w:p><w:p><w:pPr><w:spacing w:after="100" w:line="276"/></w:pPr><w:r><w:rPr><w:sz w:val="18"/><w:szCs w:val="18"/><w:rFonts w:ascii="Calibri" w:cs="Calibri" w:eastAsia="Calibri" w:hAnsi="Calibri"/></w:rPr><w:t xml:space="preserve">A full 5 year work history (or in the case of a younger applicant a 10 year if the company requires the later for client or insurance reasons).</w:t></w:r></w:p><w:p><w:pPr><w:spacing w:after="100" w:line="276"/></w:pPr><w:r><w:rPr><w:sz w:val="18"/><w:szCs w:val="18"/><w:rFonts w:ascii="Calibri" w:cs="Calibri" w:eastAsia="Calibri" w:hAnsi="Calibri"/></w:rPr><w:t xml:space="preserve">Personal references · Proof of ID · Proof of address · Medical history · National Insurance Check · Criminal Records Bureau Screening via the S.I.A.</w:t></w:r></w:p><w:p><w:pPr><w:spacing w:before="80" w:after="60"/></w:pPr><w:r><w:rPr><w:b/><w:bCs/><w:sz w:val="18"/><w:szCs w:val="18"/><w:rFonts w:ascii="Calibri" w:cs="Calibri" w:eastAsia="Calibri" w:hAnsi="Calibri"/></w:rPr><w:t xml:space="preserve">As to enable us to process your application please supply the following in full</w:t></w:r></w:p><w:p><w:pPr><w:spacing w:after="100" w:line="276"/></w:pPr><w:r><w:rPr><w:sz w:val="18"/><w:szCs w:val="18"/><w:rFonts w:ascii="Calibri" w:cs="Calibri" w:eastAsia="Calibri" w:hAnsi="Calibri"/></w:rPr><w:t xml:space="preserve">• Full names, addresses and telephone numbers of previous employers</w:t></w:r></w:p><w:p><w:pPr><w:spacing w:after="100" w:line="276"/></w:pPr><w:r><w:rPr><w:sz w:val="18"/><w:szCs w:val="18"/><w:rFonts w:ascii="Calibri" w:cs="Calibri" w:eastAsia="Calibri" w:hAnsi="Calibri"/></w:rPr><w:t xml:space="preserve">• Full names, addresses and telephone numbers of personal references</w:t></w:r></w:p><w:p><w:pPr><w:spacing w:after="100" w:line="276"/></w:pPr><w:r><w:rPr><w:sz w:val="18"/><w:szCs w:val="18"/><w:rFonts w:ascii="Calibri" w:cs="Calibri" w:eastAsia="Calibri" w:hAnsi="Calibri"/></w:rPr><w:t xml:space="preserve">• Full details of any unemployment</w:t></w:r></w:p><w:p><w:pPr><w:spacing w:before="80" w:after="60"/></w:pPr><w:r><w:rPr><w:b/><w:bCs/><w:sz w:val="18"/><w:szCs w:val="18"/><w:rFonts w:ascii="Calibri" w:cs="Calibri" w:eastAsia="Calibri" w:hAnsi="Calibri"/></w:rPr><w:t xml:space="preserve">Please bring the following items to your interview</w:t></w:r></w:p><w:p><w:pPr><w:spacing w:after="100" w:line="276"/></w:pPr><w:r><w:rPr><w:sz w:val="18"/><w:szCs w:val="18"/><w:rFonts w:ascii="Calibri" w:cs="Calibri" w:eastAsia="Calibri" w:hAnsi="Calibri"/></w:rPr><w:t xml:space="preserve">Birth certificate · Passport (if held) · Two recent utility bills · Driving licence (if held) · Two passport size photographs · Bank details · P45 if you have one</w:t></w:r></w:p><w:p><w:pPr><w:spacing w:after="100" w:line="276"/></w:pPr><w:r><w:rPr><w:sz w:val="18"/><w:szCs w:val="18"/><w:rFonts w:ascii="Calibri" w:cs="Calibri" w:eastAsia="Calibri" w:hAnsi="Calibri"/></w:rPr><w:t xml:space="preserve">Failure to complete this application form could result in your application being delayed or rejected. Any information supplied that is found to be fraudulent would result in dismissal or in some cases legal action being taken.</w:t></w:r></w:p><w:p><w:pPr><w:spacing w:after="100"/></w:pPr></w:p><w:p><w:pPr><w:spacing w:after="80"/></w:pPr><w:r><w:rPr><w:b/><w:bCs/><w:color w:val="0F2942"/><w:sz w:val="20"/><w:szCs w:val="20"/><w:rFonts w:ascii="Calibri" w:cs="Calibri" w:eastAsia="Calibri" w:hAnsi="Calibri"/></w:rPr><w:t xml:space="preserve">Before proceeding with this application</w:t></w:r></w:p><w:p><w:pPr><w:spacing w:after="60"/></w:pPr><w:r><w:rPr><w:sz w:val="18"/><w:szCs w:val="18"/><w:rFonts w:ascii="Calibri" w:cs="Calibri" w:eastAsia="Calibri" w:hAnsi="Calibri"/></w:rPr><w:t xml:space="preserve">Do you agree to a S.I.A. Criminal record check being carried out? YES/NO</w:t></w:r></w:p><w:p><w:pPr><w:spacing w:after="60"/></w:pPr><w:r><w:rPr><w:sz w:val="18"/><w:szCs w:val="18"/><w:rFonts w:ascii="Calibri" w:cs="Calibri" w:eastAsia="Calibri" w:hAnsi="Calibri"/></w:rPr><w:t xml:space="preserve">Do you fully understand the potential consequences? YES/NO</w:t></w:r></w:p><w:p><w:pPr><w:spacing w:after="120"/></w:pPr><w:r><w:rPr><w:sz w:val="18"/><w:szCs w:val="18"/><w:rFonts w:ascii="Calibri" w:cs="Calibri" w:eastAsia="Calibri" w:hAnsi="Calibri"/></w:rPr><w:t xml:space="preserve">Do you agree to a credit check taken via a credit agency regards to yourself YES/NO?</w:t></w:r></w:p><w:p><w:pPr><w:spacing w:after="60"/></w:pPr><w:r><w:rPr><w:sz w:val="19"/><w:szCs w:val="19"/><w:rFonts w:ascii="Calibri" w:cs="Calibri" w:eastAsia="Calibri" w:hAnsi="Calibri"/></w:rPr><w:t xml:space="preserve">Print Name_______________________</w:t></w:r></w:p><w:p><w:pPr><w:spacing w:after="60"/></w:pPr><w:r><w:rPr><w:sz w:val="19"/><w:szCs w:val="19"/><w:rFonts w:ascii="Calibri" w:cs="Calibri" w:eastAsia="Calibri" w:hAnsi="Calibri"/></w:rPr><w:t xml:space="preserve">Signature________________________</w:t></w:r></w:p><w:p><w:pPr><w:spacing w:after="160"/></w:pPr><w:r><w:rPr><w:sz w:val="19"/><w:szCs w:val="19"/><w:rFonts w:ascii="Calibri" w:cs="Calibri" w:eastAsia="Calibri" w:hAnsi="Calibri"/></w:rPr><w:t xml:space="preserve">Date ___________________________</w:t></w:r></w:p><w:tbl><w:tblPr><w:tblW w:type="dxa" w:w="9360"/><w:tblBorders><w:top w:val="single" w:color="auto" w:sz="4"/><w:left w:val="single" w:color="auto" w:sz="4"/><w:bottom w:val="single" w:color="auto" w:sz="4"/><w:right w:val="single" w:color="auto" w:sz="4"/><w:insideH w:val="single" w:color="auto" w:sz="4"/><w:insideV w:val="single" w:color="auto" w:sz="4"/></w:tblBorders></w:tblPr><w:tblGrid><w:gridCol w:w="9360"/></w:tblGrid><w:tr><w:tc><w:tcPr><w:tcW w:type="dxa" w:w="9360"/><w:tcBorders><w:top w:val="none" w:color="FFFFFF" w:sz="0"/><w:left w:val="none" w:color="FFFFFF" w:sz="0"/><w:bottom w:val="none" w:color="FFFFFF" w:sz="0"/><w:right w:val="none" w:color="FFFFFF" w:sz="0"/></w:tcBorders><w:shd w:fill="4A5568" w:val="clear"/><w:tcMar><w:top w:type="dxa" w:w="80"/><w:left w:type="dxa" w:w="140"/><w:bottom w:type="dxa" w:w="80"/><w:right w:type="dxa" w:w="140"/></w:tcMar></w:tcPr><w:p><w:pPr><w:jc w:val="center"/></w:pPr><w:r><w:rPr><w:b/><w:bCs/><w:color w:val="FFFFFF"/><w:sz w:val="18"/><w:szCs w:val="18"/><w:caps/><w:rFonts w:ascii="Calibri" w:cs="Calibri" w:eastAsia="Calibri" w:hAnsi="Calibri"/></w:rPr><w:t xml:space="preserve">FOR OFFICE USE ONLY</w:t></w:r></w:p></w:tc></w:tr></w:tbl><w:p><w:pPr><w:spacing w:after="100"/></w:pPr></w:p><w:p><w:pPr><w:spacing w:after="100" w:line="276"/></w:pPr><w:r><w:rPr><w:sz w:val="17"/><w:szCs w:val="17"/><w:rFonts w:ascii="Calibri" w:cs="Calibri" w:eastAsia="Calibri" w:hAnsi="Calibri"/></w:rPr><w:t xml:space="preserve">Associated Documents:           Seen:Date:       Copy Retained:</w:t></w:r></w:p><w:p><w:pPr><w:spacing w:after="100" w:line="276"/></w:pPr><w:r><w:rPr><w:sz w:val="17"/><w:szCs w:val="17"/><w:rFonts w:ascii="Calibri" w:cs="Calibri" w:eastAsia="Calibri" w:hAnsi="Calibri"/></w:rPr><w:t xml:space="preserve">Birth Certificate/Passport</w:t></w:r></w:p><w:p><w:pPr><w:spacing w:after="100" w:line="276"/></w:pPr><w:r><w:rPr><w:sz w:val="17"/><w:szCs w:val="17"/><w:rFonts w:ascii="Calibri" w:cs="Calibri" w:eastAsia="Calibri" w:hAnsi="Calibri"/></w:rPr><w:t xml:space="preserve">S.I.A. Licence</w:t></w:r></w:p><w:p><w:pPr><w:spacing w:after="100" w:line="276"/></w:pPr><w:r><w:rPr><w:sz w:val="17"/><w:szCs w:val="17"/><w:rFonts w:ascii="Calibri" w:cs="Calibri" w:eastAsia="Calibri" w:hAnsi="Calibri"/></w:rPr><w:t xml:space="preserve">Service Record</w:t></w:r></w:p><w:p><w:pPr><w:spacing w:after="100" w:line="276"/></w:pPr><w:r><w:rPr><w:sz w:val="17"/><w:szCs w:val="17"/><w:rFonts w:ascii="Calibri" w:cs="Calibri" w:eastAsia="Calibri" w:hAnsi="Calibri"/></w:rPr><w:t xml:space="preserve">Utility Bill/Bank Statement</w:t></w:r></w:p><w:p><w:pPr><w:spacing w:after="80"/></w:pPr><w:r><w:rPr><w:i/><w:iCs/><w:color w:val="555555"/><w:sz w:val="18"/><w:szCs w:val="18"/><w:rFonts w:ascii="Calibri" w:cs="Calibri" w:eastAsia="Calibri" w:hAnsi="Calibri"/></w:rPr><w:t xml:space="preserve">NOTE: PHOTOCOPIES OF ONE THE ABOVE DOCUMENTS ARE TO BE INCLUDED WITHIN VETTING PAPERS.</w:t></w:r></w:p><w:p><w:pPr><w:spacing w:after="80"/></w:pPr></w:p><w:p><w:pPr><w:spacing w:after="100" w:line="276"/></w:pPr><w:r><w:rPr><w:sz w:val="18"/><w:szCs w:val="18"/><w:rFonts w:ascii="Calibri" w:cs="Calibri" w:eastAsia="Calibri" w:hAnsi="Calibri"/></w:rPr><w:t xml:space="preserve">I HAVE CHECKED THE DETAILS OF THIS APPLICATION FORM AND CONFIRM THAT ALL INFORMATION IS CORRECT AT TIME OF INTERVIEW.</w:t></w:r></w:p><w:p><w:pPr><w:spacing w:before="80" w:after="120"/></w:pPr><w:r><w:rPr><w:sz w:val="18"/><w:szCs w:val="18"/><w:rFonts w:ascii="Calibri" w:cs="Calibri" w:eastAsia="Calibri" w:hAnsi="Calibri"/></w:rPr><w:t xml:space="preserve">PRINT NAME……………………………………………… SIGN………………………………………</w:t></w:r></w:p><w:p><w:pPr><w:spacing w:before="80" w:after="40"/></w:pPr><w:r><w:rPr><w:b/><w:bCs/><w:color w:val="0F2942"/><w:sz w:val="18"/><w:szCs w:val="18"/><w:rFonts w:ascii="Calibri" w:cs="Calibri" w:eastAsia="Calibri" w:hAnsi="Calibri"/></w:rPr><w:t xml:space="preserve">SOCIAL MEDIA CHECK FINDINGS</w:t></w:r></w:p><w:p><w:pPr><w:pBdr><w:bottom w:val="single" w:color="D0D5DD" w:sz="4" w:space="1"/></w:pBdr><w:spacing w:after="40"/></w:pPr></w:p><w:p><w:pPr><w:pBdr><w:bottom w:val="single" w:color="D0D5DD" w:sz="4" w:space="1"/></w:pBdr><w:spacing w:after="40"/></w:pPr></w:p><w:p><w:pPr><w:pBdr><w:bottom w:val="single" w:color="D0D5DD" w:sz="4" w:space="1"/></w:pBdr><w:spacing w:after="40"/></w:pPr></w:p><w:p><w:pPr><w:pBdr><w:bottom w:val="single" w:color="D0D5DD" w:sz="4" w:space="1"/></w:pBdr><w:spacing w:after="40"/></w:pPr></w:p><w:p><w:pPr><w:spacing w:before="80" w:after="40"/></w:pPr><w:r><w:rPr><w:b/><w:bCs/><w:color w:val="0F2942"/><w:sz w:val="18"/><w:szCs w:val="18"/><w:rFonts w:ascii="Calibri" w:cs="Calibri" w:eastAsia="Calibri" w:hAnsi="Calibri"/></w:rPr><w:t xml:space="preserve">INTERNET SEARCH FINDINGS</w:t></w:r></w:p><w:p><w:pPr><w:pBdr><w:bottom w:val="single" w:color="D0D5DD" w:sz="4" w:space="1"/></w:pBdr><w:spacing w:after="40"/></w:pPr></w:p><w:p><w:pPr><w:pBdr><w:bottom w:val="single" w:color="D0D5DD" w:sz="4" w:space="1"/></w:pBdr><w:spacing w:after="40"/></w:pPr></w:p><w:p><w:pPr><w:pBdr><w:bottom w:val="single" w:color="D0D5DD" w:sz="4" w:space="1"/></w:pBdr><w:spacing w:after="40"/></w:pPr></w:p><w:p><w:pPr><w:pBdr><w:bottom w:val="single" w:color="D0D5DD" w:sz="4" w:space="1"/></w:pBdr><w:spacing w:after="40"/></w:pPr></w:p><w:sectPr><w:headerReference w:type="default" r:id="rId6"/><w:footerReference w:type="default" r:id="rId7"/><w:pgSz w:w="11906" w:h="16838" w:orient="portrait"/><w:pgMar w:top="720" w:right="720" w:bottom="720" w:left="720" w:header="708" w:footer="708" w:gutter="0"/><w:pgNumType/><w:docGrid w:linePitch="360"/></w:sectPr></w:body></w:document>
+<file path=word/document.xml><?xml version="1.0" encoding="utf-8"?>
+<w:document xmlns:wpc="http://schemas.microsoft.com/office/word/2010/wordprocessingCanvas" xmlns:mc="http://schemas.openxmlformats.org/markup-compatibility/2006" xmlns:o="urn:schemas-microsoft-com:office:office" xmlns:r="http://schemas.openxmlformats.org/officeDocument/2006/relationships" xmlns:m="http://schemas.openxmlformats.org/officeDocument/2006/math" xmlns:v="urn:schemas-microsoft-com:vml" xmlns:wp14="http://schemas.microsoft.com/office/word/2010/wordprocessingDrawing" xmlns:wp="http://schemas.openxmlformats.org/drawingml/2006/wordprocessingDrawing" xmlns:w10="urn:schemas-microsoft-com:office:word" xmlns:w="http://schemas.openxmlformats.org/wordprocessingml/2006/main" xmlns:w14="http://schemas.microsoft.com/office/word/2010/wordml" xmlns:w15="http://schemas.microsoft.com/office/word/2012/wordml" xmlns:wpg="http://schemas.microsoft.com/office/word/2010/wordprocessingGroup" xmlns:wpi="http://schemas.microsoft.com/office/word/2010/wordprocessingInk" xmlns:wne="http://schemas.microsoft.com/office/word/2006/wordml" xmlns:wps="http://schemas.microsoft.com/office/word/2010/wordprocessingShape" xmlns:cx="http://schemas.microsoft.com/office/drawing/2014/chartex" xmlns:cx1="http://schemas.microsoft.com/office/drawing/2015/9/8/chartex" xmlns:cx2="http://schemas.microsoft.com/office/drawing/2015/10/21/chartex" xmlns:cx3="http://schemas.microsoft.com/office/drawing/2016/5/9/chartex" xmlns:cx4="http://schemas.microsoft.com/office/drawing/2016/5/10/chartex" xmlns:cx5="http://schemas.microsoft.com/office/drawing/2016/5/11/chartex" xmlns:cx6="http://schemas.microsoft.com/office/drawing/2016/5/12/chartex" xmlns:cx7="http://schemas.microsoft.com/office/drawing/2016/5/13/chartex" xmlns:cx8="http://schemas.microsoft.com/office/drawing/2016/5/14/chartex" xmlns:aink="http://schemas.microsoft.com/office/drawing/2016/ink" xmlns:am3d="http://schemas.microsoft.com/office/drawing/2017/model3d" xmlns:w16cex="http://schemas.microsoft.com/office/word/2018/wordml/cex" xmlns:w16cid="http://schemas.microsoft.com/office/word/2016/wordml/cid" xmlns:w16="http://schemas.microsoft.com/office/word/2018/wordml" xmlns:w16sdtdh="http://schemas.microsoft.com/office/word/2020/wordml/sdtdatahash" xmlns:w16se="http://schemas.microsoft.com/office/word/2015/wordml/symex" mc:Ignorable="w14 w15 wp14">
+  <w:body>
+    <w:p>
+      <w:pPr>
+        <w:spacing w:before="120" w:after="40"/>
+        <w:jc w:val="center"/>
+      </w:pPr>
+      <w:r>
+        <w:rPr>
+          <w:b/>
+          <w:bCs/>
+          <w:color w:val="0F2942"/>
+          <w:sz w:val="32"/>
+          <w:szCs w:val="32"/>
+          <w:rFonts w:ascii="Calibri" w:cs="Calibri" w:eastAsia="Calibri" w:hAnsi="Calibri"/>
+        </w:rPr>
+        <w:t xml:space="preserve">CSTM SERVICES LTD</w:t>
+      </w:r>
+    </w:p>
+    <w:p>
+      <w:pPr>
+        <w:spacing w:after="60"/>
+        <w:jc w:val="center"/>
+      </w:pPr>
+      <w:r>
+        <w:rPr>
+          <w:b/>
+          <w:bCs/>
+          <w:color w:val="1F4E79"/>
+          <w:sz w:val="28"/>
+          <w:szCs w:val="28"/>
+          <w:rFonts w:ascii="Calibri" w:cs="Calibri" w:eastAsia="Calibri" w:hAnsi="Calibri"/>
+        </w:rPr>
+        <w:t xml:space="preserve">APPLICATION FORM</w:t>
+      </w:r>
+    </w:p>
+    <w:p>
+      <w:pPr>
+        <w:spacing w:after="160"/>
+        <w:jc w:val="center"/>
+      </w:pPr>
+      <w:r>
+        <w:rPr>
+          <w:color w:val="8B7355"/>
+          <w:sz w:val="18"/>
+          <w:szCs w:val="18"/>
+          <w:rFonts w:ascii="Calibri" w:cs="Calibri" w:eastAsia="Calibri" w:hAnsi="Calibri"/>
+        </w:rPr>
+        <w:t xml:space="preserve">Security Screening &amp; Vetting  ·  SF 01</w:t>
+      </w:r>
+    </w:p>
+    <w:tbl>
+      <w:tblPr>
+        <w:tblW w:type="dxa" w:w="9360"/>
+        <w:tblBorders>
+          <w:top w:val="single" w:color="auto" w:sz="4"/>
+          <w:left w:val="single" w:color="auto" w:sz="4"/>
+          <w:bottom w:val="single" w:color="auto" w:sz="4"/>
+          <w:right w:val="single" w:color="auto" w:sz="4"/>
+          <w:insideH w:val="single" w:color="auto" w:sz="4"/>
+          <w:insideV w:val="single" w:color="auto" w:sz="4"/>
+        </w:tblBorders>
+      </w:tblPr>
+      <w:tblGrid>
+        <w:gridCol w:w="9360"/>
+      </w:tblGrid>
+      <w:tr>
+        <w:tc>
+          <w:tcPr>
+            <w:tcW w:type="dxa" w:w="9360"/>
+            <w:tcBorders>
+              <w:top w:val="none" w:color="FFFFFF" w:sz="0"/>
+              <w:left w:val="none" w:color="FFFFFF" w:sz="0"/>
+              <w:bottom w:val="none" w:color="FFFFFF" w:sz="0"/>
+              <w:right w:val="none" w:color="FFFFFF" w:sz="0"/>
+            </w:tcBorders>
+            <w:shd w:fill="0F2942" w:val="clear"/>
+            <w:tcMar>
+              <w:top w:type="dxa" w:w="80"/>
+              <w:left w:type="dxa" w:w="140"/>
+              <w:bottom w:type="dxa" w:w="80"/>
+              <w:right w:type="dxa" w:w="140"/>
+            </w:tcMar>
+          </w:tcPr>
+          <w:p>
+            <w:pPr>
+              <w:jc w:val="center"/>
+            </w:pPr>
+            <w:r>
+              <w:rPr>
+                <w:b/>
+                <w:bCs/>
+                <w:color w:val="FFFFFF"/>
+                <w:sz w:val="18"/>
+                <w:szCs w:val="18"/>
+                <w:caps/>
+                <w:rFonts w:ascii="Calibri" w:cs="Calibri" w:eastAsia="Calibri" w:hAnsi="Calibri"/>
+              </w:rPr>
+              <w:t xml:space="preserve">CONFIDENTIAL WHEN COMPLETED</w:t>
+            </w:r>
+          </w:p>
+        </w:tc>
+      </w:tr>
+    </w:tbl>
+    <w:p>
+      <w:pPr>
+        <w:spacing w:after="140"/>
+      </w:pPr>
+    </w:p>
+    <w:tbl>
+      <w:tblPr>
+        <w:tblW w:type="dxa" w:w="9360"/>
+        <w:tblBorders>
+          <w:top w:val="single" w:color="auto" w:sz="4"/>
+          <w:left w:val="single" w:color="auto" w:sz="4"/>
+          <w:bottom w:val="single" w:color="auto" w:sz="4"/>
+          <w:right w:val="single" w:color="auto" w:sz="4"/>
+          <w:insideH w:val="single" w:color="auto" w:sz="4"/>
+          <w:insideV w:val="single" w:color="auto" w:sz="4"/>
+        </w:tblBorders>
+      </w:tblPr>
+      <w:tblGrid>
+        <w:gridCol w:w="6200"/>
+        <w:gridCol w:w="3160"/>
+      </w:tblGrid>
+      <w:tr>
+        <w:tc>
+          <w:tcPr>
+            <w:tcW w:type="dxa" w:w="6200"/>
+            <w:tcBorders>
+              <w:top w:val="single" w:color="D0D5DD" w:sz="4"/>
+              <w:left w:val="single" w:color="D0D5DD" w:sz="4"/>
+              <w:bottom w:val="single" w:color="D0D5DD" w:sz="4"/>
+              <w:right w:val="single" w:color="D0D5DD" w:sz="4"/>
+            </w:tcBorders>
+            <w:tcMar>
+              <w:top w:type="dxa" w:w="80"/>
+              <w:left w:type="dxa" w:w="100"/>
+              <w:bottom w:type="dxa" w:w="80"/>
+              <w:right w:type="dxa" w:w="100"/>
+            </w:tcMar>
+          </w:tcPr>
+          <w:p>
+            <w:pPr>
+              <w:spacing w:after="100" w:line="276"/>
+            </w:pPr>
+            <w:r>
+              <w:rPr>
+                <w:sz w:val="20"/>
+                <w:szCs w:val="20"/>
+                <w:rFonts w:ascii="Calibri" w:cs="Calibri" w:eastAsia="Calibri" w:hAnsi="Calibri"/>
+              </w:rPr>
+              <w:t xml:space="preserve">CSTM SERVICES LTD</w:t>
+            </w:r>
+          </w:p>
+          <w:p>
+            <w:pPr>
+              <w:spacing w:after="60"/>
+            </w:pPr>
+            <w:r>
+              <w:rPr>
+                <w:sz w:val="19"/>
+                <w:szCs w:val="19"/>
+                <w:rFonts w:ascii="Calibri" w:cs="Calibri" w:eastAsia="Calibri" w:hAnsi="Calibri"/>
+              </w:rPr>
+              <w:t xml:space="preserve">VETTING FROM: {{VETTING_START_DAY}} / {{VETTING_START_MONTH}} / {{VETTING_START_YEAR}}</w:t>
+            </w:r>
+          </w:p>
+          <w:p>
+            <w:pPr>
+              <w:spacing w:after="40"/>
+            </w:pPr>
+            <w:r>
+              <w:rPr>
+                <w:sz w:val="19"/>
+                <w:szCs w:val="19"/>
+                <w:rFonts w:ascii="Calibri" w:cs="Calibri" w:eastAsia="Calibri" w:hAnsi="Calibri"/>
+              </w:rPr>
+              <w:t xml:space="preserve">VETTED BY: {{HR_SIGNATORY_NAME}}</w:t>
+            </w:r>
+          </w:p>
+          <w:p>
+            <w:pPr>
+              <w:spacing w:after="80"/>
+            </w:pPr>
+            <w:r>
+              <w:rPr>
+                <w:i/>
+                <w:iCs/>
+                <w:color w:val="555555"/>
+                <w:sz w:val="18"/>
+                <w:szCs w:val="18"/>
+                <w:rFonts w:ascii="Calibri" w:cs="Calibri" w:eastAsia="Calibri" w:hAnsi="Calibri"/>
+              </w:rPr>
+              <w:t xml:space="preserve">(12/16 weeks from the above date)</w:t>
+            </w:r>
+          </w:p>
+          <w:p>
+            <w:pPr>
+              <w:spacing w:before="80" w:after="40"/>
+            </w:pPr>
+            <w:r>
+              <w:rPr>
+                <w:b/>
+                <w:bCs/>
+                <w:sz w:val="19"/>
+                <w:szCs w:val="19"/>
+                <w:rFonts w:ascii="Calibri" w:cs="Calibri" w:eastAsia="Calibri" w:hAnsi="Calibri"/>
+              </w:rPr>
+              <w:t xml:space="preserve">S.I.A. LICENCE NUMBER: {{SIA_LICENCE}}</w:t>
+            </w:r>
+          </w:p>
+          <w:p>
+            <w:r>
+              <w:rPr>
+                <w:sz w:val="19"/>
+                <w:szCs w:val="19"/>
+                <w:rFonts w:ascii="Calibri" w:cs="Calibri" w:eastAsia="Calibri" w:hAnsi="Calibri"/>
+              </w:rPr>
+              <w:t xml:space="preserve">EMPLOYMENT AS: {{OFFICER_TYPE}}</w:t>
+            </w:r>
+          </w:p>
+        </w:tc>
+        <w:tc>
+          <w:tcPr>
+            <w:tcW w:type="dxa" w:w="3160"/>
+            <w:tcBorders>
+              <w:top w:val="single" w:color="D0D5DD" w:sz="4"/>
+              <w:left w:val="single" w:color="D0D5DD" w:sz="4"/>
+              <w:bottom w:val="single" w:color="D0D5DD" w:sz="4"/>
+              <w:right w:val="single" w:color="D0D5DD" w:sz="4"/>
+            </w:tcBorders>
+            <w:shd w:fill="F4F6F8" w:val="clear"/>
+            <w:tcMar>
+              <w:top w:type="dxa" w:w="120"/>
+              <w:left w:type="dxa" w:w="80"/>
+              <w:bottom w:type="dxa" w:w="120"/>
+              <w:right w:type="dxa" w:w="80"/>
+            </w:tcMar>
+            <w:vAlign w:val="center"/>
+          </w:tcPr>
+          <w:p>
+            <w:pPr>
+              <w:jc w:val="center"/>
+            </w:pPr>
+            <w:r>
+              <w:rPr>
+                <w:b/>
+                <w:bCs/>
+                <w:color w:val="0F2942"/>
+                <w:sz w:val="16"/>
+                <w:szCs w:val="16"/>
+                <w:rFonts w:ascii="Calibri" w:cs="Calibri" w:eastAsia="Calibri" w:hAnsi="Calibri"/>
+              </w:rPr>
+              <w:t xml:space="preserve">PLEASE AFFIX</w:t>
+            </w:r>
+          </w:p>
+          <w:p>
+            <w:pPr>
+              <w:spacing w:before="40" w:after="40"/>
+              <w:jc w:val="center"/>
+            </w:pPr>
+            <w:r>
+              <w:rPr>
+                <w:b/>
+                <w:bCs/>
+                <w:color w:val="0F2942"/>
+                <w:sz w:val="16"/>
+                <w:szCs w:val="16"/>
+                <w:rFonts w:ascii="Calibri" w:cs="Calibri" w:eastAsia="Calibri" w:hAnsi="Calibri"/>
+              </w:rPr>
+              <w:t xml:space="preserve">PHOTOGRAPH</w:t>
+            </w:r>
+          </w:p>
+          <w:p>
+            <w:pPr>
+              <w:spacing w:after="80"/>
+            </w:pPr>
+            <w:r>
+              <w:rPr>
+                <w:i/>
+                <w:iCs/>
+                <w:color w:val="555555"/>
+                <w:sz w:val="18"/>
+                <w:szCs w:val="18"/>
+                <w:rFonts w:ascii="Calibri" w:cs="Calibri" w:eastAsia="Calibri" w:hAnsi="Calibri"/>
+              </w:rPr>
+              <w:t xml:space="preserve">Passport-size</w:t>
+            </w:r>
+          </w:p>
+        </w:tc>
+      </w:tr>
+    </w:tbl>
+    <w:p>
+      <w:pPr>
+        <w:spacing w:after="100"/>
+      </w:pPr>
+    </w:p>
+    <w:p>
+      <w:pPr>
+        <w:spacing w:after="80"/>
+      </w:pPr>
+      <w:r>
+        <w:rPr>
+          <w:i/>
+          <w:iCs/>
+          <w:color w:val="555555"/>
+          <w:sz w:val="18"/>
+          <w:szCs w:val="18"/>
+          <w:rFonts w:ascii="Calibri" w:cs="Calibri" w:eastAsia="Calibri" w:hAnsi="Calibri"/>
+        </w:rPr>
+        <w:t xml:space="preserve">PLEASE ANSWER ALL QUESTIONS USING BLOCK CAPITALS</w:t>
+      </w:r>
+    </w:p>
+    <w:p>
+      <w:pPr>
+        <w:pBdr>
+          <w:bottom w:val="single" w:color="1F4E79" w:sz="12" w:space="4"/>
+        </w:pBdr>
+        <w:spacing w:before="240" w:after="120"/>
+      </w:pPr>
+      <w:r>
+        <w:rPr>
+          <w:b/>
+          <w:bCs/>
+          <w:color w:val="8B7355"/>
+          <w:sz w:val="22"/>
+          <w:szCs w:val="22"/>
+          <w:rFonts w:ascii="Calibri" w:cs="Calibri" w:eastAsia="Calibri" w:hAnsi="Calibri"/>
+        </w:rPr>
+        <w:t xml:space="preserve">1.  </w:t>
+      </w:r>
+      <w:r>
+        <w:rPr>
+          <w:b/>
+          <w:bCs/>
+          <w:color w:val="0F2942"/>
+          <w:sz w:val="22"/>
+          <w:szCs w:val="22"/>
+          <w:rFonts w:ascii="Calibri" w:cs="Calibri" w:eastAsia="Calibri" w:hAnsi="Calibri"/>
+        </w:rPr>
+        <w:t xml:space="preserve">PERSONAL INFORMATION</w:t>
+      </w:r>
+    </w:p>
+    <w:tbl>
+      <w:tblPr>
+        <w:tblW w:type="dxa" w:w="9360"/>
+        <w:tblBorders>
+          <w:top w:val="single" w:color="auto" w:sz="4"/>
+          <w:left w:val="single" w:color="auto" w:sz="4"/>
+          <w:bottom w:val="single" w:color="auto" w:sz="4"/>
+          <w:right w:val="single" w:color="auto" w:sz="4"/>
+          <w:insideH w:val="single" w:color="auto" w:sz="4"/>
+          <w:insideV w:val="single" w:color="auto" w:sz="4"/>
+        </w:tblBorders>
+      </w:tblPr>
+      <w:tblGrid>
+        <w:gridCol w:w="2800"/>
+        <w:gridCol w:w="6560"/>
+      </w:tblGrid>
+      <w:tr>
+        <w:tc>
+          <w:tcPr>
+            <w:tcW w:type="dxa" w:w="2800"/>
+            <w:tcBorders>
+              <w:top w:val="single" w:color="D0D5DD" w:sz="4"/>
+              <w:left w:val="single" w:color="D0D5DD" w:sz="4"/>
+              <w:bottom w:val="single" w:color="D0D5DD" w:sz="4"/>
+              <w:right w:val="single" w:color="D0D5DD" w:sz="4"/>
+            </w:tcBorders>
+            <w:shd w:fill="F4F6F8" w:val="clear"/>
+            <w:tcMar>
+              <w:top w:type="dxa" w:w="60"/>
+              <w:left w:type="dxa" w:w="100"/>
+              <w:bottom w:type="dxa" w:w="60"/>
+              <w:right w:type="dxa" w:w="100"/>
+            </w:tcMar>
+            <w:vAlign w:val="center"/>
+          </w:tcPr>
+          <w:p>
+            <w:r>
+              <w:rPr>
+                <w:b/>
+                <w:bCs/>
+                <w:color w:val="0F2942"/>
+                <w:sz w:val="18"/>
+                <w:szCs w:val="18"/>
+                <w:rFonts w:ascii="Calibri" w:cs="Calibri" w:eastAsia="Calibri" w:hAnsi="Calibri"/>
+              </w:rPr>
+              <w:t xml:space="preserve">SURNAME:</w:t>
+            </w:r>
+          </w:p>
+        </w:tc>
+        <w:tc>
+          <w:tcPr>
+            <w:tcW w:type="dxa" w:w="6560"/>
+            <w:tcBorders>
+              <w:top w:val="single" w:color="D0D5DD" w:sz="4"/>
+              <w:left w:val="single" w:color="D0D5DD" w:sz="4"/>
+              <w:bottom w:val="single" w:color="D0D5DD" w:sz="4"/>
+              <w:right w:val="single" w:color="D0D5DD" w:sz="4"/>
+            </w:tcBorders>
+            <w:tcMar>
+              <w:top w:type="dxa" w:w="60"/>
+              <w:left w:type="dxa" w:w="100"/>
+              <w:bottom w:type="dxa" w:w="60"/>
+              <w:right w:type="dxa" w:w="100"/>
+            </w:tcMar>
+            <w:vAlign w:val="center"/>
+          </w:tcPr>
+          <w:p>
+            <w:r>
+              <w:rPr>
+                <w:sz w:val="20"/>
+                <w:szCs w:val="20"/>
+                <w:rFonts w:ascii="Calibri" w:cs="Calibri" w:eastAsia="Calibri" w:hAnsi="Calibri"/>
+              </w:rPr>
+              <w:t xml:space="preserve">{{EMPLOYEE_SURNAME}}</w:t>
+            </w:r>
+          </w:p>
+        </w:tc>
+      </w:tr>
+      <w:tr>
+        <w:tc>
+          <w:tcPr>
+            <w:tcW w:type="dxa" w:w="2800"/>
+            <w:tcBorders>
+              <w:top w:val="single" w:color="D0D5DD" w:sz="4"/>
+              <w:left w:val="single" w:color="D0D5DD" w:sz="4"/>
+              <w:bottom w:val="single" w:color="D0D5DD" w:sz="4"/>
+              <w:right w:val="single" w:color="D0D5DD" w:sz="4"/>
+            </w:tcBorders>
+            <w:shd w:fill="F4F6F8" w:val="clear"/>
+            <w:tcMar>
+              <w:top w:type="dxa" w:w="60"/>
+              <w:left w:type="dxa" w:w="100"/>
+              <w:bottom w:type="dxa" w:w="60"/>
+              <w:right w:type="dxa" w:w="100"/>
+            </w:tcMar>
+            <w:vAlign w:val="center"/>
+          </w:tcPr>
+          <w:p>
+            <w:r>
+              <w:rPr>
+                <w:b/>
+                <w:bCs/>
+                <w:color w:val="0F2942"/>
+                <w:sz w:val="18"/>
+                <w:szCs w:val="18"/>
+                <w:rFonts w:ascii="Calibri" w:cs="Calibri" w:eastAsia="Calibri" w:hAnsi="Calibri"/>
+              </w:rPr>
+              <w:t xml:space="preserve">FIRST NAMES:</w:t>
+            </w:r>
+          </w:p>
+        </w:tc>
+        <w:tc>
+          <w:tcPr>
+            <w:tcW w:type="dxa" w:w="6560"/>
+            <w:tcBorders>
+              <w:top w:val="single" w:color="D0D5DD" w:sz="4"/>
+              <w:left w:val="single" w:color="D0D5DD" w:sz="4"/>
+              <w:bottom w:val="single" w:color="D0D5DD" w:sz="4"/>
+              <w:right w:val="single" w:color="D0D5DD" w:sz="4"/>
+            </w:tcBorders>
+            <w:tcMar>
+              <w:top w:type="dxa" w:w="60"/>
+              <w:left w:type="dxa" w:w="100"/>
+              <w:bottom w:type="dxa" w:w="60"/>
+              <w:right w:type="dxa" w:w="100"/>
+            </w:tcMar>
+            <w:vAlign w:val="center"/>
+          </w:tcPr>
+          <w:p>
+            <w:r>
+              <w:rPr>
+                <w:sz w:val="20"/>
+                <w:szCs w:val="20"/>
+                <w:rFonts w:ascii="Calibri" w:cs="Calibri" w:eastAsia="Calibri" w:hAnsi="Calibri"/>
+              </w:rPr>
+              <w:t xml:space="preserve">{{EMPLOYEE_FIRST_NAMES}}</w:t>
+            </w:r>
+          </w:p>
+        </w:tc>
+      </w:tr>
+      <w:tr>
+        <w:tc>
+          <w:tcPr>
+            <w:tcW w:type="dxa" w:w="2800"/>
+            <w:tcBorders>
+              <w:top w:val="single" w:color="D0D5DD" w:sz="4"/>
+              <w:left w:val="single" w:color="D0D5DD" w:sz="4"/>
+              <w:bottom w:val="single" w:color="D0D5DD" w:sz="4"/>
+              <w:right w:val="single" w:color="D0D5DD" w:sz="4"/>
+            </w:tcBorders>
+            <w:shd w:fill="F4F6F8" w:val="clear"/>
+            <w:tcMar>
+              <w:top w:type="dxa" w:w="60"/>
+              <w:left w:type="dxa" w:w="100"/>
+              <w:bottom w:type="dxa" w:w="60"/>
+              <w:right w:type="dxa" w:w="100"/>
+            </w:tcMar>
+            <w:vAlign w:val="center"/>
+          </w:tcPr>
+          <w:p>
+            <w:r>
+              <w:rPr>
+                <w:b/>
+                <w:bCs/>
+                <w:color w:val="0F2942"/>
+                <w:sz w:val="18"/>
+                <w:szCs w:val="18"/>
+                <w:rFonts w:ascii="Calibri" w:cs="Calibri" w:eastAsia="Calibri" w:hAnsi="Calibri"/>
+              </w:rPr>
+              <w:t xml:space="preserve">CURRENT ADDRESS:</w:t>
+            </w:r>
+          </w:p>
+        </w:tc>
+        <w:tc>
+          <w:tcPr>
+            <w:tcW w:type="dxa" w:w="6560"/>
+            <w:tcBorders>
+              <w:top w:val="single" w:color="D0D5DD" w:sz="4"/>
+              <w:left w:val="single" w:color="D0D5DD" w:sz="4"/>
+              <w:bottom w:val="single" w:color="D0D5DD" w:sz="4"/>
+              <w:right w:val="single" w:color="D0D5DD" w:sz="4"/>
+            </w:tcBorders>
+            <w:tcMar>
+              <w:top w:type="dxa" w:w="60"/>
+              <w:left w:type="dxa" w:w="100"/>
+              <w:bottom w:type="dxa" w:w="60"/>
+              <w:right w:type="dxa" w:w="100"/>
+            </w:tcMar>
+            <w:vAlign w:val="center"/>
+          </w:tcPr>
+          <w:p>
+            <w:r>
+              <w:rPr>
+                <w:sz w:val="20"/>
+                <w:szCs w:val="20"/>
+                <w:rFonts w:ascii="Calibri" w:cs="Calibri" w:eastAsia="Calibri" w:hAnsi="Calibri"/>
+              </w:rPr>
+              <w:t xml:space="preserve">{{EMPLOYEE_ADDRESS}}</w:t>
+            </w:r>
+          </w:p>
+        </w:tc>
+      </w:tr>
+      <w:tr>
+        <w:tc>
+          <w:tcPr>
+            <w:tcW w:type="dxa" w:w="2800"/>
+            <w:tcBorders>
+              <w:top w:val="single" w:color="D0D5DD" w:sz="4"/>
+              <w:left w:val="single" w:color="D0D5DD" w:sz="4"/>
+              <w:bottom w:val="single" w:color="D0D5DD" w:sz="4"/>
+              <w:right w:val="single" w:color="D0D5DD" w:sz="4"/>
+            </w:tcBorders>
+            <w:shd w:fill="F4F6F8" w:val="clear"/>
+            <w:tcMar>
+              <w:top w:type="dxa" w:w="60"/>
+              <w:left w:type="dxa" w:w="100"/>
+              <w:bottom w:type="dxa" w:w="60"/>
+              <w:right w:type="dxa" w:w="100"/>
+            </w:tcMar>
+            <w:vAlign w:val="center"/>
+          </w:tcPr>
+          <w:p>
+            <w:r>
+              <w:rPr>
+                <w:b/>
+                <w:bCs/>
+                <w:color w:val="0F2942"/>
+                <w:sz w:val="18"/>
+                <w:szCs w:val="18"/>
+                <w:rFonts w:ascii="Calibri" w:cs="Calibri" w:eastAsia="Calibri" w:hAnsi="Calibri"/>
+              </w:rPr>
+              <w:t xml:space="preserve">TELEPHONE:</w:t>
+            </w:r>
+          </w:p>
+        </w:tc>
+        <w:tc>
+          <w:tcPr>
+            <w:tcW w:type="dxa" w:w="6560"/>
+            <w:tcBorders>
+              <w:top w:val="single" w:color="D0D5DD" w:sz="4"/>
+              <w:left w:val="single" w:color="D0D5DD" w:sz="4"/>
+              <w:bottom w:val="single" w:color="D0D5DD" w:sz="4"/>
+              <w:right w:val="single" w:color="D0D5DD" w:sz="4"/>
+            </w:tcBorders>
+            <w:tcMar>
+              <w:top w:type="dxa" w:w="60"/>
+              <w:left w:type="dxa" w:w="100"/>
+              <w:bottom w:type="dxa" w:w="60"/>
+              <w:right w:type="dxa" w:w="100"/>
+            </w:tcMar>
+            <w:vAlign w:val="center"/>
+          </w:tcPr>
+          <w:p>
+            <w:r>
+              <w:rPr>
+                <w:sz w:val="20"/>
+                <w:szCs w:val="20"/>
+                <w:rFonts w:ascii="Calibri" w:cs="Calibri" w:eastAsia="Calibri" w:hAnsi="Calibri"/>
+              </w:rPr>
+              <w:t xml:space="preserve">{{EMPLOYEE_PHONE}}</w:t>
+            </w:r>
+          </w:p>
+        </w:tc>
+      </w:tr>
+      <w:tr>
+        <w:tc>
+          <w:tcPr>
+            <w:tcW w:type="dxa" w:w="2800"/>
+            <w:tcBorders>
+              <w:top w:val="single" w:color="D0D5DD" w:sz="4"/>
+              <w:left w:val="single" w:color="D0D5DD" w:sz="4"/>
+              <w:bottom w:val="single" w:color="D0D5DD" w:sz="4"/>
+              <w:right w:val="single" w:color="D0D5DD" w:sz="4"/>
+            </w:tcBorders>
+            <w:shd w:fill="F4F6F8" w:val="clear"/>
+            <w:tcMar>
+              <w:top w:type="dxa" w:w="60"/>
+              <w:left w:type="dxa" w:w="100"/>
+              <w:bottom w:type="dxa" w:w="60"/>
+              <w:right w:type="dxa" w:w="100"/>
+            </w:tcMar>
+            <w:vAlign w:val="center"/>
+          </w:tcPr>
+          <w:p>
+            <w:r>
+              <w:rPr>
+                <w:b/>
+                <w:bCs/>
+                <w:color w:val="0F2942"/>
+                <w:sz w:val="18"/>
+                <w:szCs w:val="18"/>
+                <w:rFonts w:ascii="Calibri" w:cs="Calibri" w:eastAsia="Calibri" w:hAnsi="Calibri"/>
+              </w:rPr>
+              <w:t xml:space="preserve">MOBILE NO:</w:t>
+            </w:r>
+          </w:p>
+        </w:tc>
+        <w:tc>
+          <w:tcPr>
+            <w:tcW w:type="dxa" w:w="6560"/>
+            <w:tcBorders>
+              <w:top w:val="single" w:color="D0D5DD" w:sz="4"/>
+              <w:left w:val="single" w:color="D0D5DD" w:sz="4"/>
+              <w:bottom w:val="single" w:color="D0D5DD" w:sz="4"/>
+              <w:right w:val="single" w:color="D0D5DD" w:sz="4"/>
+            </w:tcBorders>
+            <w:tcMar>
+              <w:top w:type="dxa" w:w="60"/>
+              <w:left w:type="dxa" w:w="100"/>
+              <w:bottom w:type="dxa" w:w="60"/>
+              <w:right w:type="dxa" w:w="100"/>
+            </w:tcMar>
+            <w:vAlign w:val="center"/>
+          </w:tcPr>
+          <w:p>
+            <w:r>
+              <w:rPr>
+                <w:sz w:val="20"/>
+                <w:szCs w:val="20"/>
+                <w:rFonts w:ascii="Calibri" w:cs="Calibri" w:eastAsia="Calibri" w:hAnsi="Calibri"/>
+              </w:rPr>
+              <w:t xml:space="preserve">{{EMPLOYEE_MOBILE}}</w:t>
+            </w:r>
+          </w:p>
+        </w:tc>
+      </w:tr>
+      <w:tr>
+        <w:tc>
+          <w:tcPr>
+            <w:tcW w:type="dxa" w:w="2800"/>
+            <w:tcBorders>
+              <w:top w:val="single" w:color="D0D5DD" w:sz="4"/>
+              <w:left w:val="single" w:color="D0D5DD" w:sz="4"/>
+              <w:bottom w:val="single" w:color="D0D5DD" w:sz="4"/>
+              <w:right w:val="single" w:color="D0D5DD" w:sz="4"/>
+            </w:tcBorders>
+            <w:shd w:fill="F4F6F8" w:val="clear"/>
+            <w:tcMar>
+              <w:top w:type="dxa" w:w="60"/>
+              <w:left w:type="dxa" w:w="100"/>
+              <w:bottom w:type="dxa" w:w="60"/>
+              <w:right w:type="dxa" w:w="100"/>
+            </w:tcMar>
+            <w:vAlign w:val="center"/>
+          </w:tcPr>
+          <w:p>
+            <w:r>
+              <w:rPr>
+                <w:b/>
+                <w:bCs/>
+                <w:color w:val="0F2942"/>
+                <w:sz w:val="18"/>
+                <w:szCs w:val="18"/>
+                <w:rFonts w:ascii="Calibri" w:cs="Calibri" w:eastAsia="Calibri" w:hAnsi="Calibri"/>
+              </w:rPr>
+              <w:t xml:space="preserve">PREVIOUS ADDRESS (if less than 3 years at above):</w:t>
+            </w:r>
+          </w:p>
+        </w:tc>
+        <w:tc>
+          <w:tcPr>
+            <w:tcW w:type="dxa" w:w="6560"/>
+            <w:tcBorders>
+              <w:top w:val="single" w:color="D0D5DD" w:sz="4"/>
+              <w:left w:val="single" w:color="D0D5DD" w:sz="4"/>
+              <w:bottom w:val="single" w:color="D0D5DD" w:sz="4"/>
+              <w:right w:val="single" w:color="D0D5DD" w:sz="4"/>
+            </w:tcBorders>
+            <w:tcMar>
+              <w:top w:type="dxa" w:w="60"/>
+              <w:left w:type="dxa" w:w="100"/>
+              <w:bottom w:type="dxa" w:w="60"/>
+              <w:right w:type="dxa" w:w="100"/>
+            </w:tcMar>
+            <w:vAlign w:val="center"/>
+          </w:tcPr>
+          <w:p>
+            <w:r>
+              <w:rPr>
+                <w:sz w:val="20"/>
+                <w:szCs w:val="20"/>
+                <w:rFonts w:ascii="Calibri" w:cs="Calibri" w:eastAsia="Calibri" w:hAnsi="Calibri"/>
+              </w:rPr>
+              <w:t xml:space="preserve">{{PREVIOUS_ADDRESS}}</w:t>
+            </w:r>
+          </w:p>
+        </w:tc>
+      </w:tr>
+      <w:tr>
+        <w:tc>
+          <w:tcPr>
+            <w:tcW w:type="dxa" w:w="2800"/>
+            <w:tcBorders>
+              <w:top w:val="single" w:color="D0D5DD" w:sz="4"/>
+              <w:left w:val="single" w:color="D0D5DD" w:sz="4"/>
+              <w:bottom w:val="single" w:color="D0D5DD" w:sz="4"/>
+              <w:right w:val="single" w:color="D0D5DD" w:sz="4"/>
+            </w:tcBorders>
+            <w:shd w:fill="F4F6F8" w:val="clear"/>
+            <w:tcMar>
+              <w:top w:type="dxa" w:w="60"/>
+              <w:left w:type="dxa" w:w="100"/>
+              <w:bottom w:type="dxa" w:w="60"/>
+              <w:right w:type="dxa" w:w="100"/>
+            </w:tcMar>
+            <w:vAlign w:val="center"/>
+          </w:tcPr>
+          <w:p>
+            <w:r>
+              <w:rPr>
+                <w:b/>
+                <w:bCs/>
+                <w:color w:val="0F2942"/>
+                <w:sz w:val="18"/>
+                <w:szCs w:val="18"/>
+                <w:rFonts w:ascii="Calibri" w:cs="Calibri" w:eastAsia="Calibri" w:hAnsi="Calibri"/>
+              </w:rPr>
+              <w:t xml:space="preserve">DRIVING LICENCE:</w:t>
+            </w:r>
+          </w:p>
+        </w:tc>
+        <w:tc>
+          <w:tcPr>
+            <w:tcW w:type="dxa" w:w="6560"/>
+            <w:tcBorders>
+              <w:top w:val="single" w:color="D0D5DD" w:sz="4"/>
+              <w:left w:val="single" w:color="D0D5DD" w:sz="4"/>
+              <w:bottom w:val="single" w:color="D0D5DD" w:sz="4"/>
+              <w:right w:val="single" w:color="D0D5DD" w:sz="4"/>
+            </w:tcBorders>
+            <w:tcMar>
+              <w:top w:type="dxa" w:w="60"/>
+              <w:left w:type="dxa" w:w="100"/>
+              <w:bottom w:type="dxa" w:w="60"/>
+              <w:right w:type="dxa" w:w="100"/>
+            </w:tcMar>
+            <w:vAlign w:val="center"/>
+          </w:tcPr>
+          <w:p>
+            <w:r>
+              <w:rPr>
+                <w:sz w:val="20"/>
+                <w:szCs w:val="20"/>
+                <w:rFonts w:ascii="Calibri" w:cs="Calibri" w:eastAsia="Calibri" w:hAnsi="Calibri"/>
+              </w:rPr>
+              <w:t xml:space="preserve">{{DRIVING_LICENCE}}</w:t>
+            </w:r>
+          </w:p>
+        </w:tc>
+      </w:tr>
+      <w:tr>
+        <w:tc>
+          <w:tcPr>
+            <w:tcW w:type="dxa" w:w="2800"/>
+            <w:tcBorders>
+              <w:top w:val="single" w:color="D0D5DD" w:sz="4"/>
+              <w:left w:val="single" w:color="D0D5DD" w:sz="4"/>
+              <w:bottom w:val="single" w:color="D0D5DD" w:sz="4"/>
+              <w:right w:val="single" w:color="D0D5DD" w:sz="4"/>
+            </w:tcBorders>
+            <w:shd w:fill="F4F6F8" w:val="clear"/>
+            <w:tcMar>
+              <w:top w:type="dxa" w:w="60"/>
+              <w:left w:type="dxa" w:w="100"/>
+              <w:bottom w:type="dxa" w:w="60"/>
+              <w:right w:type="dxa" w:w="100"/>
+            </w:tcMar>
+            <w:vAlign w:val="center"/>
+          </w:tcPr>
+          <w:p>
+            <w:r>
+              <w:rPr>
+                <w:b/>
+                <w:bCs/>
+                <w:color w:val="0F2942"/>
+                <w:sz w:val="18"/>
+                <w:szCs w:val="18"/>
+                <w:rFonts w:ascii="Calibri" w:cs="Calibri" w:eastAsia="Calibri" w:hAnsi="Calibri"/>
+              </w:rPr>
+              <w:t xml:space="preserve">CAR OWNER:</w:t>
+            </w:r>
+          </w:p>
+        </w:tc>
+        <w:tc>
+          <w:tcPr>
+            <w:tcW w:type="dxa" w:w="6560"/>
+            <w:tcBorders>
+              <w:top w:val="single" w:color="D0D5DD" w:sz="4"/>
+              <w:left w:val="single" w:color="D0D5DD" w:sz="4"/>
+              <w:bottom w:val="single" w:color="D0D5DD" w:sz="4"/>
+              <w:right w:val="single" w:color="D0D5DD" w:sz="4"/>
+            </w:tcBorders>
+            <w:tcMar>
+              <w:top w:type="dxa" w:w="60"/>
+              <w:left w:type="dxa" w:w="100"/>
+              <w:bottom w:type="dxa" w:w="60"/>
+              <w:right w:type="dxa" w:w="100"/>
+            </w:tcMar>
+            <w:vAlign w:val="center"/>
+          </w:tcPr>
+          <w:p>
+            <w:r>
+              <w:rPr>
+                <w:sz w:val="20"/>
+                <w:szCs w:val="20"/>
+                <w:rFonts w:ascii="Calibri" w:cs="Calibri" w:eastAsia="Calibri" w:hAnsi="Calibri"/>
+              </w:rPr>
+              <w:t xml:space="preserve">{{CAR_OWNER}}</w:t>
+            </w:r>
+          </w:p>
+        </w:tc>
+      </w:tr>
+      <w:tr>
+        <w:tc>
+          <w:tcPr>
+            <w:tcW w:type="dxa" w:w="2800"/>
+            <w:tcBorders>
+              <w:top w:val="single" w:color="D0D5DD" w:sz="4"/>
+              <w:left w:val="single" w:color="D0D5DD" w:sz="4"/>
+              <w:bottom w:val="single" w:color="D0D5DD" w:sz="4"/>
+              <w:right w:val="single" w:color="D0D5DD" w:sz="4"/>
+            </w:tcBorders>
+            <w:shd w:fill="F4F6F8" w:val="clear"/>
+            <w:tcMar>
+              <w:top w:type="dxa" w:w="60"/>
+              <w:left w:type="dxa" w:w="100"/>
+              <w:bottom w:type="dxa" w:w="60"/>
+              <w:right w:type="dxa" w:w="100"/>
+            </w:tcMar>
+            <w:vAlign w:val="center"/>
+          </w:tcPr>
+          <w:p>
+            <w:r>
+              <w:rPr>
+                <w:b/>
+                <w:bCs/>
+                <w:color w:val="0F2942"/>
+                <w:sz w:val="18"/>
+                <w:szCs w:val="18"/>
+                <w:rFonts w:ascii="Calibri" w:cs="Calibri" w:eastAsia="Calibri" w:hAnsi="Calibri"/>
+              </w:rPr>
+              <w:t xml:space="preserve">NATIONAL INSURANCE No:</w:t>
+            </w:r>
+          </w:p>
+        </w:tc>
+        <w:tc>
+          <w:tcPr>
+            <w:tcW w:type="dxa" w:w="6560"/>
+            <w:tcBorders>
+              <w:top w:val="single" w:color="D0D5DD" w:sz="4"/>
+              <w:left w:val="single" w:color="D0D5DD" w:sz="4"/>
+              <w:bottom w:val="single" w:color="D0D5DD" w:sz="4"/>
+              <w:right w:val="single" w:color="D0D5DD" w:sz="4"/>
+            </w:tcBorders>
+            <w:tcMar>
+              <w:top w:type="dxa" w:w="60"/>
+              <w:left w:type="dxa" w:w="100"/>
+              <w:bottom w:type="dxa" w:w="60"/>
+              <w:right w:type="dxa" w:w="100"/>
+            </w:tcMar>
+            <w:vAlign w:val="center"/>
+          </w:tcPr>
+          <w:p>
+            <w:r>
+              <w:rPr>
+                <w:sz w:val="20"/>
+                <w:szCs w:val="20"/>
+                <w:rFonts w:ascii="Calibri" w:cs="Calibri" w:eastAsia="Calibri" w:hAnsi="Calibri"/>
+              </w:rPr>
+              <w:t xml:space="preserve">{{NI_NUMBER}}</w:t>
+            </w:r>
+          </w:p>
+        </w:tc>
+      </w:tr>
+      <w:tr>
+        <w:tc>
+          <w:tcPr>
+            <w:tcW w:type="dxa" w:w="2800"/>
+            <w:tcBorders>
+              <w:top w:val="single" w:color="D0D5DD" w:sz="4"/>
+              <w:left w:val="single" w:color="D0D5DD" w:sz="4"/>
+              <w:bottom w:val="single" w:color="D0D5DD" w:sz="4"/>
+              <w:right w:val="single" w:color="D0D5DD" w:sz="4"/>
+            </w:tcBorders>
+            <w:shd w:fill="F4F6F8" w:val="clear"/>
+            <w:tcMar>
+              <w:top w:type="dxa" w:w="60"/>
+              <w:left w:type="dxa" w:w="100"/>
+              <w:bottom w:type="dxa" w:w="60"/>
+              <w:right w:type="dxa" w:w="100"/>
+            </w:tcMar>
+            <w:vAlign w:val="center"/>
+          </w:tcPr>
+          <w:p>
+            <w:r>
+              <w:rPr>
+                <w:b/>
+                <w:bCs/>
+                <w:color w:val="0F2942"/>
+                <w:sz w:val="18"/>
+                <w:szCs w:val="18"/>
+                <w:rFonts w:ascii="Calibri" w:cs="Calibri" w:eastAsia="Calibri" w:hAnsi="Calibri"/>
+              </w:rPr>
+              <w:t xml:space="preserve">Place of birth:</w:t>
+            </w:r>
+          </w:p>
+        </w:tc>
+        <w:tc>
+          <w:tcPr>
+            <w:tcW w:type="dxa" w:w="6560"/>
+            <w:tcBorders>
+              <w:top w:val="single" w:color="D0D5DD" w:sz="4"/>
+              <w:left w:val="single" w:color="D0D5DD" w:sz="4"/>
+              <w:bottom w:val="single" w:color="D0D5DD" w:sz="4"/>
+              <w:right w:val="single" w:color="D0D5DD" w:sz="4"/>
+            </w:tcBorders>
+            <w:tcMar>
+              <w:top w:type="dxa" w:w="60"/>
+              <w:left w:type="dxa" w:w="100"/>
+              <w:bottom w:type="dxa" w:w="60"/>
+              <w:right w:type="dxa" w:w="100"/>
+            </w:tcMar>
+            <w:vAlign w:val="center"/>
+          </w:tcPr>
+          <w:p>
+            <w:r>
+              <w:rPr>
+                <w:sz w:val="20"/>
+                <w:szCs w:val="20"/>
+                <w:rFonts w:ascii="Calibri" w:cs="Calibri" w:eastAsia="Calibri" w:hAnsi="Calibri"/>
+              </w:rPr>
+              <w:t xml:space="preserve">{{PLACE_OF_BIRTH}}</w:t>
+            </w:r>
+          </w:p>
+        </w:tc>
+      </w:tr>
+      <w:tr>
+        <w:tc>
+          <w:tcPr>
+            <w:tcW w:type="dxa" w:w="2800"/>
+            <w:tcBorders>
+              <w:top w:val="single" w:color="D0D5DD" w:sz="4"/>
+              <w:left w:val="single" w:color="D0D5DD" w:sz="4"/>
+              <w:bottom w:val="single" w:color="D0D5DD" w:sz="4"/>
+              <w:right w:val="single" w:color="D0D5DD" w:sz="4"/>
+            </w:tcBorders>
+            <w:shd w:fill="F4F6F8" w:val="clear"/>
+            <w:tcMar>
+              <w:top w:type="dxa" w:w="60"/>
+              <w:left w:type="dxa" w:w="100"/>
+              <w:bottom w:type="dxa" w:w="60"/>
+              <w:right w:type="dxa" w:w="100"/>
+            </w:tcMar>
+            <w:vAlign w:val="center"/>
+          </w:tcPr>
+          <w:p>
+            <w:r>
+              <w:rPr>
+                <w:b/>
+                <w:bCs/>
+                <w:color w:val="0F2942"/>
+                <w:sz w:val="18"/>
+                <w:szCs w:val="18"/>
+                <w:rFonts w:ascii="Calibri" w:cs="Calibri" w:eastAsia="Calibri" w:hAnsi="Calibri"/>
+              </w:rPr>
+              <w:t xml:space="preserve">MARITAL STATUS:</w:t>
+            </w:r>
+          </w:p>
+        </w:tc>
+        <w:tc>
+          <w:tcPr>
+            <w:tcW w:type="dxa" w:w="6560"/>
+            <w:tcBorders>
+              <w:top w:val="single" w:color="D0D5DD" w:sz="4"/>
+              <w:left w:val="single" w:color="D0D5DD" w:sz="4"/>
+              <w:bottom w:val="single" w:color="D0D5DD" w:sz="4"/>
+              <w:right w:val="single" w:color="D0D5DD" w:sz="4"/>
+            </w:tcBorders>
+            <w:tcMar>
+              <w:top w:type="dxa" w:w="60"/>
+              <w:left w:type="dxa" w:w="100"/>
+              <w:bottom w:type="dxa" w:w="60"/>
+              <w:right w:type="dxa" w:w="100"/>
+            </w:tcMar>
+            <w:vAlign w:val="center"/>
+          </w:tcPr>
+          <w:p>
+            <w:r>
+              <w:rPr>
+                <w:sz w:val="20"/>
+                <w:szCs w:val="20"/>
+                <w:rFonts w:ascii="Calibri" w:cs="Calibri" w:eastAsia="Calibri" w:hAnsi="Calibri"/>
+              </w:rPr>
+              <w:t xml:space="preserve">{{MARITAL_STATUS}}</w:t>
+            </w:r>
+          </w:p>
+        </w:tc>
+      </w:tr>
+      <w:tr>
+        <w:tc>
+          <w:tcPr>
+            <w:tcW w:type="dxa" w:w="2800"/>
+            <w:tcBorders>
+              <w:top w:val="single" w:color="D0D5DD" w:sz="4"/>
+              <w:left w:val="single" w:color="D0D5DD" w:sz="4"/>
+              <w:bottom w:val="single" w:color="D0D5DD" w:sz="4"/>
+              <w:right w:val="single" w:color="D0D5DD" w:sz="4"/>
+            </w:tcBorders>
+            <w:shd w:fill="F4F6F8" w:val="clear"/>
+            <w:tcMar>
+              <w:top w:type="dxa" w:w="60"/>
+              <w:left w:type="dxa" w:w="100"/>
+              <w:bottom w:type="dxa" w:w="60"/>
+              <w:right w:type="dxa" w:w="100"/>
+            </w:tcMar>
+            <w:vAlign w:val="center"/>
+          </w:tcPr>
+          <w:p>
+            <w:r>
+              <w:rPr>
+                <w:b/>
+                <w:bCs/>
+                <w:color w:val="0F2942"/>
+                <w:sz w:val="18"/>
+                <w:szCs w:val="18"/>
+                <w:rFonts w:ascii="Calibri" w:cs="Calibri" w:eastAsia="Calibri" w:hAnsi="Calibri"/>
+              </w:rPr>
+              <w:t xml:space="preserve">HOW DID YOU HEAR ABOUT THE ROLE:</w:t>
+            </w:r>
+          </w:p>
+        </w:tc>
+        <w:tc>
+          <w:tcPr>
+            <w:tcW w:type="dxa" w:w="6560"/>
+            <w:tcBorders>
+              <w:top w:val="single" w:color="D0D5DD" w:sz="4"/>
+              <w:left w:val="single" w:color="D0D5DD" w:sz="4"/>
+              <w:bottom w:val="single" w:color="D0D5DD" w:sz="4"/>
+              <w:right w:val="single" w:color="D0D5DD" w:sz="4"/>
+            </w:tcBorders>
+            <w:tcMar>
+              <w:top w:type="dxa" w:w="60"/>
+              <w:left w:type="dxa" w:w="100"/>
+              <w:bottom w:type="dxa" w:w="60"/>
+              <w:right w:type="dxa" w:w="100"/>
+            </w:tcMar>
+            <w:vAlign w:val="center"/>
+          </w:tcPr>
+          <w:p>
+            <w:r>
+              <w:rPr>
+                <w:sz w:val="20"/>
+                <w:szCs w:val="20"/>
+                <w:rFonts w:ascii="Calibri" w:cs="Calibri" w:eastAsia="Calibri" w:hAnsi="Calibri"/>
+              </w:rPr>
+              <w:t xml:space="preserve">{{HEARD_ABOUT_ROLE}}</w:t>
+            </w:r>
+          </w:p>
+        </w:tc>
+      </w:tr>
+    </w:tbl>
+    <w:p>
+      <w:pPr>
+        <w:pBdr>
+          <w:bottom w:val="single" w:color="1F4E79" w:sz="12" w:space="4"/>
+        </w:pBdr>
+        <w:spacing w:before="240" w:after="120"/>
+      </w:pPr>
+      <w:r>
+        <w:rPr>
+          <w:b/>
+          <w:bCs/>
+          <w:color w:val="8B7355"/>
+          <w:sz w:val="22"/>
+          <w:szCs w:val="22"/>
+          <w:rFonts w:ascii="Calibri" w:cs="Calibri" w:eastAsia="Calibri" w:hAnsi="Calibri"/>
+        </w:rPr>
+        <w:t xml:space="preserve">2.  </w:t>
+      </w:r>
+      <w:r>
+        <w:rPr>
+          <w:b/>
+          <w:bCs/>
+          <w:color w:val="0F2942"/>
+          <w:sz w:val="22"/>
+          <w:szCs w:val="22"/>
+          <w:rFonts w:ascii="Calibri" w:cs="Calibri" w:eastAsia="Calibri" w:hAnsi="Calibri"/>
+        </w:rPr>
+        <w:t xml:space="preserve">BANK DETAILS (complete at interview)</w:t>
+      </w:r>
+    </w:p>
+    <w:tbl>
+      <w:tblPr>
+        <w:tblW w:type="dxa" w:w="9360"/>
+        <w:tblBorders>
+          <w:top w:val="single" w:color="auto" w:sz="4"/>
+          <w:left w:val="single" w:color="auto" w:sz="4"/>
+          <w:bottom w:val="single" w:color="auto" w:sz="4"/>
+          <w:right w:val="single" w:color="auto" w:sz="4"/>
+          <w:insideH w:val="single" w:color="auto" w:sz="4"/>
+          <w:insideV w:val="single" w:color="auto" w:sz="4"/>
+        </w:tblBorders>
+      </w:tblPr>
+      <w:tblGrid>
+        <w:gridCol w:w="2340"/>
+        <w:gridCol w:w="2340"/>
+        <w:gridCol w:w="2340"/>
+        <w:gridCol w:w="2340"/>
+      </w:tblGrid>
+      <w:tr>
+        <w:tc>
+          <w:tcPr>
+            <w:tcW w:type="dxa" w:w="1800"/>
+            <w:tcBorders>
+              <w:top w:val="single" w:color="D0D5DD" w:sz="4"/>
+              <w:left w:val="single" w:color="D0D5DD" w:sz="4"/>
+              <w:bottom w:val="single" w:color="D0D5DD" w:sz="4"/>
+              <w:right w:val="single" w:color="D0D5DD" w:sz="4"/>
+            </w:tcBorders>
+            <w:shd w:fill="F4F6F8" w:val="clear"/>
+            <w:tcMar>
+              <w:top w:type="dxa" w:w="50"/>
+              <w:left w:type="dxa" w:w="80"/>
+              <w:bottom w:type="dxa" w:w="50"/>
+              <w:right w:type="dxa" w:w="80"/>
+            </w:tcMar>
+            <w:vAlign w:val="center"/>
+          </w:tcPr>
+          <w:p>
+            <w:r>
+              <w:rPr>
+                <w:b/>
+                <w:bCs/>
+                <w:color w:val="0F2942"/>
+                <w:sz w:val="17"/>
+                <w:szCs w:val="17"/>
+                <w:rFonts w:ascii="Calibri" w:cs="Calibri" w:eastAsia="Calibri" w:hAnsi="Calibri"/>
+              </w:rPr>
+              <w:t xml:space="preserve">BANK ACCOUNT NUMBER</w:t>
+            </w:r>
+          </w:p>
+        </w:tc>
+        <w:tc>
+          <w:tcPr>
+            <w:tcW w:type="dxa" w:w="2880"/>
+            <w:tcBorders>
+              <w:top w:val="single" w:color="D0D5DD" w:sz="4"/>
+              <w:left w:val="single" w:color="D0D5DD" w:sz="4"/>
+              <w:bottom w:val="single" w:color="D0D5DD" w:sz="4"/>
+              <w:right w:val="single" w:color="D0D5DD" w:sz="4"/>
+            </w:tcBorders>
+            <w:tcMar>
+              <w:top w:type="dxa" w:w="50"/>
+              <w:left w:type="dxa" w:w="80"/>
+              <w:bottom w:type="dxa" w:w="50"/>
+              <w:right w:type="dxa" w:w="80"/>
+            </w:tcMar>
+            <w:vAlign w:val="center"/>
+          </w:tcPr>
+          <w:p>
+            <w:r>
+              <w:rPr>
+                <w:sz w:val="19"/>
+                <w:szCs w:val="19"/>
+                <w:rFonts w:ascii="Calibri" w:cs="Calibri" w:eastAsia="Calibri" w:hAnsi="Calibri"/>
+              </w:rPr>
+              <w:t xml:space="preserve">{{BANK_ACCOUNT_NUMBER}}</w:t>
+            </w:r>
+          </w:p>
+        </w:tc>
+        <w:tc>
+          <w:tcPr>
+            <w:tcW w:type="dxa" w:w="1800"/>
+            <w:tcBorders>
+              <w:top w:val="single" w:color="D0D5DD" w:sz="4"/>
+              <w:left w:val="single" w:color="D0D5DD" w:sz="4"/>
+              <w:bottom w:val="single" w:color="D0D5DD" w:sz="4"/>
+              <w:right w:val="single" w:color="D0D5DD" w:sz="4"/>
+            </w:tcBorders>
+            <w:shd w:fill="F4F6F8" w:val="clear"/>
+            <w:tcMar>
+              <w:top w:type="dxa" w:w="50"/>
+              <w:left w:type="dxa" w:w="80"/>
+              <w:bottom w:type="dxa" w:w="50"/>
+              <w:right w:type="dxa" w:w="80"/>
+            </w:tcMar>
+            <w:vAlign w:val="center"/>
+          </w:tcPr>
+          <w:p>
+            <w:r>
+              <w:rPr>
+                <w:b/>
+                <w:bCs/>
+                <w:color w:val="0F2942"/>
+                <w:sz w:val="17"/>
+                <w:szCs w:val="17"/>
+                <w:rFonts w:ascii="Calibri" w:cs="Calibri" w:eastAsia="Calibri" w:hAnsi="Calibri"/>
+              </w:rPr>
+              <w:t xml:space="preserve">SORT CODE</w:t>
+            </w:r>
+          </w:p>
+        </w:tc>
+        <w:tc>
+          <w:tcPr>
+            <w:tcW w:type="dxa" w:w="2880"/>
+            <w:tcBorders>
+              <w:top w:val="single" w:color="D0D5DD" w:sz="4"/>
+              <w:left w:val="single" w:color="D0D5DD" w:sz="4"/>
+              <w:bottom w:val="single" w:color="D0D5DD" w:sz="4"/>
+              <w:right w:val="single" w:color="D0D5DD" w:sz="4"/>
+            </w:tcBorders>
+            <w:tcMar>
+              <w:top w:type="dxa" w:w="50"/>
+              <w:left w:type="dxa" w:w="80"/>
+              <w:bottom w:type="dxa" w:w="50"/>
+              <w:right w:type="dxa" w:w="80"/>
+            </w:tcMar>
+            <w:vAlign w:val="center"/>
+          </w:tcPr>
+          <w:p>
+            <w:r>
+              <w:rPr>
+                <w:sz w:val="19"/>
+                <w:szCs w:val="19"/>
+                <w:rFonts w:ascii="Calibri" w:cs="Calibri" w:eastAsia="Calibri" w:hAnsi="Calibri"/>
+              </w:rPr>
+              <w:t xml:space="preserve">{{BANK_SORT_CODE}}</w:t>
+            </w:r>
+          </w:p>
+        </w:tc>
+      </w:tr>
+      <w:tr>
+        <w:tc>
+          <w:tcPr>
+            <w:tcW w:type="dxa" w:w="1800"/>
+            <w:tcBorders>
+              <w:top w:val="single" w:color="D0D5DD" w:sz="4"/>
+              <w:left w:val="single" w:color="D0D5DD" w:sz="4"/>
+              <w:bottom w:val="single" w:color="D0D5DD" w:sz="4"/>
+              <w:right w:val="single" w:color="D0D5DD" w:sz="4"/>
+            </w:tcBorders>
+            <w:shd w:fill="F4F6F8" w:val="clear"/>
+            <w:tcMar>
+              <w:top w:type="dxa" w:w="50"/>
+              <w:left w:type="dxa" w:w="80"/>
+              <w:bottom w:type="dxa" w:w="50"/>
+              <w:right w:type="dxa" w:w="80"/>
+            </w:tcMar>
+            <w:vAlign w:val="center"/>
+          </w:tcPr>
+          <w:p>
+            <w:r>
+              <w:rPr>
+                <w:b/>
+                <w:bCs/>
+                <w:color w:val="0F2942"/>
+                <w:sz w:val="17"/>
+                <w:szCs w:val="17"/>
+                <w:rFonts w:ascii="Calibri" w:cs="Calibri" w:eastAsia="Calibri" w:hAnsi="Calibri"/>
+              </w:rPr>
+              <w:t xml:space="preserve">NAME OF BANK</w:t>
+            </w:r>
+          </w:p>
+        </w:tc>
+        <w:tc>
+          <w:tcPr>
+            <w:tcW w:type="dxa" w:w="2880"/>
+            <w:tcBorders>
+              <w:top w:val="single" w:color="D0D5DD" w:sz="4"/>
+              <w:left w:val="single" w:color="D0D5DD" w:sz="4"/>
+              <w:bottom w:val="single" w:color="D0D5DD" w:sz="4"/>
+              <w:right w:val="single" w:color="D0D5DD" w:sz="4"/>
+            </w:tcBorders>
+            <w:tcMar>
+              <w:top w:type="dxa" w:w="50"/>
+              <w:left w:type="dxa" w:w="80"/>
+              <w:bottom w:type="dxa" w:w="50"/>
+              <w:right w:type="dxa" w:w="80"/>
+            </w:tcMar>
+            <w:vAlign w:val="center"/>
+          </w:tcPr>
+          <w:p>
+            <w:r>
+              <w:rPr>
+                <w:sz w:val="19"/>
+                <w:szCs w:val="19"/>
+                <w:rFonts w:ascii="Calibri" w:cs="Calibri" w:eastAsia="Calibri" w:hAnsi="Calibri"/>
+              </w:rPr>
+              <w:t xml:space="preserve">{{BANK_NAME}}</w:t>
+            </w:r>
+          </w:p>
+        </w:tc>
+        <w:tc>
+          <w:tcPr>
+            <w:tcW w:type="dxa" w:w="1800"/>
+            <w:tcBorders>
+              <w:top w:val="single" w:color="D0D5DD" w:sz="4"/>
+              <w:left w:val="single" w:color="D0D5DD" w:sz="4"/>
+              <w:bottom w:val="single" w:color="D0D5DD" w:sz="4"/>
+              <w:right w:val="single" w:color="D0D5DD" w:sz="4"/>
+            </w:tcBorders>
+            <w:shd w:fill="F4F6F8" w:val="clear"/>
+            <w:tcMar>
+              <w:top w:type="dxa" w:w="50"/>
+              <w:left w:type="dxa" w:w="80"/>
+              <w:bottom w:type="dxa" w:w="50"/>
+              <w:right w:type="dxa" w:w="80"/>
+            </w:tcMar>
+            <w:vAlign w:val="center"/>
+          </w:tcPr>
+          <w:p>
+            <w:r>
+              <w:rPr>
+                <w:b/>
+                <w:bCs/>
+                <w:color w:val="0F2942"/>
+                <w:sz w:val="17"/>
+                <w:szCs w:val="17"/>
+                <w:rFonts w:ascii="Calibri" w:cs="Calibri" w:eastAsia="Calibri" w:hAnsi="Calibri"/>
+              </w:rPr>
+              <w:t xml:space="preserve">NAME OF ACCOUNT HOLDER</w:t>
+            </w:r>
+          </w:p>
+        </w:tc>
+        <w:tc>
+          <w:tcPr>
+            <w:tcW w:type="dxa" w:w="2880"/>
+            <w:tcBorders>
+              <w:top w:val="single" w:color="D0D5DD" w:sz="4"/>
+              <w:left w:val="single" w:color="D0D5DD" w:sz="4"/>
+              <w:bottom w:val="single" w:color="D0D5DD" w:sz="4"/>
+              <w:right w:val="single" w:color="D0D5DD" w:sz="4"/>
+            </w:tcBorders>
+            <w:tcMar>
+              <w:top w:type="dxa" w:w="50"/>
+              <w:left w:type="dxa" w:w="80"/>
+              <w:bottom w:type="dxa" w:w="50"/>
+              <w:right w:type="dxa" w:w="80"/>
+            </w:tcMar>
+            <w:vAlign w:val="center"/>
+          </w:tcPr>
+          <w:p>
+            <w:r>
+              <w:rPr>
+                <w:sz w:val="19"/>
+                <w:szCs w:val="19"/>
+                <w:rFonts w:ascii="Calibri" w:cs="Calibri" w:eastAsia="Calibri" w:hAnsi="Calibri"/>
+              </w:rPr>
+              <w:t xml:space="preserve">{{BANK_ACCOUNT_NAME}}</w:t>
+            </w:r>
+          </w:p>
+        </w:tc>
+      </w:tr>
+    </w:tbl>
+    <w:p>
+      <w:pPr>
+        <w:pBdr>
+          <w:bottom w:val="single" w:color="1F4E79" w:sz="12" w:space="4"/>
+        </w:pBdr>
+        <w:spacing w:before="240" w:after="120"/>
+      </w:pPr>
+      <w:r>
+        <w:rPr>
+          <w:b/>
+          <w:bCs/>
+          <w:color w:val="8B7355"/>
+          <w:sz w:val="22"/>
+          <w:szCs w:val="22"/>
+          <w:rFonts w:ascii="Calibri" w:cs="Calibri" w:eastAsia="Calibri" w:hAnsi="Calibri"/>
+        </w:rPr>
+        <w:t xml:space="preserve">3.  </w:t>
+      </w:r>
+      <w:r>
+        <w:rPr>
+          <w:b/>
+          <w:bCs/>
+          <w:color w:val="0F2942"/>
+          <w:sz w:val="22"/>
+          <w:szCs w:val="22"/>
+          <w:rFonts w:ascii="Calibri" w:cs="Calibri" w:eastAsia="Calibri" w:hAnsi="Calibri"/>
+        </w:rPr>
+        <w:t xml:space="preserve">PERSON/NEXT OF KIN TO BE CONTACTED IN ANY EMERGENCY</w:t>
+      </w:r>
+    </w:p>
+    <w:tbl>
+      <w:tblPr>
+        <w:tblW w:type="dxa" w:w="9360"/>
+        <w:tblBorders>
+          <w:top w:val="single" w:color="auto" w:sz="4"/>
+          <w:left w:val="single" w:color="auto" w:sz="4"/>
+          <w:bottom w:val="single" w:color="auto" w:sz="4"/>
+          <w:right w:val="single" w:color="auto" w:sz="4"/>
+          <w:insideH w:val="single" w:color="auto" w:sz="4"/>
+          <w:insideV w:val="single" w:color="auto" w:sz="4"/>
+        </w:tblBorders>
+      </w:tblPr>
+      <w:tblGrid>
+        <w:gridCol w:w="2800"/>
+        <w:gridCol w:w="6560"/>
+      </w:tblGrid>
+      <w:tr>
+        <w:tc>
+          <w:tcPr>
+            <w:tcW w:type="dxa" w:w="2800"/>
+            <w:tcBorders>
+              <w:top w:val="single" w:color="D0D5DD" w:sz="4"/>
+              <w:left w:val="single" w:color="D0D5DD" w:sz="4"/>
+              <w:bottom w:val="single" w:color="D0D5DD" w:sz="4"/>
+              <w:right w:val="single" w:color="D0D5DD" w:sz="4"/>
+            </w:tcBorders>
+            <w:shd w:fill="F4F6F8" w:val="clear"/>
+            <w:tcMar>
+              <w:top w:type="dxa" w:w="60"/>
+              <w:left w:type="dxa" w:w="100"/>
+              <w:bottom w:type="dxa" w:w="60"/>
+              <w:right w:type="dxa" w:w="100"/>
+            </w:tcMar>
+            <w:vAlign w:val="center"/>
+          </w:tcPr>
+          <w:p>
+            <w:r>
+              <w:rPr>
+                <w:b/>
+                <w:bCs/>
+                <w:color w:val="0F2942"/>
+                <w:sz w:val="18"/>
+                <w:szCs w:val="18"/>
+                <w:rFonts w:ascii="Calibri" w:cs="Calibri" w:eastAsia="Calibri" w:hAnsi="Calibri"/>
+              </w:rPr>
+              <w:t xml:space="preserve">NAME:</w:t>
+            </w:r>
+          </w:p>
+        </w:tc>
+        <w:tc>
+          <w:tcPr>
+            <w:tcW w:type="dxa" w:w="6560"/>
+            <w:tcBorders>
+              <w:top w:val="single" w:color="D0D5DD" w:sz="4"/>
+              <w:left w:val="single" w:color="D0D5DD" w:sz="4"/>
+              <w:bottom w:val="single" w:color="D0D5DD" w:sz="4"/>
+              <w:right w:val="single" w:color="D0D5DD" w:sz="4"/>
+            </w:tcBorders>
+            <w:tcMar>
+              <w:top w:type="dxa" w:w="60"/>
+              <w:left w:type="dxa" w:w="100"/>
+              <w:bottom w:type="dxa" w:w="60"/>
+              <w:right w:type="dxa" w:w="100"/>
+            </w:tcMar>
+            <w:vAlign w:val="center"/>
+          </w:tcPr>
+          <w:p>
+            <w:r>
+              <w:rPr>
+                <w:sz w:val="20"/>
+                <w:szCs w:val="20"/>
+                <w:rFonts w:ascii="Calibri" w:cs="Calibri" w:eastAsia="Calibri" w:hAnsi="Calibri"/>
+              </w:rPr>
+              <w:t xml:space="preserve">{{EMERGENCY_CONTACT_NAME}}</w:t>
+            </w:r>
+          </w:p>
+        </w:tc>
+      </w:tr>
+      <w:tr>
+        <w:tc>
+          <w:tcPr>
+            <w:tcW w:type="dxa" w:w="2800"/>
+            <w:tcBorders>
+              <w:top w:val="single" w:color="D0D5DD" w:sz="4"/>
+              <w:left w:val="single" w:color="D0D5DD" w:sz="4"/>
+              <w:bottom w:val="single" w:color="D0D5DD" w:sz="4"/>
+              <w:right w:val="single" w:color="D0D5DD" w:sz="4"/>
+            </w:tcBorders>
+            <w:shd w:fill="F4F6F8" w:val="clear"/>
+            <w:tcMar>
+              <w:top w:type="dxa" w:w="60"/>
+              <w:left w:type="dxa" w:w="100"/>
+              <w:bottom w:type="dxa" w:w="60"/>
+              <w:right w:type="dxa" w:w="100"/>
+            </w:tcMar>
+            <w:vAlign w:val="center"/>
+          </w:tcPr>
+          <w:p>
+            <w:r>
+              <w:rPr>
+                <w:b/>
+                <w:bCs/>
+                <w:color w:val="0F2942"/>
+                <w:sz w:val="18"/>
+                <w:szCs w:val="18"/>
+                <w:rFonts w:ascii="Calibri" w:cs="Calibri" w:eastAsia="Calibri" w:hAnsi="Calibri"/>
+              </w:rPr>
+              <w:t xml:space="preserve">ADDRESS:</w:t>
+            </w:r>
+          </w:p>
+        </w:tc>
+        <w:tc>
+          <w:tcPr>
+            <w:tcW w:type="dxa" w:w="6560"/>
+            <w:tcBorders>
+              <w:top w:val="single" w:color="D0D5DD" w:sz="4"/>
+              <w:left w:val="single" w:color="D0D5DD" w:sz="4"/>
+              <w:bottom w:val="single" w:color="D0D5DD" w:sz="4"/>
+              <w:right w:val="single" w:color="D0D5DD" w:sz="4"/>
+            </w:tcBorders>
+            <w:tcMar>
+              <w:top w:type="dxa" w:w="60"/>
+              <w:left w:type="dxa" w:w="100"/>
+              <w:bottom w:type="dxa" w:w="60"/>
+              <w:right w:type="dxa" w:w="100"/>
+            </w:tcMar>
+            <w:vAlign w:val="center"/>
+          </w:tcPr>
+          <w:p>
+            <w:r>
+              <w:rPr>
+                <w:sz w:val="20"/>
+                <w:szCs w:val="20"/>
+                <w:rFonts w:ascii="Calibri" w:cs="Calibri" w:eastAsia="Calibri" w:hAnsi="Calibri"/>
+              </w:rPr>
+              <w:t xml:space="preserve">{{EMERGENCY_CONTACT_ADDRESS}}</w:t>
+            </w:r>
+          </w:p>
+        </w:tc>
+      </w:tr>
+      <w:tr>
+        <w:tc>
+          <w:tcPr>
+            <w:tcW w:type="dxa" w:w="2800"/>
+            <w:tcBorders>
+              <w:top w:val="single" w:color="D0D5DD" w:sz="4"/>
+              <w:left w:val="single" w:color="D0D5DD" w:sz="4"/>
+              <w:bottom w:val="single" w:color="D0D5DD" w:sz="4"/>
+              <w:right w:val="single" w:color="D0D5DD" w:sz="4"/>
+            </w:tcBorders>
+            <w:shd w:fill="F4F6F8" w:val="clear"/>
+            <w:tcMar>
+              <w:top w:type="dxa" w:w="60"/>
+              <w:left w:type="dxa" w:w="100"/>
+              <w:bottom w:type="dxa" w:w="60"/>
+              <w:right w:type="dxa" w:w="100"/>
+            </w:tcMar>
+            <w:vAlign w:val="center"/>
+          </w:tcPr>
+          <w:p>
+            <w:r>
+              <w:rPr>
+                <w:b/>
+                <w:bCs/>
+                <w:color w:val="0F2942"/>
+                <w:sz w:val="18"/>
+                <w:szCs w:val="18"/>
+                <w:rFonts w:ascii="Calibri" w:cs="Calibri" w:eastAsia="Calibri" w:hAnsi="Calibri"/>
+              </w:rPr>
+              <w:t xml:space="preserve">RELATIONSHIP:</w:t>
+            </w:r>
+          </w:p>
+        </w:tc>
+        <w:tc>
+          <w:tcPr>
+            <w:tcW w:type="dxa" w:w="6560"/>
+            <w:tcBorders>
+              <w:top w:val="single" w:color="D0D5DD" w:sz="4"/>
+              <w:left w:val="single" w:color="D0D5DD" w:sz="4"/>
+              <w:bottom w:val="single" w:color="D0D5DD" w:sz="4"/>
+              <w:right w:val="single" w:color="D0D5DD" w:sz="4"/>
+            </w:tcBorders>
+            <w:tcMar>
+              <w:top w:type="dxa" w:w="60"/>
+              <w:left w:type="dxa" w:w="100"/>
+              <w:bottom w:type="dxa" w:w="60"/>
+              <w:right w:type="dxa" w:w="100"/>
+            </w:tcMar>
+            <w:vAlign w:val="center"/>
+          </w:tcPr>
+          <w:p>
+            <w:r>
+              <w:rPr>
+                <w:sz w:val="20"/>
+                <w:szCs w:val="20"/>
+                <w:rFonts w:ascii="Calibri" w:cs="Calibri" w:eastAsia="Calibri" w:hAnsi="Calibri"/>
+              </w:rPr>
+              <w:t xml:space="preserve">{{EMERGENCY_CONTACT_RELATIONSHIP}}</w:t>
+            </w:r>
+          </w:p>
+        </w:tc>
+      </w:tr>
+      <w:tr>
+        <w:tc>
+          <w:tcPr>
+            <w:tcW w:type="dxa" w:w="2800"/>
+            <w:tcBorders>
+              <w:top w:val="single" w:color="D0D5DD" w:sz="4"/>
+              <w:left w:val="single" w:color="D0D5DD" w:sz="4"/>
+              <w:bottom w:val="single" w:color="D0D5DD" w:sz="4"/>
+              <w:right w:val="single" w:color="D0D5DD" w:sz="4"/>
+            </w:tcBorders>
+            <w:shd w:fill="F4F6F8" w:val="clear"/>
+            <w:tcMar>
+              <w:top w:type="dxa" w:w="60"/>
+              <w:left w:type="dxa" w:w="100"/>
+              <w:bottom w:type="dxa" w:w="60"/>
+              <w:right w:type="dxa" w:w="100"/>
+            </w:tcMar>
+            <w:vAlign w:val="center"/>
+          </w:tcPr>
+          <w:p>
+            <w:r>
+              <w:rPr>
+                <w:b/>
+                <w:bCs/>
+                <w:color w:val="0F2942"/>
+                <w:sz w:val="18"/>
+                <w:szCs w:val="18"/>
+                <w:rFonts w:ascii="Calibri" w:cs="Calibri" w:eastAsia="Calibri" w:hAnsi="Calibri"/>
+              </w:rPr>
+              <w:t xml:space="preserve">TELEPHONE NUMBER:</w:t>
+            </w:r>
+          </w:p>
+        </w:tc>
+        <w:tc>
+          <w:tcPr>
+            <w:tcW w:type="dxa" w:w="6560"/>
+            <w:tcBorders>
+              <w:top w:val="single" w:color="D0D5DD" w:sz="4"/>
+              <w:left w:val="single" w:color="D0D5DD" w:sz="4"/>
+              <w:bottom w:val="single" w:color="D0D5DD" w:sz="4"/>
+              <w:right w:val="single" w:color="D0D5DD" w:sz="4"/>
+            </w:tcBorders>
+            <w:tcMar>
+              <w:top w:type="dxa" w:w="60"/>
+              <w:left w:type="dxa" w:w="100"/>
+              <w:bottom w:type="dxa" w:w="60"/>
+              <w:right w:type="dxa" w:w="100"/>
+            </w:tcMar>
+            <w:vAlign w:val="center"/>
+          </w:tcPr>
+          <w:p>
+            <w:r>
+              <w:rPr>
+                <w:sz w:val="20"/>
+                <w:szCs w:val="20"/>
+                <w:rFonts w:ascii="Calibri" w:cs="Calibri" w:eastAsia="Calibri" w:hAnsi="Calibri"/>
+              </w:rPr>
+              <w:t xml:space="preserve">{{EMERGENCY_CONTACT_PHONE}}</w:t>
+            </w:r>
+          </w:p>
+        </w:tc>
+      </w:tr>
+    </w:tbl>
+    <w:p>
+      <w:pPr>
+        <w:spacing w:after="80"/>
+      </w:pPr>
+    </w:p>
+    <w:tbl>
+      <w:tblPr>
+        <w:tblW w:type="dxa" w:w="9360"/>
+        <w:tblBorders>
+          <w:top w:val="single" w:color="auto" w:sz="4"/>
+          <w:left w:val="single" w:color="auto" w:sz="4"/>
+          <w:bottom w:val="single" w:color="auto" w:sz="4"/>
+          <w:right w:val="single" w:color="auto" w:sz="4"/>
+          <w:insideH w:val="single" w:color="auto" w:sz="4"/>
+          <w:insideV w:val="single" w:color="auto" w:sz="4"/>
+        </w:tblBorders>
+      </w:tblPr>
+      <w:tblGrid>
+        <w:gridCol w:w="3120"/>
+        <w:gridCol w:w="3120"/>
+        <w:gridCol w:w="3120"/>
+      </w:tblGrid>
+      <w:tr>
+        <w:tc>
+          <w:tcPr>
+            <w:tcW w:type="dxa" w:w="3120"/>
+            <w:tcBorders>
+              <w:top w:val="single" w:color="D0D5DD" w:sz="4"/>
+              <w:left w:val="single" w:color="D0D5DD" w:sz="4"/>
+              <w:bottom w:val="single" w:color="D0D5DD" w:sz="4"/>
+              <w:right w:val="single" w:color="D0D5DD" w:sz="4"/>
+            </w:tcBorders>
+            <w:tcMar>
+              <w:top w:type="dxa" w:w="60"/>
+              <w:left w:type="dxa" w:w="80"/>
+              <w:bottom w:type="dxa" w:w="60"/>
+              <w:right w:type="dxa" w:w="80"/>
+            </w:tcMar>
+          </w:tcPr>
+          <w:p>
+            <w:r>
+              <w:rPr>
+                <w:sz w:val="18"/>
+                <w:szCs w:val="18"/>
+                <w:rFonts w:ascii="Calibri" w:cs="Calibri" w:eastAsia="Calibri" w:hAnsi="Calibri"/>
+              </w:rPr>
+              <w:t xml:space="preserve">HEIGHT: {{HEIGHT}}</w:t>
+            </w:r>
+          </w:p>
+        </w:tc>
+        <w:tc>
+          <w:tcPr>
+            <w:tcW w:type="dxa" w:w="3120"/>
+            <w:tcBorders>
+              <w:top w:val="single" w:color="D0D5DD" w:sz="4"/>
+              <w:left w:val="single" w:color="D0D5DD" w:sz="4"/>
+              <w:bottom w:val="single" w:color="D0D5DD" w:sz="4"/>
+              <w:right w:val="single" w:color="D0D5DD" w:sz="4"/>
+            </w:tcBorders>
+            <w:tcMar>
+              <w:top w:type="dxa" w:w="60"/>
+              <w:left w:type="dxa" w:w="80"/>
+              <w:bottom w:type="dxa" w:w="60"/>
+              <w:right w:type="dxa" w:w="80"/>
+            </w:tcMar>
+          </w:tcPr>
+          <w:p>
+            <w:r>
+              <w:rPr>
+                <w:sz w:val="18"/>
+                <w:szCs w:val="18"/>
+                <w:rFonts w:ascii="Calibri" w:cs="Calibri" w:eastAsia="Calibri" w:hAnsi="Calibri"/>
+              </w:rPr>
+              <w:t xml:space="preserve">WEIGHT: {{WEIGHT}}</w:t>
+            </w:r>
+          </w:p>
+        </w:tc>
+        <w:tc>
+          <w:tcPr>
+            <w:tcW w:type="dxa" w:w="3120"/>
+            <w:tcBorders>
+              <w:top w:val="single" w:color="D0D5DD" w:sz="4"/>
+              <w:left w:val="single" w:color="D0D5DD" w:sz="4"/>
+              <w:bottom w:val="single" w:color="D0D5DD" w:sz="4"/>
+              <w:right w:val="single" w:color="D0D5DD" w:sz="4"/>
+            </w:tcBorders>
+            <w:tcMar>
+              <w:top w:type="dxa" w:w="60"/>
+              <w:left w:type="dxa" w:w="80"/>
+              <w:bottom w:type="dxa" w:w="60"/>
+              <w:right w:type="dxa" w:w="80"/>
+            </w:tcMar>
+          </w:tcPr>
+          <w:p>
+            <w:r>
+              <w:rPr>
+                <w:sz w:val="18"/>
+                <w:szCs w:val="18"/>
+                <w:rFonts w:ascii="Calibri" w:cs="Calibri" w:eastAsia="Calibri" w:hAnsi="Calibri"/>
+              </w:rPr>
+              <w:t xml:space="preserve">COLOUR OF EYES: {{COLOUR_OF_EYES}}</w:t>
+            </w:r>
+          </w:p>
+        </w:tc>
+      </w:tr>
+    </w:tbl>
+    <w:p>
+      <w:pPr>
+        <w:pBdr>
+          <w:bottom w:val="single" w:color="1F4E79" w:sz="12" w:space="4"/>
+        </w:pBdr>
+        <w:spacing w:before="240" w:after="120"/>
+      </w:pPr>
+      <w:r>
+        <w:rPr>
+          <w:b/>
+          <w:bCs/>
+          <w:color w:val="8B7355"/>
+          <w:sz w:val="22"/>
+          <w:szCs w:val="22"/>
+          <w:rFonts w:ascii="Calibri" w:cs="Calibri" w:eastAsia="Calibri" w:hAnsi="Calibri"/>
+        </w:rPr>
+        <w:t xml:space="preserve">4.  </w:t>
+      </w:r>
+      <w:r>
+        <w:rPr>
+          <w:b/>
+          <w:bCs/>
+          <w:color w:val="0F2942"/>
+          <w:sz w:val="22"/>
+          <w:szCs w:val="22"/>
+          <w:rFonts w:ascii="Calibri" w:cs="Calibri" w:eastAsia="Calibri" w:hAnsi="Calibri"/>
+        </w:rPr>
+        <w:t xml:space="preserve">COURT APPEARANCES / CONVICTIONS / OUTSTANDING OFFENCES</w:t>
+      </w:r>
+    </w:p>
+    <w:p>
+      <w:pPr>
+        <w:spacing w:after="80"/>
+      </w:pPr>
+      <w:r>
+        <w:rPr>
+          <w:i/>
+          <w:iCs/>
+          <w:color w:val="555555"/>
+          <w:sz w:val="18"/>
+          <w:szCs w:val="18"/>
+          <w:rFonts w:ascii="Calibri" w:cs="Calibri" w:eastAsia="Calibri" w:hAnsi="Calibri"/>
+        </w:rPr>
+        <w:t xml:space="preserve">Have you ever appeared before a court charged with a criminal, civil or military offence and been convicted including any motoring offences? Have you any alleged offences outstanding?</w:t>
+      </w:r>
+    </w:p>
+    <w:p>
+      <w:pPr>
+        <w:spacing w:after="80"/>
+      </w:pPr>
+      <w:r>
+        <w:rPr>
+          <w:sz w:val="19"/>
+          <w:szCs w:val="19"/>
+          <w:rFonts w:ascii="Calibri" w:cs="Calibri" w:eastAsia="Calibri" w:hAnsi="Calibri"/>
+        </w:rPr>
+        <w:t xml:space="preserve">4. HAVE YOU EVER APPEARED BEFORE A COURT — YES/NO</w:t>
+      </w:r>
+    </w:p>
+    <w:p>
+      <w:pPr>
+        <w:spacing w:after="120"/>
+      </w:pPr>
+      <w:r>
+        <w:rPr>
+          <w:sz w:val="19"/>
+          <w:szCs w:val="19"/>
+          <w:rFonts w:ascii="Calibri" w:cs="Calibri" w:eastAsia="Calibri" w:hAnsi="Calibri"/>
+        </w:rPr>
+        <w:t xml:space="preserve">IF YES, GIVE DETAILS: {{CRIMINAL_CONVICTION_DETAILS}}</w:t>
+      </w:r>
+    </w:p>
+    <w:p>
+      <w:pPr>
+        <w:pBdr>
+          <w:bottom w:val="single" w:color="1F4E79" w:sz="12" w:space="4"/>
+        </w:pBdr>
+        <w:spacing w:before="240" w:after="120"/>
+      </w:pPr>
+      <w:r>
+        <w:rPr>
+          <w:b/>
+          <w:bCs/>
+          <w:color w:val="8B7355"/>
+          <w:sz w:val="22"/>
+          <w:szCs w:val="22"/>
+          <w:rFonts w:ascii="Calibri" w:cs="Calibri" w:eastAsia="Calibri" w:hAnsi="Calibri"/>
+        </w:rPr>
+        <w:t xml:space="preserve">5.  </w:t>
+      </w:r>
+      <w:r>
+        <w:rPr>
+          <w:b/>
+          <w:bCs/>
+          <w:color w:val="0F2942"/>
+          <w:sz w:val="22"/>
+          <w:szCs w:val="22"/>
+          <w:rFonts w:ascii="Calibri" w:cs="Calibri" w:eastAsia="Calibri" w:hAnsi="Calibri"/>
+        </w:rPr>
+        <w:t xml:space="preserve">PERSONAL HISTORY (PART A)</w:t>
+      </w:r>
+    </w:p>
+    <w:p>
+      <w:pPr>
+        <w:spacing w:after="100" w:line="276"/>
+      </w:pPr>
+      <w:r>
+        <w:rPr>
+          <w:sz w:val="18"/>
+          <w:szCs w:val="18"/>
+          <w:rFonts w:ascii="Calibri" w:cs="Calibri" w:eastAsia="Calibri" w:hAnsi="Calibri"/>
+        </w:rPr>
+        <w:t xml:space="preserve">The security screening process requires that we are able to verify your personal history for a period of ten OR FIVE years or to date of leaving school. Please give details of your personal history, identify in the space provided all periods of EMPLOYMENT, self-employment, registered or unregistered unemployment (state the unemployment office which you reported to), military service. Be sure to give full addresses including telephone numbers and dates.</w:t>
+      </w:r>
+    </w:p>
+    <w:tbl>
+      <w:tblPr>
+        <w:tblW w:type="dxa" w:w="9360"/>
+        <w:tblBorders>
+          <w:top w:val="single" w:color="auto" w:sz="4"/>
+          <w:left w:val="single" w:color="auto" w:sz="4"/>
+          <w:bottom w:val="single" w:color="auto" w:sz="4"/>
+          <w:right w:val="single" w:color="auto" w:sz="4"/>
+          <w:insideH w:val="single" w:color="auto" w:sz="4"/>
+          <w:insideV w:val="single" w:color="auto" w:sz="4"/>
+        </w:tblBorders>
+      </w:tblPr>
+      <w:tblGrid>
+        <w:gridCol w:w="500"/>
+        <w:gridCol w:w="3200"/>
+        <w:gridCol w:w="1600"/>
+        <w:gridCol w:w="1200"/>
+        <w:gridCol w:w="1000"/>
+        <w:gridCol w:w="1000"/>
+        <w:gridCol w:w="860"/>
+      </w:tblGrid>
+      <w:tr>
+        <w:tc>
+          <w:tcPr>
+            <w:tcW w:type="dxa" w:w="500"/>
+            <w:tcBorders>
+              <w:top w:val="single" w:color="D0D5DD" w:sz="4"/>
+              <w:left w:val="single" w:color="D0D5DD" w:sz="4"/>
+              <w:bottom w:val="single" w:color="D0D5DD" w:sz="4"/>
+              <w:right w:val="single" w:color="D0D5DD" w:sz="4"/>
+            </w:tcBorders>
+            <w:shd w:fill="1F4E79" w:val="clear"/>
+            <w:tcMar>
+              <w:top w:type="dxa" w:w="40"/>
+              <w:left w:type="dxa" w:w="40"/>
+              <w:bottom w:type="dxa" w:w="40"/>
+              <w:right w:type="dxa" w:w="40"/>
+            </w:tcMar>
+          </w:tcPr>
+          <w:p>
+            <w:r>
+              <w:rPr>
+                <w:b/>
+                <w:bCs/>
+                <w:color w:val="FFFFFF"/>
+                <w:sz w:val="15"/>
+                <w:szCs w:val="15"/>
+                <w:rFonts w:ascii="Calibri" w:cs="Calibri" w:eastAsia="Calibri" w:hAnsi="Calibri"/>
+              </w:rPr>
+              <w:t xml:space="preserve">#</w:t>
+            </w:r>
+          </w:p>
+        </w:tc>
+        <w:tc>
+          <w:tcPr>
+            <w:tcW w:type="dxa" w:w="3200"/>
+            <w:tcBorders>
+              <w:top w:val="single" w:color="D0D5DD" w:sz="4"/>
+              <w:left w:val="single" w:color="D0D5DD" w:sz="4"/>
+              <w:bottom w:val="single" w:color="D0D5DD" w:sz="4"/>
+              <w:right w:val="single" w:color="D0D5DD" w:sz="4"/>
+            </w:tcBorders>
+            <w:shd w:fill="1F4E79" w:val="clear"/>
+            <w:tcMar>
+              <w:top w:type="dxa" w:w="40"/>
+              <w:left w:type="dxa" w:w="40"/>
+              <w:bottom w:type="dxa" w:w="40"/>
+              <w:right w:type="dxa" w:w="40"/>
+            </w:tcMar>
+          </w:tcPr>
+          <w:p>
+            <w:r>
+              <w:rPr>
+                <w:b/>
+                <w:bCs/>
+                <w:color w:val="FFFFFF"/>
+                <w:sz w:val="15"/>
+                <w:szCs w:val="15"/>
+                <w:rFonts w:ascii="Calibri" w:cs="Calibri" w:eastAsia="Calibri" w:hAnsi="Calibri"/>
+              </w:rPr>
+              <w:t xml:space="preserve">Employer name, address &amp; person reported to</w:t>
+            </w:r>
+          </w:p>
+        </w:tc>
+        <w:tc>
+          <w:tcPr>
+            <w:tcW w:type="dxa" w:w="1600"/>
+            <w:tcBorders>
+              <w:top w:val="single" w:color="D0D5DD" w:sz="4"/>
+              <w:left w:val="single" w:color="D0D5DD" w:sz="4"/>
+              <w:bottom w:val="single" w:color="D0D5DD" w:sz="4"/>
+              <w:right w:val="single" w:color="D0D5DD" w:sz="4"/>
+            </w:tcBorders>
+            <w:shd w:fill="1F4E79" w:val="clear"/>
+            <w:tcMar>
+              <w:top w:type="dxa" w:w="40"/>
+              <w:left w:type="dxa" w:w="40"/>
+              <w:bottom w:type="dxa" w:w="40"/>
+              <w:right w:type="dxa" w:w="40"/>
+            </w:tcMar>
+          </w:tcPr>
+          <w:p>
+            <w:r>
+              <w:rPr>
+                <w:b/>
+                <w:bCs/>
+                <w:color w:val="FFFFFF"/>
+                <w:sz w:val="15"/>
+                <w:szCs w:val="15"/>
+                <w:rFonts w:ascii="Calibri" w:cs="Calibri" w:eastAsia="Calibri" w:hAnsi="Calibri"/>
+              </w:rPr>
+              <w:t xml:space="preserve">Position held</w:t>
+            </w:r>
+          </w:p>
+        </w:tc>
+        <w:tc>
+          <w:tcPr>
+            <w:tcW w:type="dxa" w:w="1200"/>
+            <w:tcBorders>
+              <w:top w:val="single" w:color="D0D5DD" w:sz="4"/>
+              <w:left w:val="single" w:color="D0D5DD" w:sz="4"/>
+              <w:bottom w:val="single" w:color="D0D5DD" w:sz="4"/>
+              <w:right w:val="single" w:color="D0D5DD" w:sz="4"/>
+            </w:tcBorders>
+            <w:shd w:fill="1F4E79" w:val="clear"/>
+            <w:tcMar>
+              <w:top w:type="dxa" w:w="40"/>
+              <w:left w:type="dxa" w:w="40"/>
+              <w:bottom w:type="dxa" w:w="40"/>
+              <w:right w:type="dxa" w:w="40"/>
+            </w:tcMar>
+          </w:tcPr>
+          <w:p>
+            <w:r>
+              <w:rPr>
+                <w:b/>
+                <w:bCs/>
+                <w:color w:val="FFFFFF"/>
+                <w:sz w:val="15"/>
+                <w:szCs w:val="15"/>
+                <w:rFonts w:ascii="Calibri" w:cs="Calibri" w:eastAsia="Calibri" w:hAnsi="Calibri"/>
+              </w:rPr>
+              <w:t xml:space="preserve">Tele No.</w:t>
+            </w:r>
+          </w:p>
+        </w:tc>
+        <w:tc>
+          <w:tcPr>
+            <w:tcW w:type="dxa" w:w="1000"/>
+            <w:tcBorders>
+              <w:top w:val="single" w:color="D0D5DD" w:sz="4"/>
+              <w:left w:val="single" w:color="D0D5DD" w:sz="4"/>
+              <w:bottom w:val="single" w:color="D0D5DD" w:sz="4"/>
+              <w:right w:val="single" w:color="D0D5DD" w:sz="4"/>
+            </w:tcBorders>
+            <w:shd w:fill="1F4E79" w:val="clear"/>
+            <w:tcMar>
+              <w:top w:type="dxa" w:w="40"/>
+              <w:left w:type="dxa" w:w="40"/>
+              <w:bottom w:type="dxa" w:w="40"/>
+              <w:right w:type="dxa" w:w="40"/>
+            </w:tcMar>
+          </w:tcPr>
+          <w:p>
+            <w:r>
+              <w:rPr>
+                <w:b/>
+                <w:bCs/>
+                <w:color w:val="FFFFFF"/>
+                <w:sz w:val="15"/>
+                <w:szCs w:val="15"/>
+                <w:rFonts w:ascii="Calibri" w:cs="Calibri" w:eastAsia="Calibri" w:hAnsi="Calibri"/>
+              </w:rPr>
+              <w:t xml:space="preserve">Start</w:t>
+            </w:r>
+          </w:p>
+        </w:tc>
+        <w:tc>
+          <w:tcPr>
+            <w:tcW w:type="dxa" w:w="1000"/>
+            <w:tcBorders>
+              <w:top w:val="single" w:color="D0D5DD" w:sz="4"/>
+              <w:left w:val="single" w:color="D0D5DD" w:sz="4"/>
+              <w:bottom w:val="single" w:color="D0D5DD" w:sz="4"/>
+              <w:right w:val="single" w:color="D0D5DD" w:sz="4"/>
+            </w:tcBorders>
+            <w:shd w:fill="1F4E79" w:val="clear"/>
+            <w:tcMar>
+              <w:top w:type="dxa" w:w="40"/>
+              <w:left w:type="dxa" w:w="40"/>
+              <w:bottom w:type="dxa" w:w="40"/>
+              <w:right w:type="dxa" w:w="40"/>
+            </w:tcMar>
+          </w:tcPr>
+          <w:p>
+            <w:r>
+              <w:rPr>
+                <w:b/>
+                <w:bCs/>
+                <w:color w:val="FFFFFF"/>
+                <w:sz w:val="15"/>
+                <w:szCs w:val="15"/>
+                <w:rFonts w:ascii="Calibri" w:cs="Calibri" w:eastAsia="Calibri" w:hAnsi="Calibri"/>
+              </w:rPr>
+              <w:t xml:space="preserve">End</w:t>
+            </w:r>
+          </w:p>
+        </w:tc>
+        <w:tc>
+          <w:tcPr>
+            <w:tcW w:type="dxa" w:w="860"/>
+            <w:tcBorders>
+              <w:top w:val="single" w:color="D0D5DD" w:sz="4"/>
+              <w:left w:val="single" w:color="D0D5DD" w:sz="4"/>
+              <w:bottom w:val="single" w:color="D0D5DD" w:sz="4"/>
+              <w:right w:val="single" w:color="D0D5DD" w:sz="4"/>
+            </w:tcBorders>
+            <w:shd w:fill="1F4E79" w:val="clear"/>
+            <w:tcMar>
+              <w:top w:type="dxa" w:w="40"/>
+              <w:left w:type="dxa" w:w="40"/>
+              <w:bottom w:type="dxa" w:w="40"/>
+              <w:right w:type="dxa" w:w="40"/>
+            </w:tcMar>
+          </w:tcPr>
+          <w:p>
+            <w:r>
+              <w:rPr>
+                <w:b/>
+                <w:bCs/>
+                <w:color w:val="FFFFFF"/>
+                <w:sz w:val="15"/>
+                <w:szCs w:val="15"/>
+                <w:rFonts w:ascii="Calibri" w:cs="Calibri" w:eastAsia="Calibri" w:hAnsi="Calibri"/>
+              </w:rPr>
+              <w:t xml:space="preserve">Reason for leaving</w:t>
+            </w:r>
+          </w:p>
+        </w:tc>
+      </w:tr>
+      <w:tr>
+        <w:tc>
+          <w:tcPr>
+            <w:tcW w:type="dxa" w:w="500"/>
+            <w:tcBorders>
+              <w:top w:val="single" w:color="D0D5DD" w:sz="4"/>
+              <w:left w:val="single" w:color="D0D5DD" w:sz="4"/>
+              <w:bottom w:val="single" w:color="D0D5DD" w:sz="4"/>
+              <w:right w:val="single" w:color="D0D5DD" w:sz="4"/>
+            </w:tcBorders>
+            <w:tcMar>
+              <w:top w:type="dxa" w:w="50"/>
+              <w:left w:type="dxa" w:w="40"/>
+              <w:bottom w:type="dxa" w:w="50"/>
+              <w:right w:type="dxa" w:w="40"/>
+            </w:tcMar>
+          </w:tcPr>
+          <w:p>
+            <w:pPr>
+              <w:spacing w:after="20"/>
+            </w:pPr>
+            <w:r>
+              <w:rPr>
+                <w:sz w:val="16"/>
+                <w:szCs w:val="16"/>
+                <w:rFonts w:ascii="Calibri" w:cs="Calibri" w:eastAsia="Calibri" w:hAnsi="Calibri"/>
+              </w:rPr>
+              <w:t xml:space="preserve">1</w:t>
+            </w:r>
+          </w:p>
+        </w:tc>
+        <w:tc>
+          <w:tcPr>
+            <w:tcW w:type="dxa" w:w="3200"/>
+            <w:tcBorders>
+              <w:top w:val="single" w:color="D0D5DD" w:sz="4"/>
+              <w:left w:val="single" w:color="D0D5DD" w:sz="4"/>
+              <w:bottom w:val="single" w:color="D0D5DD" w:sz="4"/>
+              <w:right w:val="single" w:color="D0D5DD" w:sz="4"/>
+            </w:tcBorders>
+            <w:tcMar>
+              <w:top w:type="dxa" w:w="50"/>
+              <w:left w:type="dxa" w:w="40"/>
+              <w:bottom w:type="dxa" w:w="50"/>
+              <w:right w:type="dxa" w:w="40"/>
+            </w:tcMar>
+          </w:tcPr>
+          <w:p>
+            <w:pPr>
+              <w:spacing w:after="20"/>
+            </w:pPr>
+            <w:r>
+              <w:rPr>
+                <w:sz w:val="16"/>
+                <w:szCs w:val="16"/>
+                <w:rFonts w:ascii="Calibri" w:cs="Calibri" w:eastAsia="Calibri" w:hAnsi="Calibri"/>
+              </w:rPr>
+              <w:t xml:space="preserve">{{EMPLOYMENT_1_NAME}}</w:t>
+            </w:r>
+          </w:p>
+          <w:p>
+            <w:pPr>
+              <w:spacing w:after="20"/>
+            </w:pPr>
+            <w:r>
+              <w:rPr>
+                <w:sz w:val="16"/>
+                <w:szCs w:val="16"/>
+                <w:rFonts w:ascii="Calibri" w:cs="Calibri" w:eastAsia="Calibri" w:hAnsi="Calibri"/>
+              </w:rPr>
+              <w:t xml:space="preserve">{{EMPLOYMENT_1_ADDRESS}}</w:t>
+            </w:r>
+          </w:p>
+          <w:p>
+            <w:pPr>
+              <w:spacing w:after="20"/>
+            </w:pPr>
+            <w:r>
+              <w:rPr>
+                <w:sz w:val="16"/>
+                <w:szCs w:val="16"/>
+                <w:rFonts w:ascii="Calibri" w:cs="Calibri" w:eastAsia="Calibri" w:hAnsi="Calibri"/>
+              </w:rPr>
+              <w:t xml:space="preserve">{{EMPLOYMENT_1_REFEREE}}</w:t>
+            </w:r>
+          </w:p>
+        </w:tc>
+        <w:tc>
+          <w:tcPr>
+            <w:tcW w:type="dxa" w:w="1600"/>
+            <w:tcBorders>
+              <w:top w:val="single" w:color="D0D5DD" w:sz="4"/>
+              <w:left w:val="single" w:color="D0D5DD" w:sz="4"/>
+              <w:bottom w:val="single" w:color="D0D5DD" w:sz="4"/>
+              <w:right w:val="single" w:color="D0D5DD" w:sz="4"/>
+            </w:tcBorders>
+            <w:tcMar>
+              <w:top w:type="dxa" w:w="50"/>
+              <w:left w:type="dxa" w:w="40"/>
+              <w:bottom w:type="dxa" w:w="50"/>
+              <w:right w:type="dxa" w:w="40"/>
+            </w:tcMar>
+          </w:tcPr>
+          <w:p>
+            <w:pPr>
+              <w:spacing w:after="20"/>
+            </w:pPr>
+            <w:r>
+              <w:rPr>
+                <w:sz w:val="16"/>
+                <w:szCs w:val="16"/>
+                <w:rFonts w:ascii="Calibri" w:cs="Calibri" w:eastAsia="Calibri" w:hAnsi="Calibri"/>
+              </w:rPr>
+              <w:t xml:space="preserve">{{EMPLOYMENT_1_TITLE}}</w:t>
+            </w:r>
+          </w:p>
+        </w:tc>
+        <w:tc>
+          <w:tcPr>
+            <w:tcW w:type="dxa" w:w="1200"/>
+            <w:tcBorders>
+              <w:top w:val="single" w:color="D0D5DD" w:sz="4"/>
+              <w:left w:val="single" w:color="D0D5DD" w:sz="4"/>
+              <w:bottom w:val="single" w:color="D0D5DD" w:sz="4"/>
+              <w:right w:val="single" w:color="D0D5DD" w:sz="4"/>
+            </w:tcBorders>
+            <w:tcMar>
+              <w:top w:type="dxa" w:w="50"/>
+              <w:left w:type="dxa" w:w="40"/>
+              <w:bottom w:type="dxa" w:w="50"/>
+              <w:right w:type="dxa" w:w="40"/>
+            </w:tcMar>
+          </w:tcPr>
+          <w:p>
+            <w:pPr>
+              <w:spacing w:after="20"/>
+            </w:pPr>
+            <w:r>
+              <w:rPr>
+                <w:sz w:val="16"/>
+                <w:szCs w:val="16"/>
+                <w:rFonts w:ascii="Calibri" w:cs="Calibri" w:eastAsia="Calibri" w:hAnsi="Calibri"/>
+              </w:rPr>
+              <w:t xml:space="preserve">{{EMPLOYMENT_1_PHONE}}</w:t>
+            </w:r>
+          </w:p>
+        </w:tc>
+        <w:tc>
+          <w:tcPr>
+            <w:tcW w:type="dxa" w:w="1000"/>
+            <w:tcBorders>
+              <w:top w:val="single" w:color="D0D5DD" w:sz="4"/>
+              <w:left w:val="single" w:color="D0D5DD" w:sz="4"/>
+              <w:bottom w:val="single" w:color="D0D5DD" w:sz="4"/>
+              <w:right w:val="single" w:color="D0D5DD" w:sz="4"/>
+            </w:tcBorders>
+            <w:tcMar>
+              <w:top w:type="dxa" w:w="50"/>
+              <w:left w:type="dxa" w:w="40"/>
+              <w:bottom w:type="dxa" w:w="50"/>
+              <w:right w:type="dxa" w:w="40"/>
+            </w:tcMar>
+          </w:tcPr>
+          <w:p>
+            <w:pPr>
+              <w:spacing w:after="20"/>
+            </w:pPr>
+            <w:r>
+              <w:rPr>
+                <w:sz w:val="16"/>
+                <w:szCs w:val="16"/>
+                <w:rFonts w:ascii="Calibri" w:cs="Calibri" w:eastAsia="Calibri" w:hAnsi="Calibri"/>
+              </w:rPr>
+              <w:t xml:space="preserve">{{EMPLOYMENT_1_START}}</w:t>
+            </w:r>
+          </w:p>
+        </w:tc>
+        <w:tc>
+          <w:tcPr>
+            <w:tcW w:type="dxa" w:w="1000"/>
+            <w:tcBorders>
+              <w:top w:val="single" w:color="D0D5DD" w:sz="4"/>
+              <w:left w:val="single" w:color="D0D5DD" w:sz="4"/>
+              <w:bottom w:val="single" w:color="D0D5DD" w:sz="4"/>
+              <w:right w:val="single" w:color="D0D5DD" w:sz="4"/>
+            </w:tcBorders>
+            <w:tcMar>
+              <w:top w:type="dxa" w:w="50"/>
+              <w:left w:type="dxa" w:w="40"/>
+              <w:bottom w:type="dxa" w:w="50"/>
+              <w:right w:type="dxa" w:w="40"/>
+            </w:tcMar>
+          </w:tcPr>
+          <w:p>
+            <w:pPr>
+              <w:spacing w:after="20"/>
+            </w:pPr>
+            <w:r>
+              <w:rPr>
+                <w:sz w:val="16"/>
+                <w:szCs w:val="16"/>
+                <w:rFonts w:ascii="Calibri" w:cs="Calibri" w:eastAsia="Calibri" w:hAnsi="Calibri"/>
+              </w:rPr>
+              <w:t xml:space="preserve">{{EMPLOYMENT_1_END}}</w:t>
+            </w:r>
+          </w:p>
+        </w:tc>
+        <w:tc>
+          <w:tcPr>
+            <w:tcW w:type="dxa" w:w="860"/>
+            <w:tcBorders>
+              <w:top w:val="single" w:color="D0D5DD" w:sz="4"/>
+              <w:left w:val="single" w:color="D0D5DD" w:sz="4"/>
+              <w:bottom w:val="single" w:color="D0D5DD" w:sz="4"/>
+              <w:right w:val="single" w:color="D0D5DD" w:sz="4"/>
+            </w:tcBorders>
+            <w:tcMar>
+              <w:top w:type="dxa" w:w="50"/>
+              <w:left w:type="dxa" w:w="40"/>
+              <w:bottom w:type="dxa" w:w="50"/>
+              <w:right w:type="dxa" w:w="40"/>
+            </w:tcMar>
+          </w:tcPr>
+          <w:p>
+            <w:pPr>
+              <w:spacing w:after="20"/>
+            </w:pPr>
+            <w:r>
+              <w:rPr>
+                <w:sz w:val="16"/>
+                <w:szCs w:val="16"/>
+                <w:rFonts w:ascii="Calibri" w:cs="Calibri" w:eastAsia="Calibri" w:hAnsi="Calibri"/>
+              </w:rPr>
+              <w:t xml:space="preserve">{{EMPLOYMENT_1_REASON}}</w:t>
+            </w:r>
+          </w:p>
+        </w:tc>
+      </w:tr>
+      <w:tr>
+        <w:tc>
+          <w:tcPr>
+            <w:tcW w:type="dxa" w:w="500"/>
+            <w:tcBorders>
+              <w:top w:val="single" w:color="D0D5DD" w:sz="4"/>
+              <w:left w:val="single" w:color="D0D5DD" w:sz="4"/>
+              <w:bottom w:val="single" w:color="D0D5DD" w:sz="4"/>
+              <w:right w:val="single" w:color="D0D5DD" w:sz="4"/>
+            </w:tcBorders>
+            <w:tcMar>
+              <w:top w:type="dxa" w:w="50"/>
+              <w:left w:type="dxa" w:w="40"/>
+              <w:bottom w:type="dxa" w:w="50"/>
+              <w:right w:type="dxa" w:w="40"/>
+            </w:tcMar>
+          </w:tcPr>
+          <w:p>
+            <w:pPr>
+              <w:spacing w:after="20"/>
+            </w:pPr>
+            <w:r>
+              <w:rPr>
+                <w:sz w:val="16"/>
+                <w:szCs w:val="16"/>
+                <w:rFonts w:ascii="Calibri" w:cs="Calibri" w:eastAsia="Calibri" w:hAnsi="Calibri"/>
+              </w:rPr>
+              <w:t xml:space="preserve">2</w:t>
+            </w:r>
+          </w:p>
+        </w:tc>
+        <w:tc>
+          <w:tcPr>
+            <w:tcW w:type="dxa" w:w="3200"/>
+            <w:tcBorders>
+              <w:top w:val="single" w:color="D0D5DD" w:sz="4"/>
+              <w:left w:val="single" w:color="D0D5DD" w:sz="4"/>
+              <w:bottom w:val="single" w:color="D0D5DD" w:sz="4"/>
+              <w:right w:val="single" w:color="D0D5DD" w:sz="4"/>
+            </w:tcBorders>
+            <w:tcMar>
+              <w:top w:type="dxa" w:w="50"/>
+              <w:left w:type="dxa" w:w="40"/>
+              <w:bottom w:type="dxa" w:w="50"/>
+              <w:right w:type="dxa" w:w="40"/>
+            </w:tcMar>
+          </w:tcPr>
+          <w:p>
+            <w:pPr>
+              <w:spacing w:after="20"/>
+            </w:pPr>
+            <w:r>
+              <w:rPr>
+                <w:sz w:val="16"/>
+                <w:szCs w:val="16"/>
+                <w:rFonts w:ascii="Calibri" w:cs="Calibri" w:eastAsia="Calibri" w:hAnsi="Calibri"/>
+              </w:rPr>
+              <w:t xml:space="preserve">{{EMPLOYMENT_2_NAME}}</w:t>
+            </w:r>
+          </w:p>
+          <w:p>
+            <w:pPr>
+              <w:spacing w:after="20"/>
+            </w:pPr>
+            <w:r>
+              <w:rPr>
+                <w:sz w:val="16"/>
+                <w:szCs w:val="16"/>
+                <w:rFonts w:ascii="Calibri" w:cs="Calibri" w:eastAsia="Calibri" w:hAnsi="Calibri"/>
+              </w:rPr>
+              <w:t xml:space="preserve">{{EMPLOYMENT_2_ADDRESS}}</w:t>
+            </w:r>
+          </w:p>
+          <w:p>
+            <w:pPr>
+              <w:spacing w:after="20"/>
+            </w:pPr>
+            <w:r>
+              <w:rPr>
+                <w:sz w:val="16"/>
+                <w:szCs w:val="16"/>
+                <w:rFonts w:ascii="Calibri" w:cs="Calibri" w:eastAsia="Calibri" w:hAnsi="Calibri"/>
+              </w:rPr>
+              <w:t xml:space="preserve">{{EMPLOYMENT_2_REFEREE}}</w:t>
+            </w:r>
+          </w:p>
+        </w:tc>
+        <w:tc>
+          <w:tcPr>
+            <w:tcW w:type="dxa" w:w="1600"/>
+            <w:tcBorders>
+              <w:top w:val="single" w:color="D0D5DD" w:sz="4"/>
+              <w:left w:val="single" w:color="D0D5DD" w:sz="4"/>
+              <w:bottom w:val="single" w:color="D0D5DD" w:sz="4"/>
+              <w:right w:val="single" w:color="D0D5DD" w:sz="4"/>
+            </w:tcBorders>
+            <w:tcMar>
+              <w:top w:type="dxa" w:w="50"/>
+              <w:left w:type="dxa" w:w="40"/>
+              <w:bottom w:type="dxa" w:w="50"/>
+              <w:right w:type="dxa" w:w="40"/>
+            </w:tcMar>
+          </w:tcPr>
+          <w:p>
+            <w:pPr>
+              <w:spacing w:after="20"/>
+            </w:pPr>
+            <w:r>
+              <w:rPr>
+                <w:sz w:val="16"/>
+                <w:szCs w:val="16"/>
+                <w:rFonts w:ascii="Calibri" w:cs="Calibri" w:eastAsia="Calibri" w:hAnsi="Calibri"/>
+              </w:rPr>
+              <w:t xml:space="preserve">{{EMPLOYMENT_2_TITLE}}</w:t>
+            </w:r>
+          </w:p>
+        </w:tc>
+        <w:tc>
+          <w:tcPr>
+            <w:tcW w:type="dxa" w:w="1200"/>
+            <w:tcBorders>
+              <w:top w:val="single" w:color="D0D5DD" w:sz="4"/>
+              <w:left w:val="single" w:color="D0D5DD" w:sz="4"/>
+              <w:bottom w:val="single" w:color="D0D5DD" w:sz="4"/>
+              <w:right w:val="single" w:color="D0D5DD" w:sz="4"/>
+            </w:tcBorders>
+            <w:tcMar>
+              <w:top w:type="dxa" w:w="50"/>
+              <w:left w:type="dxa" w:w="40"/>
+              <w:bottom w:type="dxa" w:w="50"/>
+              <w:right w:type="dxa" w:w="40"/>
+            </w:tcMar>
+          </w:tcPr>
+          <w:p>
+            <w:pPr>
+              <w:spacing w:after="20"/>
+            </w:pPr>
+            <w:r>
+              <w:rPr>
+                <w:sz w:val="16"/>
+                <w:szCs w:val="16"/>
+                <w:rFonts w:ascii="Calibri" w:cs="Calibri" w:eastAsia="Calibri" w:hAnsi="Calibri"/>
+              </w:rPr>
+              <w:t xml:space="preserve">{{EMPLOYMENT_2_PHONE}}</w:t>
+            </w:r>
+          </w:p>
+        </w:tc>
+        <w:tc>
+          <w:tcPr>
+            <w:tcW w:type="dxa" w:w="1000"/>
+            <w:tcBorders>
+              <w:top w:val="single" w:color="D0D5DD" w:sz="4"/>
+              <w:left w:val="single" w:color="D0D5DD" w:sz="4"/>
+              <w:bottom w:val="single" w:color="D0D5DD" w:sz="4"/>
+              <w:right w:val="single" w:color="D0D5DD" w:sz="4"/>
+            </w:tcBorders>
+            <w:tcMar>
+              <w:top w:type="dxa" w:w="50"/>
+              <w:left w:type="dxa" w:w="40"/>
+              <w:bottom w:type="dxa" w:w="50"/>
+              <w:right w:type="dxa" w:w="40"/>
+            </w:tcMar>
+          </w:tcPr>
+          <w:p>
+            <w:pPr>
+              <w:spacing w:after="20"/>
+            </w:pPr>
+            <w:r>
+              <w:rPr>
+                <w:sz w:val="16"/>
+                <w:szCs w:val="16"/>
+                <w:rFonts w:ascii="Calibri" w:cs="Calibri" w:eastAsia="Calibri" w:hAnsi="Calibri"/>
+              </w:rPr>
+              <w:t xml:space="preserve">{{EMPLOYMENT_2_START}}</w:t>
+            </w:r>
+          </w:p>
+        </w:tc>
+        <w:tc>
+          <w:tcPr>
+            <w:tcW w:type="dxa" w:w="1000"/>
+            <w:tcBorders>
+              <w:top w:val="single" w:color="D0D5DD" w:sz="4"/>
+              <w:left w:val="single" w:color="D0D5DD" w:sz="4"/>
+              <w:bottom w:val="single" w:color="D0D5DD" w:sz="4"/>
+              <w:right w:val="single" w:color="D0D5DD" w:sz="4"/>
+            </w:tcBorders>
+            <w:tcMar>
+              <w:top w:type="dxa" w:w="50"/>
+              <w:left w:type="dxa" w:w="40"/>
+              <w:bottom w:type="dxa" w:w="50"/>
+              <w:right w:type="dxa" w:w="40"/>
+            </w:tcMar>
+          </w:tcPr>
+          <w:p>
+            <w:pPr>
+              <w:spacing w:after="20"/>
+            </w:pPr>
+            <w:r>
+              <w:rPr>
+                <w:sz w:val="16"/>
+                <w:szCs w:val="16"/>
+                <w:rFonts w:ascii="Calibri" w:cs="Calibri" w:eastAsia="Calibri" w:hAnsi="Calibri"/>
+              </w:rPr>
+              <w:t xml:space="preserve">{{EMPLOYMENT_2_END}}</w:t>
+            </w:r>
+          </w:p>
+        </w:tc>
+        <w:tc>
+          <w:tcPr>
+            <w:tcW w:type="dxa" w:w="860"/>
+            <w:tcBorders>
+              <w:top w:val="single" w:color="D0D5DD" w:sz="4"/>
+              <w:left w:val="single" w:color="D0D5DD" w:sz="4"/>
+              <w:bottom w:val="single" w:color="D0D5DD" w:sz="4"/>
+              <w:right w:val="single" w:color="D0D5DD" w:sz="4"/>
+            </w:tcBorders>
+            <w:tcMar>
+              <w:top w:type="dxa" w:w="50"/>
+              <w:left w:type="dxa" w:w="40"/>
+              <w:bottom w:type="dxa" w:w="50"/>
+              <w:right w:type="dxa" w:w="40"/>
+            </w:tcMar>
+          </w:tcPr>
+          <w:p>
+            <w:pPr>
+              <w:spacing w:after="20"/>
+            </w:pPr>
+            <w:r>
+              <w:rPr>
+                <w:sz w:val="16"/>
+                <w:szCs w:val="16"/>
+                <w:rFonts w:ascii="Calibri" w:cs="Calibri" w:eastAsia="Calibri" w:hAnsi="Calibri"/>
+              </w:rPr>
+              <w:t xml:space="preserve">{{EMPLOYMENT_2_REASON}}</w:t>
+            </w:r>
+          </w:p>
+        </w:tc>
+      </w:tr>
+      <w:tr>
+        <w:tc>
+          <w:tcPr>
+            <w:tcW w:type="dxa" w:w="500"/>
+            <w:tcBorders>
+              <w:top w:val="single" w:color="D0D5DD" w:sz="4"/>
+              <w:left w:val="single" w:color="D0D5DD" w:sz="4"/>
+              <w:bottom w:val="single" w:color="D0D5DD" w:sz="4"/>
+              <w:right w:val="single" w:color="D0D5DD" w:sz="4"/>
+            </w:tcBorders>
+            <w:tcMar>
+              <w:top w:type="dxa" w:w="50"/>
+              <w:left w:type="dxa" w:w="40"/>
+              <w:bottom w:type="dxa" w:w="50"/>
+              <w:right w:type="dxa" w:w="40"/>
+            </w:tcMar>
+          </w:tcPr>
+          <w:p>
+            <w:pPr>
+              <w:spacing w:after="20"/>
+            </w:pPr>
+            <w:r>
+              <w:rPr>
+                <w:sz w:val="16"/>
+                <w:szCs w:val="16"/>
+                <w:rFonts w:ascii="Calibri" w:cs="Calibri" w:eastAsia="Calibri" w:hAnsi="Calibri"/>
+              </w:rPr>
+              <w:t xml:space="preserve">3</w:t>
+            </w:r>
+          </w:p>
+        </w:tc>
+        <w:tc>
+          <w:tcPr>
+            <w:tcW w:type="dxa" w:w="3200"/>
+            <w:tcBorders>
+              <w:top w:val="single" w:color="D0D5DD" w:sz="4"/>
+              <w:left w:val="single" w:color="D0D5DD" w:sz="4"/>
+              <w:bottom w:val="single" w:color="D0D5DD" w:sz="4"/>
+              <w:right w:val="single" w:color="D0D5DD" w:sz="4"/>
+            </w:tcBorders>
+            <w:tcMar>
+              <w:top w:type="dxa" w:w="50"/>
+              <w:left w:type="dxa" w:w="40"/>
+              <w:bottom w:type="dxa" w:w="50"/>
+              <w:right w:type="dxa" w:w="40"/>
+            </w:tcMar>
+          </w:tcPr>
+          <w:p>
+            <w:pPr>
+              <w:spacing w:after="20"/>
+            </w:pPr>
+            <w:r>
+              <w:rPr>
+                <w:sz w:val="16"/>
+                <w:szCs w:val="16"/>
+                <w:rFonts w:ascii="Calibri" w:cs="Calibri" w:eastAsia="Calibri" w:hAnsi="Calibri"/>
+              </w:rPr>
+              <w:t xml:space="preserve">{{EMPLOYMENT_3_NAME}}</w:t>
+            </w:r>
+          </w:p>
+          <w:p>
+            <w:pPr>
+              <w:spacing w:after="20"/>
+            </w:pPr>
+            <w:r>
+              <w:rPr>
+                <w:sz w:val="16"/>
+                <w:szCs w:val="16"/>
+                <w:rFonts w:ascii="Calibri" w:cs="Calibri" w:eastAsia="Calibri" w:hAnsi="Calibri"/>
+              </w:rPr>
+              <w:t xml:space="preserve">{{EMPLOYMENT_3_ADDRESS}}</w:t>
+            </w:r>
+          </w:p>
+          <w:p>
+            <w:pPr>
+              <w:spacing w:after="20"/>
+            </w:pPr>
+            <w:r>
+              <w:rPr>
+                <w:sz w:val="16"/>
+                <w:szCs w:val="16"/>
+                <w:rFonts w:ascii="Calibri" w:cs="Calibri" w:eastAsia="Calibri" w:hAnsi="Calibri"/>
+              </w:rPr>
+              <w:t xml:space="preserve">{{EMPLOYMENT_3_REFEREE}}</w:t>
+            </w:r>
+          </w:p>
+        </w:tc>
+        <w:tc>
+          <w:tcPr>
+            <w:tcW w:type="dxa" w:w="1600"/>
+            <w:tcBorders>
+              <w:top w:val="single" w:color="D0D5DD" w:sz="4"/>
+              <w:left w:val="single" w:color="D0D5DD" w:sz="4"/>
+              <w:bottom w:val="single" w:color="D0D5DD" w:sz="4"/>
+              <w:right w:val="single" w:color="D0D5DD" w:sz="4"/>
+            </w:tcBorders>
+            <w:tcMar>
+              <w:top w:type="dxa" w:w="50"/>
+              <w:left w:type="dxa" w:w="40"/>
+              <w:bottom w:type="dxa" w:w="50"/>
+              <w:right w:type="dxa" w:w="40"/>
+            </w:tcMar>
+          </w:tcPr>
+          <w:p>
+            <w:pPr>
+              <w:spacing w:after="20"/>
+            </w:pPr>
+            <w:r>
+              <w:rPr>
+                <w:sz w:val="16"/>
+                <w:szCs w:val="16"/>
+                <w:rFonts w:ascii="Calibri" w:cs="Calibri" w:eastAsia="Calibri" w:hAnsi="Calibri"/>
+              </w:rPr>
+              <w:t xml:space="preserve">{{EMPLOYMENT_3_TITLE}}</w:t>
+            </w:r>
+          </w:p>
+        </w:tc>
+        <w:tc>
+          <w:tcPr>
+            <w:tcW w:type="dxa" w:w="1200"/>
+            <w:tcBorders>
+              <w:top w:val="single" w:color="D0D5DD" w:sz="4"/>
+              <w:left w:val="single" w:color="D0D5DD" w:sz="4"/>
+              <w:bottom w:val="single" w:color="D0D5DD" w:sz="4"/>
+              <w:right w:val="single" w:color="D0D5DD" w:sz="4"/>
+            </w:tcBorders>
+            <w:tcMar>
+              <w:top w:type="dxa" w:w="50"/>
+              <w:left w:type="dxa" w:w="40"/>
+              <w:bottom w:type="dxa" w:w="50"/>
+              <w:right w:type="dxa" w:w="40"/>
+            </w:tcMar>
+          </w:tcPr>
+          <w:p>
+            <w:pPr>
+              <w:spacing w:after="20"/>
+            </w:pPr>
+            <w:r>
+              <w:rPr>
+                <w:sz w:val="16"/>
+                <w:szCs w:val="16"/>
+                <w:rFonts w:ascii="Calibri" w:cs="Calibri" w:eastAsia="Calibri" w:hAnsi="Calibri"/>
+              </w:rPr>
+              <w:t xml:space="preserve">{{EMPLOYMENT_3_PHONE}}</w:t>
+            </w:r>
+          </w:p>
+        </w:tc>
+        <w:tc>
+          <w:tcPr>
+            <w:tcW w:type="dxa" w:w="1000"/>
+            <w:tcBorders>
+              <w:top w:val="single" w:color="D0D5DD" w:sz="4"/>
+              <w:left w:val="single" w:color="D0D5DD" w:sz="4"/>
+              <w:bottom w:val="single" w:color="D0D5DD" w:sz="4"/>
+              <w:right w:val="single" w:color="D0D5DD" w:sz="4"/>
+            </w:tcBorders>
+            <w:tcMar>
+              <w:top w:type="dxa" w:w="50"/>
+              <w:left w:type="dxa" w:w="40"/>
+              <w:bottom w:type="dxa" w:w="50"/>
+              <w:right w:type="dxa" w:w="40"/>
+            </w:tcMar>
+          </w:tcPr>
+          <w:p>
+            <w:pPr>
+              <w:spacing w:after="20"/>
+            </w:pPr>
+            <w:r>
+              <w:rPr>
+                <w:sz w:val="16"/>
+                <w:szCs w:val="16"/>
+                <w:rFonts w:ascii="Calibri" w:cs="Calibri" w:eastAsia="Calibri" w:hAnsi="Calibri"/>
+              </w:rPr>
+              <w:t xml:space="preserve">{{EMPLOYMENT_3_START}}</w:t>
+            </w:r>
+          </w:p>
+        </w:tc>
+        <w:tc>
+          <w:tcPr>
+            <w:tcW w:type="dxa" w:w="1000"/>
+            <w:tcBorders>
+              <w:top w:val="single" w:color="D0D5DD" w:sz="4"/>
+              <w:left w:val="single" w:color="D0D5DD" w:sz="4"/>
+              <w:bottom w:val="single" w:color="D0D5DD" w:sz="4"/>
+              <w:right w:val="single" w:color="D0D5DD" w:sz="4"/>
+            </w:tcBorders>
+            <w:tcMar>
+              <w:top w:type="dxa" w:w="50"/>
+              <w:left w:type="dxa" w:w="40"/>
+              <w:bottom w:type="dxa" w:w="50"/>
+              <w:right w:type="dxa" w:w="40"/>
+            </w:tcMar>
+          </w:tcPr>
+          <w:p>
+            <w:pPr>
+              <w:spacing w:after="20"/>
+            </w:pPr>
+            <w:r>
+              <w:rPr>
+                <w:sz w:val="16"/>
+                <w:szCs w:val="16"/>
+                <w:rFonts w:ascii="Calibri" w:cs="Calibri" w:eastAsia="Calibri" w:hAnsi="Calibri"/>
+              </w:rPr>
+              <w:t xml:space="preserve">{{EMPLOYMENT_3_END}}</w:t>
+            </w:r>
+          </w:p>
+        </w:tc>
+        <w:tc>
+          <w:tcPr>
+            <w:tcW w:type="dxa" w:w="860"/>
+            <w:tcBorders>
+              <w:top w:val="single" w:color="D0D5DD" w:sz="4"/>
+              <w:left w:val="single" w:color="D0D5DD" w:sz="4"/>
+              <w:bottom w:val="single" w:color="D0D5DD" w:sz="4"/>
+              <w:right w:val="single" w:color="D0D5DD" w:sz="4"/>
+            </w:tcBorders>
+            <w:tcMar>
+              <w:top w:type="dxa" w:w="50"/>
+              <w:left w:type="dxa" w:w="40"/>
+              <w:bottom w:type="dxa" w:w="50"/>
+              <w:right w:type="dxa" w:w="40"/>
+            </w:tcMar>
+          </w:tcPr>
+          <w:p>
+            <w:pPr>
+              <w:spacing w:after="20"/>
+            </w:pPr>
+            <w:r>
+              <w:rPr>
+                <w:sz w:val="16"/>
+                <w:szCs w:val="16"/>
+                <w:rFonts w:ascii="Calibri" w:cs="Calibri" w:eastAsia="Calibri" w:hAnsi="Calibri"/>
+              </w:rPr>
+              <w:t xml:space="preserve">{{EMPLOYMENT_3_REASON}}</w:t>
+            </w:r>
+          </w:p>
+        </w:tc>
+      </w:tr>
+      <w:tr>
+        <w:tc>
+          <w:tcPr>
+            <w:tcW w:type="dxa" w:w="500"/>
+            <w:tcBorders>
+              <w:top w:val="single" w:color="D0D5DD" w:sz="4"/>
+              <w:left w:val="single" w:color="D0D5DD" w:sz="4"/>
+              <w:bottom w:val="single" w:color="D0D5DD" w:sz="4"/>
+              <w:right w:val="single" w:color="D0D5DD" w:sz="4"/>
+            </w:tcBorders>
+            <w:tcMar>
+              <w:top w:type="dxa" w:w="50"/>
+              <w:left w:type="dxa" w:w="40"/>
+              <w:bottom w:type="dxa" w:w="50"/>
+              <w:right w:type="dxa" w:w="40"/>
+            </w:tcMar>
+          </w:tcPr>
+          <w:p>
+            <w:pPr>
+              <w:spacing w:after="20"/>
+            </w:pPr>
+            <w:r>
+              <w:rPr>
+                <w:sz w:val="16"/>
+                <w:szCs w:val="16"/>
+                <w:rFonts w:ascii="Calibri" w:cs="Calibri" w:eastAsia="Calibri" w:hAnsi="Calibri"/>
+              </w:rPr>
+              <w:t xml:space="preserve">4</w:t>
+            </w:r>
+          </w:p>
+        </w:tc>
+        <w:tc>
+          <w:tcPr>
+            <w:tcW w:type="dxa" w:w="3200"/>
+            <w:tcBorders>
+              <w:top w:val="single" w:color="D0D5DD" w:sz="4"/>
+              <w:left w:val="single" w:color="D0D5DD" w:sz="4"/>
+              <w:bottom w:val="single" w:color="D0D5DD" w:sz="4"/>
+              <w:right w:val="single" w:color="D0D5DD" w:sz="4"/>
+            </w:tcBorders>
+            <w:tcMar>
+              <w:top w:type="dxa" w:w="50"/>
+              <w:left w:type="dxa" w:w="40"/>
+              <w:bottom w:type="dxa" w:w="50"/>
+              <w:right w:type="dxa" w:w="40"/>
+            </w:tcMar>
+          </w:tcPr>
+          <w:p>
+            <w:pPr>
+              <w:spacing w:after="20"/>
+            </w:pPr>
+            <w:r>
+              <w:rPr>
+                <w:sz w:val="16"/>
+                <w:szCs w:val="16"/>
+                <w:rFonts w:ascii="Calibri" w:cs="Calibri" w:eastAsia="Calibri" w:hAnsi="Calibri"/>
+              </w:rPr>
+              <w:t xml:space="preserve">{{EMPLOYMENT_4_NAME}}</w:t>
+            </w:r>
+          </w:p>
+          <w:p>
+            <w:pPr>
+              <w:spacing w:after="20"/>
+            </w:pPr>
+            <w:r>
+              <w:rPr>
+                <w:sz w:val="16"/>
+                <w:szCs w:val="16"/>
+                <w:rFonts w:ascii="Calibri" w:cs="Calibri" w:eastAsia="Calibri" w:hAnsi="Calibri"/>
+              </w:rPr>
+              <w:t xml:space="preserve">{{EMPLOYMENT_4_ADDRESS}}</w:t>
+            </w:r>
+          </w:p>
+          <w:p>
+            <w:pPr>
+              <w:spacing w:after="20"/>
+            </w:pPr>
+            <w:r>
+              <w:rPr>
+                <w:sz w:val="16"/>
+                <w:szCs w:val="16"/>
+                <w:rFonts w:ascii="Calibri" w:cs="Calibri" w:eastAsia="Calibri" w:hAnsi="Calibri"/>
+              </w:rPr>
+              <w:t xml:space="preserve">{{EMPLOYMENT_4_REFEREE}}</w:t>
+            </w:r>
+          </w:p>
+        </w:tc>
+        <w:tc>
+          <w:tcPr>
+            <w:tcW w:type="dxa" w:w="1600"/>
+            <w:tcBorders>
+              <w:top w:val="single" w:color="D0D5DD" w:sz="4"/>
+              <w:left w:val="single" w:color="D0D5DD" w:sz="4"/>
+              <w:bottom w:val="single" w:color="D0D5DD" w:sz="4"/>
+              <w:right w:val="single" w:color="D0D5DD" w:sz="4"/>
+            </w:tcBorders>
+            <w:tcMar>
+              <w:top w:type="dxa" w:w="50"/>
+              <w:left w:type="dxa" w:w="40"/>
+              <w:bottom w:type="dxa" w:w="50"/>
+              <w:right w:type="dxa" w:w="40"/>
+            </w:tcMar>
+          </w:tcPr>
+          <w:p>
+            <w:pPr>
+              <w:spacing w:after="20"/>
+            </w:pPr>
+            <w:r>
+              <w:rPr>
+                <w:sz w:val="16"/>
+                <w:szCs w:val="16"/>
+                <w:rFonts w:ascii="Calibri" w:cs="Calibri" w:eastAsia="Calibri" w:hAnsi="Calibri"/>
+              </w:rPr>
+              <w:t xml:space="preserve">{{EMPLOYMENT_4_TITLE}}</w:t>
+            </w:r>
+          </w:p>
+        </w:tc>
+        <w:tc>
+          <w:tcPr>
+            <w:tcW w:type="dxa" w:w="1200"/>
+            <w:tcBorders>
+              <w:top w:val="single" w:color="D0D5DD" w:sz="4"/>
+              <w:left w:val="single" w:color="D0D5DD" w:sz="4"/>
+              <w:bottom w:val="single" w:color="D0D5DD" w:sz="4"/>
+              <w:right w:val="single" w:color="D0D5DD" w:sz="4"/>
+            </w:tcBorders>
+            <w:tcMar>
+              <w:top w:type="dxa" w:w="50"/>
+              <w:left w:type="dxa" w:w="40"/>
+              <w:bottom w:type="dxa" w:w="50"/>
+              <w:right w:type="dxa" w:w="40"/>
+            </w:tcMar>
+          </w:tcPr>
+          <w:p>
+            <w:pPr>
+              <w:spacing w:after="20"/>
+            </w:pPr>
+            <w:r>
+              <w:rPr>
+                <w:sz w:val="16"/>
+                <w:szCs w:val="16"/>
+                <w:rFonts w:ascii="Calibri" w:cs="Calibri" w:eastAsia="Calibri" w:hAnsi="Calibri"/>
+              </w:rPr>
+              <w:t xml:space="preserve">{{EMPLOYMENT_4_PHONE}}</w:t>
+            </w:r>
+          </w:p>
+        </w:tc>
+        <w:tc>
+          <w:tcPr>
+            <w:tcW w:type="dxa" w:w="1000"/>
+            <w:tcBorders>
+              <w:top w:val="single" w:color="D0D5DD" w:sz="4"/>
+              <w:left w:val="single" w:color="D0D5DD" w:sz="4"/>
+              <w:bottom w:val="single" w:color="D0D5DD" w:sz="4"/>
+              <w:right w:val="single" w:color="D0D5DD" w:sz="4"/>
+            </w:tcBorders>
+            <w:tcMar>
+              <w:top w:type="dxa" w:w="50"/>
+              <w:left w:type="dxa" w:w="40"/>
+              <w:bottom w:type="dxa" w:w="50"/>
+              <w:right w:type="dxa" w:w="40"/>
+            </w:tcMar>
+          </w:tcPr>
+          <w:p>
+            <w:pPr>
+              <w:spacing w:after="20"/>
+            </w:pPr>
+            <w:r>
+              <w:rPr>
+                <w:sz w:val="16"/>
+                <w:szCs w:val="16"/>
+                <w:rFonts w:ascii="Calibri" w:cs="Calibri" w:eastAsia="Calibri" w:hAnsi="Calibri"/>
+              </w:rPr>
+              <w:t xml:space="preserve">{{EMPLOYMENT_4_START}}</w:t>
+            </w:r>
+          </w:p>
+        </w:tc>
+        <w:tc>
+          <w:tcPr>
+            <w:tcW w:type="dxa" w:w="1000"/>
+            <w:tcBorders>
+              <w:top w:val="single" w:color="D0D5DD" w:sz="4"/>
+              <w:left w:val="single" w:color="D0D5DD" w:sz="4"/>
+              <w:bottom w:val="single" w:color="D0D5DD" w:sz="4"/>
+              <w:right w:val="single" w:color="D0D5DD" w:sz="4"/>
+            </w:tcBorders>
+            <w:tcMar>
+              <w:top w:type="dxa" w:w="50"/>
+              <w:left w:type="dxa" w:w="40"/>
+              <w:bottom w:type="dxa" w:w="50"/>
+              <w:right w:type="dxa" w:w="40"/>
+            </w:tcMar>
+          </w:tcPr>
+          <w:p>
+            <w:pPr>
+              <w:spacing w:after="20"/>
+            </w:pPr>
+            <w:r>
+              <w:rPr>
+                <w:sz w:val="16"/>
+                <w:szCs w:val="16"/>
+                <w:rFonts w:ascii="Calibri" w:cs="Calibri" w:eastAsia="Calibri" w:hAnsi="Calibri"/>
+              </w:rPr>
+              <w:t xml:space="preserve">{{EMPLOYMENT_4_END}}</w:t>
+            </w:r>
+          </w:p>
+        </w:tc>
+        <w:tc>
+          <w:tcPr>
+            <w:tcW w:type="dxa" w:w="860"/>
+            <w:tcBorders>
+              <w:top w:val="single" w:color="D0D5DD" w:sz="4"/>
+              <w:left w:val="single" w:color="D0D5DD" w:sz="4"/>
+              <w:bottom w:val="single" w:color="D0D5DD" w:sz="4"/>
+              <w:right w:val="single" w:color="D0D5DD" w:sz="4"/>
+            </w:tcBorders>
+            <w:tcMar>
+              <w:top w:type="dxa" w:w="50"/>
+              <w:left w:type="dxa" w:w="40"/>
+              <w:bottom w:type="dxa" w:w="50"/>
+              <w:right w:type="dxa" w:w="40"/>
+            </w:tcMar>
+          </w:tcPr>
+          <w:p>
+            <w:pPr>
+              <w:spacing w:after="20"/>
+            </w:pPr>
+            <w:r>
+              <w:rPr>
+                <w:sz w:val="16"/>
+                <w:szCs w:val="16"/>
+                <w:rFonts w:ascii="Calibri" w:cs="Calibri" w:eastAsia="Calibri" w:hAnsi="Calibri"/>
+              </w:rPr>
+              <w:t xml:space="preserve">{{EMPLOYMENT_4_REASON}}</w:t>
+            </w:r>
+          </w:p>
+        </w:tc>
+      </w:tr>
+      <w:tr>
+        <w:tc>
+          <w:tcPr>
+            <w:tcW w:type="dxa" w:w="500"/>
+            <w:tcBorders>
+              <w:top w:val="single" w:color="D0D5DD" w:sz="4"/>
+              <w:left w:val="single" w:color="D0D5DD" w:sz="4"/>
+              <w:bottom w:val="single" w:color="D0D5DD" w:sz="4"/>
+              <w:right w:val="single" w:color="D0D5DD" w:sz="4"/>
+            </w:tcBorders>
+            <w:tcMar>
+              <w:top w:type="dxa" w:w="50"/>
+              <w:left w:type="dxa" w:w="40"/>
+              <w:bottom w:type="dxa" w:w="50"/>
+              <w:right w:type="dxa" w:w="40"/>
+            </w:tcMar>
+          </w:tcPr>
+          <w:p>
+            <w:pPr>
+              <w:spacing w:after="20"/>
+            </w:pPr>
+            <w:r>
+              <w:rPr>
+                <w:sz w:val="16"/>
+                <w:szCs w:val="16"/>
+                <w:rFonts w:ascii="Calibri" w:cs="Calibri" w:eastAsia="Calibri" w:hAnsi="Calibri"/>
+              </w:rPr>
+              <w:t xml:space="preserve">5</w:t>
+            </w:r>
+          </w:p>
+        </w:tc>
+        <w:tc>
+          <w:tcPr>
+            <w:tcW w:type="dxa" w:w="3200"/>
+            <w:tcBorders>
+              <w:top w:val="single" w:color="D0D5DD" w:sz="4"/>
+              <w:left w:val="single" w:color="D0D5DD" w:sz="4"/>
+              <w:bottom w:val="single" w:color="D0D5DD" w:sz="4"/>
+              <w:right w:val="single" w:color="D0D5DD" w:sz="4"/>
+            </w:tcBorders>
+            <w:tcMar>
+              <w:top w:type="dxa" w:w="50"/>
+              <w:left w:type="dxa" w:w="40"/>
+              <w:bottom w:type="dxa" w:w="50"/>
+              <w:right w:type="dxa" w:w="40"/>
+            </w:tcMar>
+          </w:tcPr>
+          <w:p>
+            <w:pPr>
+              <w:spacing w:after="20"/>
+            </w:pPr>
+            <w:r>
+              <w:rPr>
+                <w:sz w:val="16"/>
+                <w:szCs w:val="16"/>
+                <w:rFonts w:ascii="Calibri" w:cs="Calibri" w:eastAsia="Calibri" w:hAnsi="Calibri"/>
+              </w:rPr>
+              <w:t xml:space="preserve">{{EMPLOYMENT_5_NAME}}</w:t>
+            </w:r>
+          </w:p>
+          <w:p>
+            <w:pPr>
+              <w:spacing w:after="20"/>
+            </w:pPr>
+            <w:r>
+              <w:rPr>
+                <w:sz w:val="16"/>
+                <w:szCs w:val="16"/>
+                <w:rFonts w:ascii="Calibri" w:cs="Calibri" w:eastAsia="Calibri" w:hAnsi="Calibri"/>
+              </w:rPr>
+              <w:t xml:space="preserve">{{EMPLOYMENT_5_ADDRESS}}</w:t>
+            </w:r>
+          </w:p>
+          <w:p>
+            <w:pPr>
+              <w:spacing w:after="20"/>
+            </w:pPr>
+            <w:r>
+              <w:rPr>
+                <w:sz w:val="16"/>
+                <w:szCs w:val="16"/>
+                <w:rFonts w:ascii="Calibri" w:cs="Calibri" w:eastAsia="Calibri" w:hAnsi="Calibri"/>
+              </w:rPr>
+              <w:t xml:space="preserve">{{EMPLOYMENT_5_REFEREE}}</w:t>
+            </w:r>
+          </w:p>
+        </w:tc>
+        <w:tc>
+          <w:tcPr>
+            <w:tcW w:type="dxa" w:w="1600"/>
+            <w:tcBorders>
+              <w:top w:val="single" w:color="D0D5DD" w:sz="4"/>
+              <w:left w:val="single" w:color="D0D5DD" w:sz="4"/>
+              <w:bottom w:val="single" w:color="D0D5DD" w:sz="4"/>
+              <w:right w:val="single" w:color="D0D5DD" w:sz="4"/>
+            </w:tcBorders>
+            <w:tcMar>
+              <w:top w:type="dxa" w:w="50"/>
+              <w:left w:type="dxa" w:w="40"/>
+              <w:bottom w:type="dxa" w:w="50"/>
+              <w:right w:type="dxa" w:w="40"/>
+            </w:tcMar>
+          </w:tcPr>
+          <w:p>
+            <w:pPr>
+              <w:spacing w:after="20"/>
+            </w:pPr>
+            <w:r>
+              <w:rPr>
+                <w:sz w:val="16"/>
+                <w:szCs w:val="16"/>
+                <w:rFonts w:ascii="Calibri" w:cs="Calibri" w:eastAsia="Calibri" w:hAnsi="Calibri"/>
+              </w:rPr>
+              <w:t xml:space="preserve">{{EMPLOYMENT_5_TITLE}}</w:t>
+            </w:r>
+          </w:p>
+        </w:tc>
+        <w:tc>
+          <w:tcPr>
+            <w:tcW w:type="dxa" w:w="1200"/>
+            <w:tcBorders>
+              <w:top w:val="single" w:color="D0D5DD" w:sz="4"/>
+              <w:left w:val="single" w:color="D0D5DD" w:sz="4"/>
+              <w:bottom w:val="single" w:color="D0D5DD" w:sz="4"/>
+              <w:right w:val="single" w:color="D0D5DD" w:sz="4"/>
+            </w:tcBorders>
+            <w:tcMar>
+              <w:top w:type="dxa" w:w="50"/>
+              <w:left w:type="dxa" w:w="40"/>
+              <w:bottom w:type="dxa" w:w="50"/>
+              <w:right w:type="dxa" w:w="40"/>
+            </w:tcMar>
+          </w:tcPr>
+          <w:p>
+            <w:pPr>
+              <w:spacing w:after="20"/>
+            </w:pPr>
+            <w:r>
+              <w:rPr>
+                <w:sz w:val="16"/>
+                <w:szCs w:val="16"/>
+                <w:rFonts w:ascii="Calibri" w:cs="Calibri" w:eastAsia="Calibri" w:hAnsi="Calibri"/>
+              </w:rPr>
+              <w:t xml:space="preserve">{{EMPLOYMENT_5_PHONE}}</w:t>
+            </w:r>
+          </w:p>
+        </w:tc>
+        <w:tc>
+          <w:tcPr>
+            <w:tcW w:type="dxa" w:w="1000"/>
+            <w:tcBorders>
+              <w:top w:val="single" w:color="D0D5DD" w:sz="4"/>
+              <w:left w:val="single" w:color="D0D5DD" w:sz="4"/>
+              <w:bottom w:val="single" w:color="D0D5DD" w:sz="4"/>
+              <w:right w:val="single" w:color="D0D5DD" w:sz="4"/>
+            </w:tcBorders>
+            <w:tcMar>
+              <w:top w:type="dxa" w:w="50"/>
+              <w:left w:type="dxa" w:w="40"/>
+              <w:bottom w:type="dxa" w:w="50"/>
+              <w:right w:type="dxa" w:w="40"/>
+            </w:tcMar>
+          </w:tcPr>
+          <w:p>
+            <w:pPr>
+              <w:spacing w:after="20"/>
+            </w:pPr>
+            <w:r>
+              <w:rPr>
+                <w:sz w:val="16"/>
+                <w:szCs w:val="16"/>
+                <w:rFonts w:ascii="Calibri" w:cs="Calibri" w:eastAsia="Calibri" w:hAnsi="Calibri"/>
+              </w:rPr>
+              <w:t xml:space="preserve">{{EMPLOYMENT_5_START}}</w:t>
+            </w:r>
+          </w:p>
+        </w:tc>
+        <w:tc>
+          <w:tcPr>
+            <w:tcW w:type="dxa" w:w="1000"/>
+            <w:tcBorders>
+              <w:top w:val="single" w:color="D0D5DD" w:sz="4"/>
+              <w:left w:val="single" w:color="D0D5DD" w:sz="4"/>
+              <w:bottom w:val="single" w:color="D0D5DD" w:sz="4"/>
+              <w:right w:val="single" w:color="D0D5DD" w:sz="4"/>
+            </w:tcBorders>
+            <w:tcMar>
+              <w:top w:type="dxa" w:w="50"/>
+              <w:left w:type="dxa" w:w="40"/>
+              <w:bottom w:type="dxa" w:w="50"/>
+              <w:right w:type="dxa" w:w="40"/>
+            </w:tcMar>
+          </w:tcPr>
+          <w:p>
+            <w:pPr>
+              <w:spacing w:after="20"/>
+            </w:pPr>
+            <w:r>
+              <w:rPr>
+                <w:sz w:val="16"/>
+                <w:szCs w:val="16"/>
+                <w:rFonts w:ascii="Calibri" w:cs="Calibri" w:eastAsia="Calibri" w:hAnsi="Calibri"/>
+              </w:rPr>
+              <w:t xml:space="preserve">{{EMPLOYMENT_5_END}}</w:t>
+            </w:r>
+          </w:p>
+        </w:tc>
+        <w:tc>
+          <w:tcPr>
+            <w:tcW w:type="dxa" w:w="860"/>
+            <w:tcBorders>
+              <w:top w:val="single" w:color="D0D5DD" w:sz="4"/>
+              <w:left w:val="single" w:color="D0D5DD" w:sz="4"/>
+              <w:bottom w:val="single" w:color="D0D5DD" w:sz="4"/>
+              <w:right w:val="single" w:color="D0D5DD" w:sz="4"/>
+            </w:tcBorders>
+            <w:tcMar>
+              <w:top w:type="dxa" w:w="50"/>
+              <w:left w:type="dxa" w:w="40"/>
+              <w:bottom w:type="dxa" w:w="50"/>
+              <w:right w:type="dxa" w:w="40"/>
+            </w:tcMar>
+          </w:tcPr>
+          <w:p>
+            <w:pPr>
+              <w:spacing w:after="20"/>
+            </w:pPr>
+            <w:r>
+              <w:rPr>
+                <w:sz w:val="16"/>
+                <w:szCs w:val="16"/>
+                <w:rFonts w:ascii="Calibri" w:cs="Calibri" w:eastAsia="Calibri" w:hAnsi="Calibri"/>
+              </w:rPr>
+              <w:t xml:space="preserve">{{EMPLOYMENT_5_REASON}}</w:t>
+            </w:r>
+          </w:p>
+        </w:tc>
+      </w:tr>
+      <w:tr>
+        <w:tc>
+          <w:tcPr>
+            <w:tcW w:type="dxa" w:w="500"/>
+            <w:tcBorders>
+              <w:top w:val="single" w:color="D0D5DD" w:sz="4"/>
+              <w:left w:val="single" w:color="D0D5DD" w:sz="4"/>
+              <w:bottom w:val="single" w:color="D0D5DD" w:sz="4"/>
+              <w:right w:val="single" w:color="D0D5DD" w:sz="4"/>
+            </w:tcBorders>
+            <w:tcMar>
+              <w:top w:type="dxa" w:w="50"/>
+              <w:left w:type="dxa" w:w="40"/>
+              <w:bottom w:type="dxa" w:w="50"/>
+              <w:right w:type="dxa" w:w="40"/>
+            </w:tcMar>
+          </w:tcPr>
+          <w:p>
+            <w:pPr>
+              <w:spacing w:after="20"/>
+            </w:pPr>
+            <w:r>
+              <w:rPr>
+                <w:sz w:val="16"/>
+                <w:szCs w:val="16"/>
+                <w:rFonts w:ascii="Calibri" w:cs="Calibri" w:eastAsia="Calibri" w:hAnsi="Calibri"/>
+              </w:rPr>
+              <w:t xml:space="preserve">6</w:t>
+            </w:r>
+          </w:p>
+        </w:tc>
+        <w:tc>
+          <w:tcPr>
+            <w:tcW w:type="dxa" w:w="3200"/>
+            <w:tcBorders>
+              <w:top w:val="single" w:color="D0D5DD" w:sz="4"/>
+              <w:left w:val="single" w:color="D0D5DD" w:sz="4"/>
+              <w:bottom w:val="single" w:color="D0D5DD" w:sz="4"/>
+              <w:right w:val="single" w:color="D0D5DD" w:sz="4"/>
+            </w:tcBorders>
+            <w:tcMar>
+              <w:top w:type="dxa" w:w="50"/>
+              <w:left w:type="dxa" w:w="40"/>
+              <w:bottom w:type="dxa" w:w="50"/>
+              <w:right w:type="dxa" w:w="40"/>
+            </w:tcMar>
+          </w:tcPr>
+          <w:p>
+            <w:pPr>
+              <w:spacing w:after="20"/>
+            </w:pPr>
+            <w:r>
+              <w:rPr>
+                <w:sz w:val="16"/>
+                <w:szCs w:val="16"/>
+                <w:rFonts w:ascii="Calibri" w:cs="Calibri" w:eastAsia="Calibri" w:hAnsi="Calibri"/>
+              </w:rPr>
+              <w:t xml:space="preserve">{{EMPLOYMENT_6_NAME}}</w:t>
+            </w:r>
+          </w:p>
+          <w:p>
+            <w:pPr>
+              <w:spacing w:after="20"/>
+            </w:pPr>
+            <w:r>
+              <w:rPr>
+                <w:sz w:val="16"/>
+                <w:szCs w:val="16"/>
+                <w:rFonts w:ascii="Calibri" w:cs="Calibri" w:eastAsia="Calibri" w:hAnsi="Calibri"/>
+              </w:rPr>
+              <w:t xml:space="preserve">{{EMPLOYMENT_6_ADDRESS}}</w:t>
+            </w:r>
+          </w:p>
+          <w:p>
+            <w:pPr>
+              <w:spacing w:after="20"/>
+            </w:pPr>
+            <w:r>
+              <w:rPr>
+                <w:sz w:val="16"/>
+                <w:szCs w:val="16"/>
+                <w:rFonts w:ascii="Calibri" w:cs="Calibri" w:eastAsia="Calibri" w:hAnsi="Calibri"/>
+              </w:rPr>
+              <w:t xml:space="preserve">{{EMPLOYMENT_6_REFEREE}}</w:t>
+            </w:r>
+          </w:p>
+        </w:tc>
+        <w:tc>
+          <w:tcPr>
+            <w:tcW w:type="dxa" w:w="1600"/>
+            <w:tcBorders>
+              <w:top w:val="single" w:color="D0D5DD" w:sz="4"/>
+              <w:left w:val="single" w:color="D0D5DD" w:sz="4"/>
+              <w:bottom w:val="single" w:color="D0D5DD" w:sz="4"/>
+              <w:right w:val="single" w:color="D0D5DD" w:sz="4"/>
+            </w:tcBorders>
+            <w:tcMar>
+              <w:top w:type="dxa" w:w="50"/>
+              <w:left w:type="dxa" w:w="40"/>
+              <w:bottom w:type="dxa" w:w="50"/>
+              <w:right w:type="dxa" w:w="40"/>
+            </w:tcMar>
+          </w:tcPr>
+          <w:p>
+            <w:pPr>
+              <w:spacing w:after="20"/>
+            </w:pPr>
+            <w:r>
+              <w:rPr>
+                <w:sz w:val="16"/>
+                <w:szCs w:val="16"/>
+                <w:rFonts w:ascii="Calibri" w:cs="Calibri" w:eastAsia="Calibri" w:hAnsi="Calibri"/>
+              </w:rPr>
+              <w:t xml:space="preserve">{{EMPLOYMENT_6_TITLE}}</w:t>
+            </w:r>
+          </w:p>
+        </w:tc>
+        <w:tc>
+          <w:tcPr>
+            <w:tcW w:type="dxa" w:w="1200"/>
+            <w:tcBorders>
+              <w:top w:val="single" w:color="D0D5DD" w:sz="4"/>
+              <w:left w:val="single" w:color="D0D5DD" w:sz="4"/>
+              <w:bottom w:val="single" w:color="D0D5DD" w:sz="4"/>
+              <w:right w:val="single" w:color="D0D5DD" w:sz="4"/>
+            </w:tcBorders>
+            <w:tcMar>
+              <w:top w:type="dxa" w:w="50"/>
+              <w:left w:type="dxa" w:w="40"/>
+              <w:bottom w:type="dxa" w:w="50"/>
+              <w:right w:type="dxa" w:w="40"/>
+            </w:tcMar>
+          </w:tcPr>
+          <w:p>
+            <w:pPr>
+              <w:spacing w:after="20"/>
+            </w:pPr>
+            <w:r>
+              <w:rPr>
+                <w:sz w:val="16"/>
+                <w:szCs w:val="16"/>
+                <w:rFonts w:ascii="Calibri" w:cs="Calibri" w:eastAsia="Calibri" w:hAnsi="Calibri"/>
+              </w:rPr>
+              <w:t xml:space="preserve">{{EMPLOYMENT_6_PHONE}}</w:t>
+            </w:r>
+          </w:p>
+        </w:tc>
+        <w:tc>
+          <w:tcPr>
+            <w:tcW w:type="dxa" w:w="1000"/>
+            <w:tcBorders>
+              <w:top w:val="single" w:color="D0D5DD" w:sz="4"/>
+              <w:left w:val="single" w:color="D0D5DD" w:sz="4"/>
+              <w:bottom w:val="single" w:color="D0D5DD" w:sz="4"/>
+              <w:right w:val="single" w:color="D0D5DD" w:sz="4"/>
+            </w:tcBorders>
+            <w:tcMar>
+              <w:top w:type="dxa" w:w="50"/>
+              <w:left w:type="dxa" w:w="40"/>
+              <w:bottom w:type="dxa" w:w="50"/>
+              <w:right w:type="dxa" w:w="40"/>
+            </w:tcMar>
+          </w:tcPr>
+          <w:p>
+            <w:pPr>
+              <w:spacing w:after="20"/>
+            </w:pPr>
+            <w:r>
+              <w:rPr>
+                <w:sz w:val="16"/>
+                <w:szCs w:val="16"/>
+                <w:rFonts w:ascii="Calibri" w:cs="Calibri" w:eastAsia="Calibri" w:hAnsi="Calibri"/>
+              </w:rPr>
+              <w:t xml:space="preserve">{{EMPLOYMENT_6_START}}</w:t>
+            </w:r>
+          </w:p>
+        </w:tc>
+        <w:tc>
+          <w:tcPr>
+            <w:tcW w:type="dxa" w:w="1000"/>
+            <w:tcBorders>
+              <w:top w:val="single" w:color="D0D5DD" w:sz="4"/>
+              <w:left w:val="single" w:color="D0D5DD" w:sz="4"/>
+              <w:bottom w:val="single" w:color="D0D5DD" w:sz="4"/>
+              <w:right w:val="single" w:color="D0D5DD" w:sz="4"/>
+            </w:tcBorders>
+            <w:tcMar>
+              <w:top w:type="dxa" w:w="50"/>
+              <w:left w:type="dxa" w:w="40"/>
+              <w:bottom w:type="dxa" w:w="50"/>
+              <w:right w:type="dxa" w:w="40"/>
+            </w:tcMar>
+          </w:tcPr>
+          <w:p>
+            <w:pPr>
+              <w:spacing w:after="20"/>
+            </w:pPr>
+            <w:r>
+              <w:rPr>
+                <w:sz w:val="16"/>
+                <w:szCs w:val="16"/>
+                <w:rFonts w:ascii="Calibri" w:cs="Calibri" w:eastAsia="Calibri" w:hAnsi="Calibri"/>
+              </w:rPr>
+              <w:t xml:space="preserve">{{EMPLOYMENT_6_END}}</w:t>
+            </w:r>
+          </w:p>
+        </w:tc>
+        <w:tc>
+          <w:tcPr>
+            <w:tcW w:type="dxa" w:w="860"/>
+            <w:tcBorders>
+              <w:top w:val="single" w:color="D0D5DD" w:sz="4"/>
+              <w:left w:val="single" w:color="D0D5DD" w:sz="4"/>
+              <w:bottom w:val="single" w:color="D0D5DD" w:sz="4"/>
+              <w:right w:val="single" w:color="D0D5DD" w:sz="4"/>
+            </w:tcBorders>
+            <w:tcMar>
+              <w:top w:type="dxa" w:w="50"/>
+              <w:left w:type="dxa" w:w="40"/>
+              <w:bottom w:type="dxa" w:w="50"/>
+              <w:right w:type="dxa" w:w="40"/>
+            </w:tcMar>
+          </w:tcPr>
+          <w:p>
+            <w:pPr>
+              <w:spacing w:after="20"/>
+            </w:pPr>
+            <w:r>
+              <w:rPr>
+                <w:sz w:val="16"/>
+                <w:szCs w:val="16"/>
+                <w:rFonts w:ascii="Calibri" w:cs="Calibri" w:eastAsia="Calibri" w:hAnsi="Calibri"/>
+              </w:rPr>
+              <w:t xml:space="preserve">{{EMPLOYMENT_6_REASON}}</w:t>
+            </w:r>
+          </w:p>
+        </w:tc>
+      </w:tr>
+      <w:tr>
+        <w:tc>
+          <w:tcPr>
+            <w:tcW w:type="dxa" w:w="500"/>
+            <w:tcBorders>
+              <w:top w:val="single" w:color="D0D5DD" w:sz="4"/>
+              <w:left w:val="single" w:color="D0D5DD" w:sz="4"/>
+              <w:bottom w:val="single" w:color="D0D5DD" w:sz="4"/>
+              <w:right w:val="single" w:color="D0D5DD" w:sz="4"/>
+            </w:tcBorders>
+            <w:tcMar>
+              <w:top w:type="dxa" w:w="50"/>
+              <w:left w:type="dxa" w:w="40"/>
+              <w:bottom w:type="dxa" w:w="50"/>
+              <w:right w:type="dxa" w:w="40"/>
+            </w:tcMar>
+          </w:tcPr>
+          <w:p>
+            <w:pPr>
+              <w:spacing w:after="20"/>
+            </w:pPr>
+            <w:r>
+              <w:rPr>
+                <w:sz w:val="16"/>
+                <w:szCs w:val="16"/>
+                <w:rFonts w:ascii="Calibri" w:cs="Calibri" w:eastAsia="Calibri" w:hAnsi="Calibri"/>
+              </w:rPr>
+              <w:t xml:space="preserve">7</w:t>
+            </w:r>
+          </w:p>
+        </w:tc>
+        <w:tc>
+          <w:tcPr>
+            <w:tcW w:type="dxa" w:w="3200"/>
+            <w:tcBorders>
+              <w:top w:val="single" w:color="D0D5DD" w:sz="4"/>
+              <w:left w:val="single" w:color="D0D5DD" w:sz="4"/>
+              <w:bottom w:val="single" w:color="D0D5DD" w:sz="4"/>
+              <w:right w:val="single" w:color="D0D5DD" w:sz="4"/>
+            </w:tcBorders>
+            <w:tcMar>
+              <w:top w:type="dxa" w:w="50"/>
+              <w:left w:type="dxa" w:w="40"/>
+              <w:bottom w:type="dxa" w:w="50"/>
+              <w:right w:type="dxa" w:w="40"/>
+            </w:tcMar>
+          </w:tcPr>
+          <w:p>
+            <w:pPr>
+              <w:spacing w:after="20"/>
+            </w:pPr>
+            <w:r>
+              <w:rPr>
+                <w:sz w:val="16"/>
+                <w:szCs w:val="16"/>
+                <w:rFonts w:ascii="Calibri" w:cs="Calibri" w:eastAsia="Calibri" w:hAnsi="Calibri"/>
+              </w:rPr>
+              <w:t xml:space="preserve">{{EMPLOYMENT_7_NAME}}</w:t>
+            </w:r>
+          </w:p>
+          <w:p>
+            <w:pPr>
+              <w:spacing w:after="20"/>
+            </w:pPr>
+            <w:r>
+              <w:rPr>
+                <w:sz w:val="16"/>
+                <w:szCs w:val="16"/>
+                <w:rFonts w:ascii="Calibri" w:cs="Calibri" w:eastAsia="Calibri" w:hAnsi="Calibri"/>
+              </w:rPr>
+              <w:t xml:space="preserve">{{EMPLOYMENT_7_ADDRESS}}</w:t>
+            </w:r>
+          </w:p>
+          <w:p>
+            <w:pPr>
+              <w:spacing w:after="20"/>
+            </w:pPr>
+            <w:r>
+              <w:rPr>
+                <w:sz w:val="16"/>
+                <w:szCs w:val="16"/>
+                <w:rFonts w:ascii="Calibri" w:cs="Calibri" w:eastAsia="Calibri" w:hAnsi="Calibri"/>
+              </w:rPr>
+              <w:t xml:space="preserve">{{EMPLOYMENT_7_REFEREE}}</w:t>
+            </w:r>
+          </w:p>
+        </w:tc>
+        <w:tc>
+          <w:tcPr>
+            <w:tcW w:type="dxa" w:w="1600"/>
+            <w:tcBorders>
+              <w:top w:val="single" w:color="D0D5DD" w:sz="4"/>
+              <w:left w:val="single" w:color="D0D5DD" w:sz="4"/>
+              <w:bottom w:val="single" w:color="D0D5DD" w:sz="4"/>
+              <w:right w:val="single" w:color="D0D5DD" w:sz="4"/>
+            </w:tcBorders>
+            <w:tcMar>
+              <w:top w:type="dxa" w:w="50"/>
+              <w:left w:type="dxa" w:w="40"/>
+              <w:bottom w:type="dxa" w:w="50"/>
+              <w:right w:type="dxa" w:w="40"/>
+            </w:tcMar>
+          </w:tcPr>
+          <w:p>
+            <w:pPr>
+              <w:spacing w:after="20"/>
+            </w:pPr>
+            <w:r>
+              <w:rPr>
+                <w:sz w:val="16"/>
+                <w:szCs w:val="16"/>
+                <w:rFonts w:ascii="Calibri" w:cs="Calibri" w:eastAsia="Calibri" w:hAnsi="Calibri"/>
+              </w:rPr>
+              <w:t xml:space="preserve">{{EMPLOYMENT_7_TITLE}}</w:t>
+            </w:r>
+          </w:p>
+        </w:tc>
+        <w:tc>
+          <w:tcPr>
+            <w:tcW w:type="dxa" w:w="1200"/>
+            <w:tcBorders>
+              <w:top w:val="single" w:color="D0D5DD" w:sz="4"/>
+              <w:left w:val="single" w:color="D0D5DD" w:sz="4"/>
+              <w:bottom w:val="single" w:color="D0D5DD" w:sz="4"/>
+              <w:right w:val="single" w:color="D0D5DD" w:sz="4"/>
+            </w:tcBorders>
+            <w:tcMar>
+              <w:top w:type="dxa" w:w="50"/>
+              <w:left w:type="dxa" w:w="40"/>
+              <w:bottom w:type="dxa" w:w="50"/>
+              <w:right w:type="dxa" w:w="40"/>
+            </w:tcMar>
+          </w:tcPr>
+          <w:p>
+            <w:pPr>
+              <w:spacing w:after="20"/>
+            </w:pPr>
+            <w:r>
+              <w:rPr>
+                <w:sz w:val="16"/>
+                <w:szCs w:val="16"/>
+                <w:rFonts w:ascii="Calibri" w:cs="Calibri" w:eastAsia="Calibri" w:hAnsi="Calibri"/>
+              </w:rPr>
+              <w:t xml:space="preserve">{{EMPLOYMENT_7_PHONE}}</w:t>
+            </w:r>
+          </w:p>
+        </w:tc>
+        <w:tc>
+          <w:tcPr>
+            <w:tcW w:type="dxa" w:w="1000"/>
+            <w:tcBorders>
+              <w:top w:val="single" w:color="D0D5DD" w:sz="4"/>
+              <w:left w:val="single" w:color="D0D5DD" w:sz="4"/>
+              <w:bottom w:val="single" w:color="D0D5DD" w:sz="4"/>
+              <w:right w:val="single" w:color="D0D5DD" w:sz="4"/>
+            </w:tcBorders>
+            <w:tcMar>
+              <w:top w:type="dxa" w:w="50"/>
+              <w:left w:type="dxa" w:w="40"/>
+              <w:bottom w:type="dxa" w:w="50"/>
+              <w:right w:type="dxa" w:w="40"/>
+            </w:tcMar>
+          </w:tcPr>
+          <w:p>
+            <w:pPr>
+              <w:spacing w:after="20"/>
+            </w:pPr>
+            <w:r>
+              <w:rPr>
+                <w:sz w:val="16"/>
+                <w:szCs w:val="16"/>
+                <w:rFonts w:ascii="Calibri" w:cs="Calibri" w:eastAsia="Calibri" w:hAnsi="Calibri"/>
+              </w:rPr>
+              <w:t xml:space="preserve">{{EMPLOYMENT_7_START}}</w:t>
+            </w:r>
+          </w:p>
+        </w:tc>
+        <w:tc>
+          <w:tcPr>
+            <w:tcW w:type="dxa" w:w="1000"/>
+            <w:tcBorders>
+              <w:top w:val="single" w:color="D0D5DD" w:sz="4"/>
+              <w:left w:val="single" w:color="D0D5DD" w:sz="4"/>
+              <w:bottom w:val="single" w:color="D0D5DD" w:sz="4"/>
+              <w:right w:val="single" w:color="D0D5DD" w:sz="4"/>
+            </w:tcBorders>
+            <w:tcMar>
+              <w:top w:type="dxa" w:w="50"/>
+              <w:left w:type="dxa" w:w="40"/>
+              <w:bottom w:type="dxa" w:w="50"/>
+              <w:right w:type="dxa" w:w="40"/>
+            </w:tcMar>
+          </w:tcPr>
+          <w:p>
+            <w:pPr>
+              <w:spacing w:after="20"/>
+            </w:pPr>
+            <w:r>
+              <w:rPr>
+                <w:sz w:val="16"/>
+                <w:szCs w:val="16"/>
+                <w:rFonts w:ascii="Calibri" w:cs="Calibri" w:eastAsia="Calibri" w:hAnsi="Calibri"/>
+              </w:rPr>
+              <w:t xml:space="preserve">{{EMPLOYMENT_7_END}}</w:t>
+            </w:r>
+          </w:p>
+        </w:tc>
+        <w:tc>
+          <w:tcPr>
+            <w:tcW w:type="dxa" w:w="860"/>
+            <w:tcBorders>
+              <w:top w:val="single" w:color="D0D5DD" w:sz="4"/>
+              <w:left w:val="single" w:color="D0D5DD" w:sz="4"/>
+              <w:bottom w:val="single" w:color="D0D5DD" w:sz="4"/>
+              <w:right w:val="single" w:color="D0D5DD" w:sz="4"/>
+            </w:tcBorders>
+            <w:tcMar>
+              <w:top w:type="dxa" w:w="50"/>
+              <w:left w:type="dxa" w:w="40"/>
+              <w:bottom w:type="dxa" w:w="50"/>
+              <w:right w:type="dxa" w:w="40"/>
+            </w:tcMar>
+          </w:tcPr>
+          <w:p>
+            <w:pPr>
+              <w:spacing w:after="20"/>
+            </w:pPr>
+            <w:r>
+              <w:rPr>
+                <w:sz w:val="16"/>
+                <w:szCs w:val="16"/>
+                <w:rFonts w:ascii="Calibri" w:cs="Calibri" w:eastAsia="Calibri" w:hAnsi="Calibri"/>
+              </w:rPr>
+              <w:t xml:space="preserve">{{EMPLOYMENT_7_REASON}}</w:t>
+            </w:r>
+          </w:p>
+        </w:tc>
+      </w:tr>
+    </w:tbl>
+    <w:p>
+      <w:pPr>
+        <w:spacing w:after="160"/>
+      </w:pPr>
+    </w:p>
+    <w:p>
+      <w:pPr>
+        <w:spacing w:after="80"/>
+      </w:pPr>
+      <w:r>
+        <w:rPr>
+          <w:b/>
+          <w:bCs/>
+          <w:color w:val="0F2942"/>
+          <w:sz w:val="20"/>
+          <w:szCs w:val="20"/>
+          <w:rFonts w:ascii="Calibri" w:cs="Calibri" w:eastAsia="Calibri" w:hAnsi="Calibri"/>
+        </w:rPr>
+        <w:t xml:space="preserve">PERSONAL HISTORY (PART B)</w:t>
+      </w:r>
+    </w:p>
+    <w:p>
+      <w:pPr>
+        <w:spacing w:after="100" w:line="276"/>
+      </w:pPr>
+      <w:r>
+        <w:rPr>
+          <w:sz w:val="18"/>
+          <w:szCs w:val="18"/>
+          <w:rFonts w:ascii="Calibri" w:cs="Calibri" w:eastAsia="Calibri" w:hAnsi="Calibri"/>
+        </w:rPr>
+        <w:t xml:space="preserve">IN THE CASE OF PERIODS OF SELF-EMPLOYMENT PLEASE GIVE NAMES AND ADDRESSES OF SOMEONE WHO CAN CONFIRM YOUR DETAILS (i.e., BOOKKEEPER, ACCOUNTANT, and OR SOLICITOR).</w:t>
+      </w:r>
+    </w:p>
+    <w:p>
+      <w:pPr>
+        <w:spacing w:after="80"/>
+      </w:pPr>
+      <w:r>
+        <w:rPr>
+          <w:sz w:val="18"/>
+          <w:szCs w:val="18"/>
+          <w:rFonts w:ascii="Calibri" w:cs="Calibri" w:eastAsia="Calibri" w:hAnsi="Calibri"/>
+        </w:rPr>
+        <w:t xml:space="preserve">HAVE YOU BEEN MADE BANKRUPT? YES/NO                          DO YOU HAVE ANY COUNTY COURT JUDGEMENTS? YES/NO</w:t>
+      </w:r>
+    </w:p>
+    <w:p>
+      <w:pPr>
+        <w:spacing w:after="120"/>
+      </w:pPr>
+      <w:r>
+        <w:rPr>
+          <w:sz w:val="18"/>
+          <w:szCs w:val="18"/>
+          <w:rFonts w:ascii="Calibri" w:cs="Calibri" w:eastAsia="Calibri" w:hAnsi="Calibri"/>
+        </w:rPr>
+        <w:t xml:space="preserve">DO YOU OBJECT TO THE COMPANY CONTACTING A CREDIT AGENCY WITH REFERENCE TO YOURSELF? YES/NO</w:t>
+      </w:r>
+    </w:p>
+    <w:p>
+      <w:pPr>
+        <w:pBdr>
+          <w:bottom w:val="single" w:color="1F4E79" w:sz="12" w:space="4"/>
+        </w:pBdr>
+        <w:spacing w:before="240" w:after="120"/>
+      </w:pPr>
+      <w:r>
+        <w:rPr>
+          <w:b/>
+          <w:bCs/>
+          <w:color w:val="8B7355"/>
+          <w:sz w:val="22"/>
+          <w:szCs w:val="22"/>
+          <w:rFonts w:ascii="Calibri" w:cs="Calibri" w:eastAsia="Calibri" w:hAnsi="Calibri"/>
+        </w:rPr>
+        <w:t xml:space="preserve">7.  </w:t>
+      </w:r>
+      <w:r>
+        <w:rPr>
+          <w:b/>
+          <w:bCs/>
+          <w:color w:val="0F2942"/>
+          <w:sz w:val="22"/>
+          <w:szCs w:val="22"/>
+          <w:rFonts w:ascii="Calibri" w:cs="Calibri" w:eastAsia="Calibri" w:hAnsi="Calibri"/>
+        </w:rPr>
+        <w:t xml:space="preserve">DETAILS OF WHEN YOU LEFT SCHOOL &amp; IF YOU ATTENDED COLLEGE IN THE LAST 10 YEARS</w:t>
+      </w:r>
+    </w:p>
+    <w:tbl>
+      <w:tblPr>
+        <w:tblW w:type="dxa" w:w="9360"/>
+        <w:tblBorders>
+          <w:top w:val="single" w:color="auto" w:sz="4"/>
+          <w:left w:val="single" w:color="auto" w:sz="4"/>
+          <w:bottom w:val="single" w:color="auto" w:sz="4"/>
+          <w:right w:val="single" w:color="auto" w:sz="4"/>
+          <w:insideH w:val="single" w:color="auto" w:sz="4"/>
+          <w:insideV w:val="single" w:color="auto" w:sz="4"/>
+        </w:tblBorders>
+      </w:tblPr>
+      <w:tblGrid>
+        <w:gridCol w:w="2800"/>
+        <w:gridCol w:w="6560"/>
+      </w:tblGrid>
+      <w:tr>
+        <w:tc>
+          <w:tcPr>
+            <w:tcW w:type="dxa" w:w="2800"/>
+            <w:tcBorders>
+              <w:top w:val="single" w:color="D0D5DD" w:sz="4"/>
+              <w:left w:val="single" w:color="D0D5DD" w:sz="4"/>
+              <w:bottom w:val="single" w:color="D0D5DD" w:sz="4"/>
+              <w:right w:val="single" w:color="D0D5DD" w:sz="4"/>
+            </w:tcBorders>
+            <w:shd w:fill="F4F6F8" w:val="clear"/>
+            <w:tcMar>
+              <w:top w:type="dxa" w:w="60"/>
+              <w:left w:type="dxa" w:w="100"/>
+              <w:bottom w:type="dxa" w:w="60"/>
+              <w:right w:type="dxa" w:w="100"/>
+            </w:tcMar>
+            <w:vAlign w:val="center"/>
+          </w:tcPr>
+          <w:p>
+            <w:r>
+              <w:rPr>
+                <w:b/>
+                <w:bCs/>
+                <w:color w:val="0F2942"/>
+                <w:sz w:val="18"/>
+                <w:szCs w:val="18"/>
+                <w:rFonts w:ascii="Calibri" w:cs="Calibri" w:eastAsia="Calibri" w:hAnsi="Calibri"/>
+              </w:rPr>
+              <w:t xml:space="preserve">School name (secondary only):</w:t>
+            </w:r>
+          </w:p>
+        </w:tc>
+        <w:tc>
+          <w:tcPr>
+            <w:tcW w:type="dxa" w:w="6560"/>
+            <w:tcBorders>
+              <w:top w:val="single" w:color="D0D5DD" w:sz="4"/>
+              <w:left w:val="single" w:color="D0D5DD" w:sz="4"/>
+              <w:bottom w:val="single" w:color="D0D5DD" w:sz="4"/>
+              <w:right w:val="single" w:color="D0D5DD" w:sz="4"/>
+            </w:tcBorders>
+            <w:tcMar>
+              <w:top w:type="dxa" w:w="60"/>
+              <w:left w:type="dxa" w:w="100"/>
+              <w:bottom w:type="dxa" w:w="60"/>
+              <w:right w:type="dxa" w:w="100"/>
+            </w:tcMar>
+            <w:vAlign w:val="center"/>
+          </w:tcPr>
+          <w:p>
+            <w:r>
+              <w:rPr>
+                <w:sz w:val="20"/>
+                <w:szCs w:val="20"/>
+                <w:rFonts w:ascii="Calibri" w:cs="Calibri" w:eastAsia="Calibri" w:hAnsi="Calibri"/>
+              </w:rPr>
+              <w:t xml:space="preserve">{{SCHOOL_NAME}}</w:t>
+            </w:r>
+          </w:p>
+        </w:tc>
+      </w:tr>
+      <w:tr>
+        <w:tc>
+          <w:tcPr>
+            <w:tcW w:type="dxa" w:w="2800"/>
+            <w:tcBorders>
+              <w:top w:val="single" w:color="D0D5DD" w:sz="4"/>
+              <w:left w:val="single" w:color="D0D5DD" w:sz="4"/>
+              <w:bottom w:val="single" w:color="D0D5DD" w:sz="4"/>
+              <w:right w:val="single" w:color="D0D5DD" w:sz="4"/>
+            </w:tcBorders>
+            <w:shd w:fill="F4F6F8" w:val="clear"/>
+            <w:tcMar>
+              <w:top w:type="dxa" w:w="60"/>
+              <w:left w:type="dxa" w:w="100"/>
+              <w:bottom w:type="dxa" w:w="60"/>
+              <w:right w:type="dxa" w:w="100"/>
+            </w:tcMar>
+            <w:vAlign w:val="center"/>
+          </w:tcPr>
+          <w:p>
+            <w:r>
+              <w:rPr>
+                <w:b/>
+                <w:bCs/>
+                <w:color w:val="0F2942"/>
+                <w:sz w:val="18"/>
+                <w:szCs w:val="18"/>
+                <w:rFonts w:ascii="Calibri" w:cs="Calibri" w:eastAsia="Calibri" w:hAnsi="Calibri"/>
+              </w:rPr>
+              <w:t xml:space="preserve">Town / city:</w:t>
+            </w:r>
+          </w:p>
+        </w:tc>
+        <w:tc>
+          <w:tcPr>
+            <w:tcW w:type="dxa" w:w="6560"/>
+            <w:tcBorders>
+              <w:top w:val="single" w:color="D0D5DD" w:sz="4"/>
+              <w:left w:val="single" w:color="D0D5DD" w:sz="4"/>
+              <w:bottom w:val="single" w:color="D0D5DD" w:sz="4"/>
+              <w:right w:val="single" w:color="D0D5DD" w:sz="4"/>
+            </w:tcBorders>
+            <w:tcMar>
+              <w:top w:type="dxa" w:w="60"/>
+              <w:left w:type="dxa" w:w="100"/>
+              <w:bottom w:type="dxa" w:w="60"/>
+              <w:right w:type="dxa" w:w="100"/>
+            </w:tcMar>
+            <w:vAlign w:val="center"/>
+          </w:tcPr>
+          <w:p>
+            <w:r>
+              <w:rPr>
+                <w:sz w:val="20"/>
+                <w:szCs w:val="20"/>
+                <w:rFonts w:ascii="Calibri" w:cs="Calibri" w:eastAsia="Calibri" w:hAnsi="Calibri"/>
+              </w:rPr>
+              <w:t xml:space="preserve">{{SCHOOL_TOWN}}</w:t>
+            </w:r>
+          </w:p>
+        </w:tc>
+      </w:tr>
+      <w:tr>
+        <w:tc>
+          <w:tcPr>
+            <w:tcW w:type="dxa" w:w="2800"/>
+            <w:tcBorders>
+              <w:top w:val="single" w:color="D0D5DD" w:sz="4"/>
+              <w:left w:val="single" w:color="D0D5DD" w:sz="4"/>
+              <w:bottom w:val="single" w:color="D0D5DD" w:sz="4"/>
+              <w:right w:val="single" w:color="D0D5DD" w:sz="4"/>
+            </w:tcBorders>
+            <w:shd w:fill="F4F6F8" w:val="clear"/>
+            <w:tcMar>
+              <w:top w:type="dxa" w:w="60"/>
+              <w:left w:type="dxa" w:w="100"/>
+              <w:bottom w:type="dxa" w:w="60"/>
+              <w:right w:type="dxa" w:w="100"/>
+            </w:tcMar>
+            <w:vAlign w:val="center"/>
+          </w:tcPr>
+          <w:p>
+            <w:r>
+              <w:rPr>
+                <w:b/>
+                <w:bCs/>
+                <w:color w:val="0F2942"/>
+                <w:sz w:val="18"/>
+                <w:szCs w:val="18"/>
+                <w:rFonts w:ascii="Calibri" w:cs="Calibri" w:eastAsia="Calibri" w:hAnsi="Calibri"/>
+              </w:rPr>
+              <w:t xml:space="preserve">Date left school:</w:t>
+            </w:r>
+          </w:p>
+        </w:tc>
+        <w:tc>
+          <w:tcPr>
+            <w:tcW w:type="dxa" w:w="6560"/>
+            <w:tcBorders>
+              <w:top w:val="single" w:color="D0D5DD" w:sz="4"/>
+              <w:left w:val="single" w:color="D0D5DD" w:sz="4"/>
+              <w:bottom w:val="single" w:color="D0D5DD" w:sz="4"/>
+              <w:right w:val="single" w:color="D0D5DD" w:sz="4"/>
+            </w:tcBorders>
+            <w:tcMar>
+              <w:top w:type="dxa" w:w="60"/>
+              <w:left w:type="dxa" w:w="100"/>
+              <w:bottom w:type="dxa" w:w="60"/>
+              <w:right w:type="dxa" w:w="100"/>
+            </w:tcMar>
+            <w:vAlign w:val="center"/>
+          </w:tcPr>
+          <w:p>
+            <w:r>
+              <w:rPr>
+                <w:sz w:val="20"/>
+                <w:szCs w:val="20"/>
+                <w:rFonts w:ascii="Calibri" w:cs="Calibri" w:eastAsia="Calibri" w:hAnsi="Calibri"/>
+              </w:rPr>
+              <w:t xml:space="preserve">{{SCHOOL_LEFT}}</w:t>
+            </w:r>
+          </w:p>
+        </w:tc>
+      </w:tr>
+      <w:tr>
+        <w:tc>
+          <w:tcPr>
+            <w:tcW w:type="dxa" w:w="2800"/>
+            <w:tcBorders>
+              <w:top w:val="single" w:color="D0D5DD" w:sz="4"/>
+              <w:left w:val="single" w:color="D0D5DD" w:sz="4"/>
+              <w:bottom w:val="single" w:color="D0D5DD" w:sz="4"/>
+              <w:right w:val="single" w:color="D0D5DD" w:sz="4"/>
+            </w:tcBorders>
+            <w:shd w:fill="F4F6F8" w:val="clear"/>
+            <w:tcMar>
+              <w:top w:type="dxa" w:w="60"/>
+              <w:left w:type="dxa" w:w="100"/>
+              <w:bottom w:type="dxa" w:w="60"/>
+              <w:right w:type="dxa" w:w="100"/>
+            </w:tcMar>
+            <w:vAlign w:val="center"/>
+          </w:tcPr>
+          <w:p>
+            <w:r>
+              <w:rPr>
+                <w:b/>
+                <w:bCs/>
+                <w:color w:val="0F2942"/>
+                <w:sz w:val="18"/>
+                <w:szCs w:val="18"/>
+                <w:rFonts w:ascii="Calibri" w:cs="Calibri" w:eastAsia="Calibri" w:hAnsi="Calibri"/>
+              </w:rPr>
+              <w:t xml:space="preserve">College &amp; dates:</w:t>
+            </w:r>
+          </w:p>
+        </w:tc>
+        <w:tc>
+          <w:tcPr>
+            <w:tcW w:type="dxa" w:w="6560"/>
+            <w:tcBorders>
+              <w:top w:val="single" w:color="D0D5DD" w:sz="4"/>
+              <w:left w:val="single" w:color="D0D5DD" w:sz="4"/>
+              <w:bottom w:val="single" w:color="D0D5DD" w:sz="4"/>
+              <w:right w:val="single" w:color="D0D5DD" w:sz="4"/>
+            </w:tcBorders>
+            <w:tcMar>
+              <w:top w:type="dxa" w:w="60"/>
+              <w:left w:type="dxa" w:w="100"/>
+              <w:bottom w:type="dxa" w:w="60"/>
+              <w:right w:type="dxa" w:w="100"/>
+            </w:tcMar>
+            <w:vAlign w:val="center"/>
+          </w:tcPr>
+          <w:p>
+            <w:r>
+              <w:rPr>
+                <w:sz w:val="20"/>
+                <w:szCs w:val="20"/>
+                <w:rFonts w:ascii="Calibri" w:cs="Calibri" w:eastAsia="Calibri" w:hAnsi="Calibri"/>
+              </w:rPr>
+              <w:t xml:space="preserve">{{COLLEGE_DETAILS}}</w:t>
+            </w:r>
+          </w:p>
+        </w:tc>
+      </w:tr>
+    </w:tbl>
+    <w:p>
+      <w:pPr>
+        <w:spacing w:after="80"/>
+      </w:pPr>
+      <w:r>
+        <w:rPr>
+          <w:i/>
+          <w:iCs/>
+          <w:color w:val="555555"/>
+          <w:sz w:val="18"/>
+          <w:szCs w:val="18"/>
+          <w:rFonts w:ascii="Calibri" w:cs="Calibri" w:eastAsia="Calibri" w:hAnsi="Calibri"/>
+        </w:rPr>
+        <w:t xml:space="preserve">Employees working on night duties may be required to undertake a medical, for further information contact head office</w:t>
+      </w:r>
+    </w:p>
+    <w:p>
+      <w:pPr>
+        <w:pBdr>
+          <w:bottom w:val="single" w:color="1F4E79" w:sz="12" w:space="4"/>
+        </w:pBdr>
+        <w:spacing w:before="240" w:after="120"/>
+      </w:pPr>
+      <w:r>
+        <w:rPr>
+          <w:b/>
+          <w:bCs/>
+          <w:color w:val="8B7355"/>
+          <w:sz w:val="22"/>
+          <w:szCs w:val="22"/>
+          <w:rFonts w:ascii="Calibri" w:cs="Calibri" w:eastAsia="Calibri" w:hAnsi="Calibri"/>
+        </w:rPr>
+        <w:t xml:space="preserve">  </w:t>
+      </w:r>
+      <w:r>
+        <w:rPr>
+          <w:b/>
+          <w:bCs/>
+          <w:color w:val="0F2942"/>
+          <w:sz w:val="22"/>
+          <w:szCs w:val="22"/>
+          <w:rFonts w:ascii="Calibri" w:cs="Calibri" w:eastAsia="Calibri" w:hAnsi="Calibri"/>
+        </w:rPr>
+        <w:t xml:space="preserve">READ THIS SECTION CAREFULLY BEFORE YOU SIGN THE STATEMENT</w:t>
+      </w:r>
+    </w:p>
+    <w:p>
+      <w:pPr>
+        <w:spacing w:after="100" w:line="276"/>
+      </w:pPr>
+      <w:r>
+        <w:rPr>
+          <w:sz w:val="18"/>
+          <w:szCs w:val="18"/>
+          <w:rFonts w:ascii="Calibri" w:cs="Calibri" w:eastAsia="Calibri" w:hAnsi="Calibri"/>
+        </w:rPr>
+        <w:t xml:space="preserve">1. IF OFFERED EMPLOYMENT IT WILL BE INITIALLY FOR A PROBATIONARY PERIOD OF 16 WEEKS. AFTER A PERIOD OF 12 WEEKS FROM START DATE FOR SCREENING:</w:t>
+      </w:r>
+    </w:p>
+    <w:p>
+      <w:pPr>
+        <w:spacing w:after="100" w:line="276"/>
+      </w:pPr>
+      <w:r>
+        <w:rPr>
+          <w:sz w:val="18"/>
+          <w:szCs w:val="18"/>
+          <w:rFonts w:ascii="Calibri" w:cs="Calibri" w:eastAsia="Calibri" w:hAnsi="Calibri"/>
+        </w:rPr>
+        <w:t xml:space="preserve">2. DURING THE PROBATIONARY PERIOD YOUR CONTRACT OF EMPLOYMENT MAY BE TERMINABLE BY THE "COMPANY" BY NO LESS THAN 24 HOURS NOTICE IN WRITING. THIS APPLIES TO SCREENING PERIOD ALSO.</w:t>
+      </w:r>
+    </w:p>
+    <w:p>
+      <w:pPr>
+        <w:spacing w:after="100" w:line="276"/>
+      </w:pPr>
+      <w:r>
+        <w:rPr>
+          <w:sz w:val="18"/>
+          <w:szCs w:val="18"/>
+          <w:rFonts w:ascii="Calibri" w:cs="Calibri" w:eastAsia="Calibri" w:hAnsi="Calibri"/>
+        </w:rPr>
+        <w:t xml:space="preserve">CONTINUED EMPLOYMENT IS CONDITIONAL UPON SATISFACTORY SCREENING.</w:t>
+      </w:r>
+    </w:p>
+    <w:p>
+      <w:pPr>
+        <w:spacing w:after="100" w:line="276"/>
+      </w:pPr>
+      <w:r>
+        <w:rPr>
+          <w:sz w:val="18"/>
+          <w:szCs w:val="18"/>
+          <w:rFonts w:ascii="Calibri" w:cs="Calibri" w:eastAsia="Calibri" w:hAnsi="Calibri"/>
+        </w:rPr>
+        <w:t xml:space="preserve">WE COMPLETE SOCIAL MEDIA AND INTERNET SEARCHES ON ALL APPLICANTS TO IDENTIFY ILLEGAL ACTIVITY INCLUDING BUT NOT EXCLUSIVELY HATE CRIME</w:t>
+      </w:r>
+    </w:p>
+    <w:p>
+      <w:pPr>
+        <w:spacing w:after="80"/>
+      </w:pPr>
+    </w:p>
+    <w:tbl>
+      <w:tblPr>
+        <w:tblW w:type="dxa" w:w="9360"/>
+        <w:tblBorders>
+          <w:top w:val="single" w:color="auto" w:sz="4"/>
+          <w:left w:val="single" w:color="auto" w:sz="4"/>
+          <w:bottom w:val="single" w:color="auto" w:sz="4"/>
+          <w:right w:val="single" w:color="auto" w:sz="4"/>
+          <w:insideH w:val="single" w:color="auto" w:sz="4"/>
+          <w:insideV w:val="single" w:color="auto" w:sz="4"/>
+        </w:tblBorders>
+      </w:tblPr>
+      <w:tblGrid>
+        <w:gridCol w:w="9360"/>
+      </w:tblGrid>
+      <w:tr>
+        <w:tc>
+          <w:tcPr>
+            <w:tcW w:type="dxa" w:w="9360"/>
+            <w:tcBorders>
+              <w:top w:val="none" w:color="FFFFFF" w:sz="0"/>
+              <w:left w:val="none" w:color="FFFFFF" w:sz="0"/>
+              <w:bottom w:val="none" w:color="FFFFFF" w:sz="0"/>
+              <w:right w:val="none" w:color="FFFFFF" w:sz="0"/>
+            </w:tcBorders>
+            <w:shd w:fill="1F4E79" w:val="clear"/>
+            <w:tcMar>
+              <w:top w:type="dxa" w:w="80"/>
+              <w:left w:type="dxa" w:w="140"/>
+              <w:bottom w:type="dxa" w:w="80"/>
+              <w:right w:type="dxa" w:w="140"/>
+            </w:tcMar>
+          </w:tcPr>
+          <w:p>
+            <w:pPr>
+              <w:jc w:val="center"/>
+            </w:pPr>
+            <w:r>
+              <w:rPr>
+                <w:b/>
+                <w:bCs/>
+                <w:color w:val="FFFFFF"/>
+                <w:sz w:val="18"/>
+                <w:szCs w:val="18"/>
+                <w:caps/>
+                <w:rFonts w:ascii="Calibri" w:cs="Calibri" w:eastAsia="Calibri" w:hAnsi="Calibri"/>
+              </w:rPr>
+              <w:t xml:space="preserve">STATEMENT TO BE SIGNED BY APPLICANT</w:t>
+            </w:r>
+          </w:p>
+        </w:tc>
+      </w:tr>
+    </w:tbl>
+    <w:p>
+      <w:pPr>
+        <w:spacing w:after="100"/>
+      </w:pPr>
+    </w:p>
+    <w:p>
+      <w:pPr>
+        <w:spacing w:after="80"/>
+      </w:pPr>
+      <w:r>
+        <w:rPr>
+          <w:sz w:val="18"/>
+          <w:szCs w:val="18"/>
+          <w:rFonts w:ascii="Calibri" w:cs="Calibri" w:eastAsia="Calibri" w:hAnsi="Calibri"/>
+        </w:rPr>
+        <w:t xml:space="preserve">I _________________________CERTIFY THAT TO THE BEST OF MY KNOWLEDGE, THE INFORMATION I HAVE GIVEN IS COMPLETE AND CORRECT, AND I UNDERSTAND THAT MISREPRESENTATION OF FACTS IS GROUNDS FOR IMMEDIATE DISMISSAL AND RENDERS ME LIABLE FOR PROSECUTION.</w:t>
+      </w:r>
+    </w:p>
+    <w:p>
+      <w:pPr>
+        <w:spacing w:after="100" w:line="276"/>
+      </w:pPr>
+      <w:r>
+        <w:rPr>
+          <w:sz w:val="18"/>
+          <w:szCs w:val="18"/>
+          <w:rFonts w:ascii="Calibri" w:cs="Calibri" w:eastAsia="Calibri" w:hAnsi="Calibri"/>
+        </w:rPr>
+        <w:t xml:space="preserve">I AUTHORISE THE COMPANY TO APPROACH ANY GOVERNMENT AGENCIES, FORMER EMPLOYERS, CREDIT AGENCIES AND PERSONAL REFEREES TO VERIFY THE INFORMATION GIVEN AND WILL SUPPLY A STATUTORY DECLARATION IF REQUIRED (I GIVE PERMISSION FOR MY PRESENT EMPLOYER TO BE APPROACHED). I CONFIRM IF SUCCESSFUL</w:t>
+      </w:r>
+    </w:p>
+    <w:p>
+      <w:pPr>
+        <w:spacing w:before="120" w:after="80"/>
+      </w:pPr>
+      <w:r>
+        <w:rPr>
+          <w:b/>
+          <w:bCs/>
+          <w:sz w:val="19"/>
+          <w:szCs w:val="19"/>
+          <w:rFonts w:ascii="Calibri" w:cs="Calibri" w:eastAsia="Calibri" w:hAnsi="Calibri"/>
+        </w:rPr>
+        <w:t xml:space="preserve">APPLICANTS SIGNATURE: _______________________________________DATE:_______________________</w:t>
+      </w:r>
+    </w:p>
+    <w:p>
+      <w:pPr>
+        <w:spacing w:after="120"/>
+      </w:pPr>
+    </w:p>
+    <w:p>
+      <w:pPr>
+        <w:spacing w:after="60"/>
+      </w:pPr>
+      <w:r>
+        <w:rPr>
+          <w:b/>
+          <w:bCs/>
+          <w:color w:val="0F2942"/>
+          <w:sz w:val="20"/>
+          <w:szCs w:val="20"/>
+          <w:rFonts w:ascii="Calibri" w:cs="Calibri" w:eastAsia="Calibri" w:hAnsi="Calibri"/>
+        </w:rPr>
+        <w:t xml:space="preserve">ADDITIONAL INFORMATION</w:t>
+      </w:r>
+    </w:p>
+    <w:p>
+      <w:pPr>
+        <w:spacing w:after="80"/>
+      </w:pPr>
+      <w:r>
+        <w:rPr>
+          <w:i/>
+          <w:iCs/>
+          <w:color w:val="555555"/>
+          <w:sz w:val="18"/>
+          <w:szCs w:val="18"/>
+          <w:rFonts w:ascii="Calibri" w:cs="Calibri" w:eastAsia="Calibri" w:hAnsi="Calibri"/>
+        </w:rPr>
+        <w:t xml:space="preserve">(PLEASE USE THIS SECTION TO SUPPLY ANY OTHER RELEVANT INFORMATION)</w:t>
+      </w:r>
+    </w:p>
+    <w:p>
+      <w:pPr>
+        <w:pBdr>
+          <w:bottom w:val="single" w:color="D0D5DD" w:sz="4" w:space="1"/>
+        </w:pBdr>
+        <w:spacing w:after="40"/>
+      </w:pPr>
+    </w:p>
+    <w:p>
+      <w:pPr>
+        <w:pBdr>
+          <w:bottom w:val="single" w:color="D0D5DD" w:sz="4" w:space="1"/>
+        </w:pBdr>
+        <w:spacing w:after="40"/>
+      </w:pPr>
+    </w:p>
+    <w:p>
+      <w:pPr>
+        <w:pBdr>
+          <w:bottom w:val="single" w:color="D0D5DD" w:sz="4" w:space="1"/>
+        </w:pBdr>
+        <w:spacing w:after="40"/>
+      </w:pPr>
+    </w:p>
+    <w:p>
+      <w:pPr>
+        <w:pBdr>
+          <w:bottom w:val="single" w:color="D0D5DD" w:sz="4" w:space="1"/>
+        </w:pBdr>
+        <w:spacing w:after="40"/>
+      </w:pPr>
+    </w:p>
+    <w:p>
+      <w:pPr>
+        <w:pBdr>
+          <w:bottom w:val="single" w:color="D0D5DD" w:sz="4" w:space="1"/>
+        </w:pBdr>
+        <w:spacing w:after="40"/>
+      </w:pPr>
+    </w:p>
+    <w:p>
+      <w:pPr>
+        <w:pBdr>
+          <w:bottom w:val="single" w:color="D0D5DD" w:sz="4" w:space="1"/>
+        </w:pBdr>
+        <w:spacing w:after="40"/>
+      </w:pPr>
+    </w:p>
+    <w:p>
+      <w:pPr>
+        <w:spacing w:after="160"/>
+      </w:pPr>
+    </w:p>
+    <w:tbl>
+      <w:tblPr>
+        <w:tblW w:type="dxa" w:w="9360"/>
+        <w:tblBorders>
+          <w:top w:val="single" w:color="auto" w:sz="4"/>
+          <w:left w:val="single" w:color="auto" w:sz="4"/>
+          <w:bottom w:val="single" w:color="auto" w:sz="4"/>
+          <w:right w:val="single" w:color="auto" w:sz="4"/>
+          <w:insideH w:val="single" w:color="auto" w:sz="4"/>
+          <w:insideV w:val="single" w:color="auto" w:sz="4"/>
+        </w:tblBorders>
+      </w:tblPr>
+      <w:tblGrid>
+        <w:gridCol w:w="9360"/>
+      </w:tblGrid>
+      <w:tr>
+        <w:tc>
+          <w:tcPr>
+            <w:tcW w:type="dxa" w:w="9360"/>
+            <w:tcBorders>
+              <w:top w:val="none" w:color="FFFFFF" w:sz="0"/>
+              <w:left w:val="none" w:color="FFFFFF" w:sz="0"/>
+              <w:bottom w:val="none" w:color="FFFFFF" w:sz="0"/>
+              <w:right w:val="none" w:color="FFFFFF" w:sz="0"/>
+            </w:tcBorders>
+            <w:shd w:fill="0F2942" w:val="clear"/>
+            <w:tcMar>
+              <w:top w:type="dxa" w:w="80"/>
+              <w:left w:type="dxa" w:w="140"/>
+              <w:bottom w:type="dxa" w:w="80"/>
+              <w:right w:type="dxa" w:w="140"/>
+            </w:tcMar>
+          </w:tcPr>
+          <w:p>
+            <w:pPr>
+              <w:jc w:val="center"/>
+            </w:pPr>
+            <w:r>
+              <w:rPr>
+                <w:b/>
+                <w:bCs/>
+                <w:color w:val="FFFFFF"/>
+                <w:sz w:val="18"/>
+                <w:szCs w:val="18"/>
+                <w:caps/>
+                <w:rFonts w:ascii="Calibri" w:cs="Calibri" w:eastAsia="Calibri" w:hAnsi="Calibri"/>
+              </w:rPr>
+              <w:t xml:space="preserve">Notice to all Applicants</w:t>
+            </w:r>
+          </w:p>
+        </w:tc>
+      </w:tr>
+    </w:tbl>
+    <w:p>
+      <w:pPr>
+        <w:spacing w:after="100"/>
+      </w:pPr>
+    </w:p>
+    <w:p>
+      <w:pPr>
+        <w:spacing w:after="100" w:line="276"/>
+      </w:pPr>
+      <w:r>
+        <w:rPr>
+          <w:sz w:val="18"/>
+          <w:szCs w:val="18"/>
+          <w:rFonts w:ascii="Calibri" w:cs="Calibri" w:eastAsia="Calibri" w:hAnsi="Calibri"/>
+        </w:rPr>
+        <w:t xml:space="preserve">CSTM SERVICES LTD Conforms to the Standard of BS 7858:2019 and as such all applicants must undergo a security screening process.</w:t>
+      </w:r>
+    </w:p>
+    <w:p>
+      <w:pPr>
+        <w:spacing w:after="100" w:line="276"/>
+      </w:pPr>
+      <w:r>
+        <w:rPr>
+          <w:sz w:val="18"/>
+          <w:szCs w:val="18"/>
+          <w:rFonts w:ascii="Calibri" w:cs="Calibri" w:eastAsia="Calibri" w:hAnsi="Calibri"/>
+        </w:rPr>
+        <w:t xml:space="preserve">The application must be completed in full.</w:t>
+      </w:r>
+    </w:p>
+    <w:p>
+      <w:pPr>
+        <w:spacing w:after="100" w:line="276"/>
+      </w:pPr>
+      <w:r>
+        <w:rPr>
+          <w:sz w:val="18"/>
+          <w:szCs w:val="18"/>
+          <w:rFonts w:ascii="Calibri" w:cs="Calibri" w:eastAsia="Calibri" w:hAnsi="Calibri"/>
+        </w:rPr>
+        <w:t xml:space="preserve">A full 5 year work history (or in the case of a younger applicant a 10 year if the company requires the later for client or insurance reasons).</w:t>
+      </w:r>
+    </w:p>
+    <w:p>
+      <w:pPr>
+        <w:spacing w:after="100" w:line="276"/>
+      </w:pPr>
+      <w:r>
+        <w:rPr>
+          <w:sz w:val="18"/>
+          <w:szCs w:val="18"/>
+          <w:rFonts w:ascii="Calibri" w:cs="Calibri" w:eastAsia="Calibri" w:hAnsi="Calibri"/>
+        </w:rPr>
+        <w:t xml:space="preserve">Personal references · Proof of ID · Proof of address · Medical history · National Insurance Check · Criminal Records Bureau Screening via the S.I.A.</w:t>
+      </w:r>
+    </w:p>
+    <w:p>
+      <w:pPr>
+        <w:spacing w:before="80" w:after="60"/>
+      </w:pPr>
+      <w:r>
+        <w:rPr>
+          <w:b/>
+          <w:bCs/>
+          <w:sz w:val="18"/>
+          <w:szCs w:val="18"/>
+          <w:rFonts w:ascii="Calibri" w:cs="Calibri" w:eastAsia="Calibri" w:hAnsi="Calibri"/>
+        </w:rPr>
+        <w:t xml:space="preserve">As to enable us to process your application please supply the following in full</w:t>
+      </w:r>
+    </w:p>
+    <w:p>
+      <w:pPr>
+        <w:spacing w:after="100" w:line="276"/>
+      </w:pPr>
+      <w:r>
+        <w:rPr>
+          <w:sz w:val="18"/>
+          <w:szCs w:val="18"/>
+          <w:rFonts w:ascii="Calibri" w:cs="Calibri" w:eastAsia="Calibri" w:hAnsi="Calibri"/>
+        </w:rPr>
+        <w:t xml:space="preserve">• Full names, addresses and telephone numbers of previous employers</w:t>
+      </w:r>
+    </w:p>
+    <w:p>
+      <w:pPr>
+        <w:spacing w:after="100" w:line="276"/>
+      </w:pPr>
+      <w:r>
+        <w:rPr>
+          <w:sz w:val="18"/>
+          <w:szCs w:val="18"/>
+          <w:rFonts w:ascii="Calibri" w:cs="Calibri" w:eastAsia="Calibri" w:hAnsi="Calibri"/>
+        </w:rPr>
+        <w:t xml:space="preserve">• Full names, addresses and telephone numbers of personal references</w:t>
+      </w:r>
+    </w:p>
+    <w:p>
+      <w:pPr>
+        <w:spacing w:after="100" w:line="276"/>
+      </w:pPr>
+      <w:r>
+        <w:rPr>
+          <w:sz w:val="18"/>
+          <w:szCs w:val="18"/>
+          <w:rFonts w:ascii="Calibri" w:cs="Calibri" w:eastAsia="Calibri" w:hAnsi="Calibri"/>
+        </w:rPr>
+        <w:t xml:space="preserve">• Full details of any unemployment</w:t>
+      </w:r>
+    </w:p>
+    <w:p>
+      <w:pPr>
+        <w:spacing w:before="80" w:after="60"/>
+      </w:pPr>
+      <w:r>
+        <w:rPr>
+          <w:b/>
+          <w:bCs/>
+          <w:sz w:val="18"/>
+          <w:szCs w:val="18"/>
+          <w:rFonts w:ascii="Calibri" w:cs="Calibri" w:eastAsia="Calibri" w:hAnsi="Calibri"/>
+        </w:rPr>
+        <w:t xml:space="preserve">Please bring the following items to your interview</w:t>
+      </w:r>
+    </w:p>
+    <w:p>
+      <w:pPr>
+        <w:spacing w:after="100" w:line="276"/>
+      </w:pPr>
+      <w:r>
+        <w:rPr>
+          <w:sz w:val="18"/>
+          <w:szCs w:val="18"/>
+          <w:rFonts w:ascii="Calibri" w:cs="Calibri" w:eastAsia="Calibri" w:hAnsi="Calibri"/>
+        </w:rPr>
+        <w:t xml:space="preserve">Birth certificate · Passport (if held) · Two recent utility bills · Driving licence (if held) · Two passport size photographs · Bank details · P45 if you have one</w:t>
+      </w:r>
+    </w:p>
+    <w:p>
+      <w:pPr>
+        <w:spacing w:after="100" w:line="276"/>
+      </w:pPr>
+      <w:r>
+        <w:rPr>
+          <w:sz w:val="18"/>
+          <w:szCs w:val="18"/>
+          <w:rFonts w:ascii="Calibri" w:cs="Calibri" w:eastAsia="Calibri" w:hAnsi="Calibri"/>
+        </w:rPr>
+        <w:t xml:space="preserve">Failure to complete this application form could result in your application being delayed or rejected. Any information supplied that is found to be fraudulent would result in dismissal or in some cases legal action being taken.</w:t>
+      </w:r>
+    </w:p>
+    <w:p>
+      <w:pPr>
+        <w:spacing w:after="100"/>
+      </w:pPr>
+    </w:p>
+    <w:p>
+      <w:pPr>
+        <w:spacing w:after="80"/>
+      </w:pPr>
+      <w:r>
+        <w:rPr>
+          <w:b/>
+          <w:bCs/>
+          <w:color w:val="0F2942"/>
+          <w:sz w:val="20"/>
+          <w:szCs w:val="20"/>
+          <w:rFonts w:ascii="Calibri" w:cs="Calibri" w:eastAsia="Calibri" w:hAnsi="Calibri"/>
+        </w:rPr>
+        <w:t xml:space="preserve">Before proceeding with this application</w:t>
+      </w:r>
+    </w:p>
+    <w:p>
+      <w:pPr>
+        <w:spacing w:after="60"/>
+      </w:pPr>
+      <w:r>
+        <w:rPr>
+          <w:sz w:val="18"/>
+          <w:szCs w:val="18"/>
+          <w:rFonts w:ascii="Calibri" w:cs="Calibri" w:eastAsia="Calibri" w:hAnsi="Calibri"/>
+        </w:rPr>
+        <w:t xml:space="preserve">Do you agree to a S.I.A. Criminal record check being carried out? YES/NO</w:t>
+      </w:r>
+    </w:p>
+    <w:p>
+      <w:pPr>
+        <w:spacing w:after="60"/>
+      </w:pPr>
+      <w:r>
+        <w:rPr>
+          <w:sz w:val="18"/>
+          <w:szCs w:val="18"/>
+          <w:rFonts w:ascii="Calibri" w:cs="Calibri" w:eastAsia="Calibri" w:hAnsi="Calibri"/>
+        </w:rPr>
+        <w:t xml:space="preserve">Do you fully understand the potential consequences? YES/NO</w:t>
+      </w:r>
+    </w:p>
+    <w:p>
+      <w:pPr>
+        <w:spacing w:after="120"/>
+      </w:pPr>
+      <w:r>
+        <w:rPr>
+          <w:sz w:val="18"/>
+          <w:szCs w:val="18"/>
+          <w:rFonts w:ascii="Calibri" w:cs="Calibri" w:eastAsia="Calibri" w:hAnsi="Calibri"/>
+        </w:rPr>
+        <w:t xml:space="preserve">Do you agree to a credit check taken via a credit agency regards to yourself YES/NO?</w:t>
+      </w:r>
+    </w:p>
+    <w:p>
+      <w:pPr>
+        <w:spacing w:after="60"/>
+      </w:pPr>
+      <w:r>
+        <w:rPr>
+          <w:sz w:val="19"/>
+          <w:szCs w:val="19"/>
+          <w:rFonts w:ascii="Calibri" w:cs="Calibri" w:eastAsia="Calibri" w:hAnsi="Calibri"/>
+        </w:rPr>
+        <w:t xml:space="preserve">Print Name_______________________</w:t>
+      </w:r>
+    </w:p>
+    <w:p>
+      <w:pPr>
+        <w:spacing w:after="60"/>
+      </w:pPr>
+      <w:r>
+        <w:rPr>
+          <w:sz w:val="19"/>
+          <w:szCs w:val="19"/>
+          <w:rFonts w:ascii="Calibri" w:cs="Calibri" w:eastAsia="Calibri" w:hAnsi="Calibri"/>
+        </w:rPr>
+        <w:t xml:space="preserve">Signature________________________</w:t>
+      </w:r>
+    </w:p>
+    <w:p>
+      <w:pPr>
+        <w:spacing w:after="160"/>
+      </w:pPr>
+      <w:r>
+        <w:rPr>
+          <w:sz w:val="19"/>
+          <w:szCs w:val="19"/>
+          <w:rFonts w:ascii="Calibri" w:cs="Calibri" w:eastAsia="Calibri" w:hAnsi="Calibri"/>
+        </w:rPr>
+        <w:t xml:space="preserve">Date ___________________________</w:t>
+      </w:r>
+    </w:p>
+    <w:tbl>
+      <w:tblPr>
+        <w:tblW w:type="dxa" w:w="9360"/>
+        <w:tblBorders>
+          <w:top w:val="single" w:color="auto" w:sz="4"/>
+          <w:left w:val="single" w:color="auto" w:sz="4"/>
+          <w:bottom w:val="single" w:color="auto" w:sz="4"/>
+          <w:right w:val="single" w:color="auto" w:sz="4"/>
+          <w:insideH w:val="single" w:color="auto" w:sz="4"/>
+          <w:insideV w:val="single" w:color="auto" w:sz="4"/>
+        </w:tblBorders>
+      </w:tblPr>
+      <w:tblGrid>
+        <w:gridCol w:w="9360"/>
+      </w:tblGrid>
+      <w:tr>
+        <w:tc>
+          <w:tcPr>
+            <w:tcW w:type="dxa" w:w="9360"/>
+            <w:tcBorders>
+              <w:top w:val="none" w:color="FFFFFF" w:sz="0"/>
+              <w:left w:val="none" w:color="FFFFFF" w:sz="0"/>
+              <w:bottom w:val="none" w:color="FFFFFF" w:sz="0"/>
+              <w:right w:val="none" w:color="FFFFFF" w:sz="0"/>
+            </w:tcBorders>
+            <w:shd w:fill="4A5568" w:val="clear"/>
+            <w:tcMar>
+              <w:top w:type="dxa" w:w="80"/>
+              <w:left w:type="dxa" w:w="140"/>
+              <w:bottom w:type="dxa" w:w="80"/>
+              <w:right w:type="dxa" w:w="140"/>
+            </w:tcMar>
+          </w:tcPr>
+          <w:p>
+            <w:pPr>
+              <w:jc w:val="center"/>
+            </w:pPr>
+            <w:r>
+              <w:rPr>
+                <w:b/>
+                <w:bCs/>
+                <w:color w:val="FFFFFF"/>
+                <w:sz w:val="18"/>
+                <w:szCs w:val="18"/>
+                <w:caps/>
+                <w:rFonts w:ascii="Calibri" w:cs="Calibri" w:eastAsia="Calibri" w:hAnsi="Calibri"/>
+              </w:rPr>
+              <w:t xml:space="preserve">FOR OFFICE USE ONLY</w:t>
+            </w:r>
+          </w:p>
+        </w:tc>
+      </w:tr>
+    </w:tbl>
+    <w:p>
+      <w:pPr>
+        <w:spacing w:after="100"/>
+      </w:pPr>
+    </w:p>
+    <w:p>
+      <w:pPr>
+        <w:spacing w:after="100" w:line="276"/>
+      </w:pPr>
+      <w:r>
+        <w:rPr>
+          <w:sz w:val="17"/>
+          <w:szCs w:val="17"/>
+          <w:rFonts w:ascii="Calibri" w:cs="Calibri" w:eastAsia="Calibri" w:hAnsi="Calibri"/>
+        </w:rPr>
+        <w:t xml:space="preserve">Associated Documents:           Seen:Date:       Copy Retained:</w:t>
+      </w:r>
+    </w:p>
+    <w:p>
+      <w:pPr>
+        <w:spacing w:after="100" w:line="276"/>
+      </w:pPr>
+      <w:r>
+        <w:rPr>
+          <w:sz w:val="17"/>
+          <w:szCs w:val="17"/>
+          <w:rFonts w:ascii="Calibri" w:cs="Calibri" w:eastAsia="Calibri" w:hAnsi="Calibri"/>
+        </w:rPr>
+        <w:t xml:space="preserve">Birth Certificate/Passport</w:t>
+      </w:r>
+    </w:p>
+    <w:p>
+      <w:pPr>
+        <w:spacing w:after="100" w:line="276"/>
+      </w:pPr>
+      <w:r>
+        <w:rPr>
+          <w:sz w:val="17"/>
+          <w:szCs w:val="17"/>
+          <w:rFonts w:ascii="Calibri" w:cs="Calibri" w:eastAsia="Calibri" w:hAnsi="Calibri"/>
+        </w:rPr>
+        <w:t xml:space="preserve">S.I.A. Licence</w:t>
+      </w:r>
+    </w:p>
+    <w:p>
+      <w:pPr>
+        <w:spacing w:after="100" w:line="276"/>
+      </w:pPr>
+      <w:r>
+        <w:rPr>
+          <w:sz w:val="17"/>
+          <w:szCs w:val="17"/>
+          <w:rFonts w:ascii="Calibri" w:cs="Calibri" w:eastAsia="Calibri" w:hAnsi="Calibri"/>
+        </w:rPr>
+        <w:t xml:space="preserve">Service Record</w:t>
+      </w:r>
+    </w:p>
+    <w:p>
+      <w:pPr>
+        <w:spacing w:after="100" w:line="276"/>
+      </w:pPr>
+      <w:r>
+        <w:rPr>
+          <w:sz w:val="17"/>
+          <w:szCs w:val="17"/>
+          <w:rFonts w:ascii="Calibri" w:cs="Calibri" w:eastAsia="Calibri" w:hAnsi="Calibri"/>
+        </w:rPr>
+        <w:t xml:space="preserve">Utility Bill/Bank Statement</w:t>
+      </w:r>
+    </w:p>
+    <w:p>
+      <w:pPr>
+        <w:spacing w:after="80"/>
+      </w:pPr>
+      <w:r>
+        <w:rPr>
+          <w:i/>
+          <w:iCs/>
+          <w:color w:val="555555"/>
+          <w:sz w:val="18"/>
+          <w:szCs w:val="18"/>
+          <w:rFonts w:ascii="Calibri" w:cs="Calibri" w:eastAsia="Calibri" w:hAnsi="Calibri"/>
+        </w:rPr>
+        <w:t xml:space="preserve">NOTE: PHOTOCOPIES OF ONE THE ABOVE DOCUMENTS ARE TO BE INCLUDED WITHIN VETTING PAPERS.</w:t>
+      </w:r>
+    </w:p>
+    <w:p>
+      <w:pPr>
+        <w:spacing w:after="80"/>
+      </w:pPr>
+    </w:p>
+    <w:p>
+      <w:pPr>
+        <w:spacing w:after="100" w:line="276"/>
+      </w:pPr>
+      <w:r>
+        <w:rPr>
+          <w:sz w:val="18"/>
+          <w:szCs w:val="18"/>
+          <w:rFonts w:ascii="Calibri" w:cs="Calibri" w:eastAsia="Calibri" w:hAnsi="Calibri"/>
+        </w:rPr>
+        <w:t xml:space="preserve">I HAVE CHECKED THE DETAILS OF THIS APPLICATION FORM AND CONFIRM THAT ALL INFORMATION IS CORRECT AT TIME OF INTERVIEW.</w:t>
+      </w:r>
+    </w:p>
+    <w:p>
+      <w:pPr>
+        <w:spacing w:before="80" w:after="120"/>
+      </w:pPr>
+      <w:r>
+        <w:rPr>
+          <w:sz w:val="18"/>
+          <w:szCs w:val="18"/>
+          <w:rFonts w:ascii="Calibri" w:cs="Calibri" w:eastAsia="Calibri" w:hAnsi="Calibri"/>
+        </w:rPr>
+        <w:t xml:space="preserve">PRINT NAME……………………………………………… SIGN………………………………………</w:t>
+      </w:r>
+    </w:p>
+    <w:p>
+      <w:pPr>
+        <w:spacing w:before="80" w:after="40"/>
+      </w:pPr>
+      <w:r>
+        <w:rPr>
+          <w:b/>
+          <w:bCs/>
+          <w:color w:val="0F2942"/>
+          <w:sz w:val="18"/>
+          <w:szCs w:val="18"/>
+          <w:rFonts w:ascii="Calibri" w:cs="Calibri" w:eastAsia="Calibri" w:hAnsi="Calibri"/>
+        </w:rPr>
+        <w:t xml:space="preserve">SOCIAL MEDIA CHECK FINDINGS</w:t>
+      </w:r>
+    </w:p>
+    <w:p>
+      <w:pPr>
+        <w:pBdr>
+          <w:bottom w:val="single" w:color="D0D5DD" w:sz="4" w:space="1"/>
+        </w:pBdr>
+        <w:spacing w:after="40"/>
+      </w:pPr>
+    </w:p>
+    <w:p>
+      <w:pPr>
+        <w:pBdr>
+          <w:bottom w:val="single" w:color="D0D5DD" w:sz="4" w:space="1"/>
+        </w:pBdr>
+        <w:spacing w:after="40"/>
+      </w:pPr>
+    </w:p>
+    <w:p>
+      <w:pPr>
+        <w:pBdr>
+          <w:bottom w:val="single" w:color="D0D5DD" w:sz="4" w:space="1"/>
+        </w:pBdr>
+        <w:spacing w:after="40"/>
+      </w:pPr>
+    </w:p>
+    <w:p>
+      <w:pPr>
+        <w:pBdr>
+          <w:bottom w:val="single" w:color="D0D5DD" w:sz="4" w:space="1"/>
+        </w:pBdr>
+        <w:spacing w:after="40"/>
+      </w:pPr>
+    </w:p>
+    <w:p>
+      <w:pPr>
+        <w:spacing w:before="80" w:after="40"/>
+      </w:pPr>
+      <w:r>
+        <w:rPr>
+          <w:b/>
+          <w:bCs/>
+          <w:color w:val="0F2942"/>
+          <w:sz w:val="18"/>
+          <w:szCs w:val="18"/>
+          <w:rFonts w:ascii="Calibri" w:cs="Calibri" w:eastAsia="Calibri" w:hAnsi="Calibri"/>
+        </w:rPr>
+        <w:t xml:space="preserve">INTERNET SEARCH FINDINGS</w:t>
+      </w:r>
+    </w:p>
+    <w:p>
+      <w:pPr>
+        <w:pBdr>
+          <w:bottom w:val="single" w:color="D0D5DD" w:sz="4" w:space="1"/>
+        </w:pBdr>
+        <w:spacing w:after="40"/>
+      </w:pPr>
+    </w:p>
+    <w:p>
+      <w:pPr>
+        <w:pBdr>
+          <w:bottom w:val="single" w:color="D0D5DD" w:sz="4" w:space="1"/>
+        </w:pBdr>
+        <w:spacing w:after="40"/>
+      </w:pPr>
+    </w:p>
+    <w:p>
+      <w:pPr>
+        <w:pBdr>
+          <w:bottom w:val="single" w:color="D0D5DD" w:sz="4" w:space="1"/>
+        </w:pBdr>
+        <w:spacing w:after="40"/>
+      </w:pPr>
+    </w:p>
+    <w:p>
+      <w:pPr>
+        <w:pBdr>
+          <w:bottom w:val="single" w:color="D0D5DD" w:sz="4" w:space="1"/>
+        </w:pBdr>
+        <w:spacing w:after="40"/>
+      </w:pPr>
+    </w:p>
+    <w:sectPr>
+      <w:headerReference w:type="default" r:id="rId6"/>
+      <w:footerReference w:type="default" r:id="rId7"/>
+      <w:pgSz w:w="11906" w:h="16838" w:orient="portrait"/>
+      <w:pgMar w:top="720" w:right="720" w:bottom="720" w:left="720" w:header="708" w:footer="708" w:gutter="0"/>
+      <w:pgNumType/>
+      <w:docGrid w:linePitch="360"/>
+    </w:sectPr>
+  </w:body>
+</w:document>
 </file>
 
 <file path=word/comments.xml><?xml version="1.0" encoding="utf-8"?>
